--- a/public/templates/preaviso-no-renovacion.docx
+++ b/public/templates/preaviso-no-renovacion.docx
@@ -1,53 +1,122 @@
 
 <file path=word/document.xml><?xml version="1.0" encoding="utf-8"?>
-<w:document xmlns:w="http://schemas.openxmlformats.org/wordprocessingml/2006/main" xmlns:wps="http://schemas.microsoft.com/office/word/2010/wordprocessingShape" xmlns:mc="http://schemas.openxmlformats.org/markup-compatibility/2006" xmlns:w10="urn:schemas-microsoft-com:office:word" xmlns:v="urn:schemas-microsoft-com:vml" xmlns:wp14="http://schemas.microsoft.com/office/word/2010/wordprocessingDrawing" xmlns:wpg="http://schemas.microsoft.com/office/word/2010/wordprocessingGroup" xmlns:wpc="http://schemas.microsoft.com/office/word/2010/wordprocessingCanvas" xmlns:w14="http://schemas.microsoft.com/office/word/2010/wordml" xmlns:w15="http://schemas.microsoft.com/office/word/2012/wordml" xmlns:cx1="http://schemas.microsoft.com/office/drawing/2015/9/8/chartex" xmlns:cx2="http://schemas.microsoft.com/office/drawing/2015/10/21/chartex" mc:Ignorable="wp14 w14 w15">
+<w:document xmlns:wpc="http://schemas.microsoft.com/office/word/2010/wordprocessingCanvas" xmlns:cx="http://schemas.microsoft.com/office/drawing/2014/chartex" xmlns:cx1="http://schemas.microsoft.com/office/drawing/2015/9/8/chartex" xmlns:cx2="http://schemas.microsoft.com/office/drawing/2015/10/21/chartex" xmlns:cx3="http://schemas.microsoft.com/office/drawing/2016/5/9/chartex" xmlns:cx4="http://schemas.microsoft.com/office/drawing/2016/5/10/chartex" xmlns:cx5="http://schemas.microsoft.com/office/drawing/2016/5/11/chartex" xmlns:cx6="http://schemas.microsoft.com/office/drawing/2016/5/12/chartex" xmlns:cx7="http://schemas.microsoft.com/office/drawing/2016/5/13/chartex" xmlns:cx8="http://schemas.microsoft.com/office/drawing/2016/5/14/chartex" xmlns:mc="http://schemas.openxmlformats.org/markup-compatibility/2006" xmlns:aink="http://schemas.microsoft.com/office/drawing/2016/ink" xmlns:am3d="http://schemas.microsoft.com/office/drawing/2017/model3d" xmlns:o="urn:schemas-microsoft-com:office:office" xmlns:oel="http://schemas.microsoft.com/office/2019/extlst" xmlns:r="http://schemas.openxmlformats.org/officeDocument/2006/relationships" xmlns:m="http://schemas.openxmlformats.org/officeDocument/2006/math" xmlns:v="urn:schemas-microsoft-com:vml" xmlns:wp14="http://schemas.microsoft.com/office/word/2010/wordprocessingDrawing" xmlns:wp="http://schemas.openxmlformats.org/drawingml/2006/wordprocessingDrawing" xmlns:w10="urn:schemas-microsoft-com:office:word" xmlns:w="http://schemas.openxmlformats.org/wordprocessingml/2006/main" xmlns:w14="http://schemas.microsoft.com/office/word/2010/wordml" xmlns:w15="http://schemas.microsoft.com/office/word/2012/wordml" xmlns:w16cex="http://schemas.microsoft.com/office/word/2018/wordml/cex" xmlns:w16cid="http://schemas.microsoft.com/office/word/2016/wordml/cid" xmlns:w16="http://schemas.microsoft.com/office/word/2018/wordml" xmlns:w16du="http://schemas.microsoft.com/office/word/2023/wordml/word16du" xmlns:w16sdtdh="http://schemas.microsoft.com/office/word/2020/wordml/sdtdatahash" xmlns:w16sdtfl="http://schemas.microsoft.com/office/word/2024/wordml/sdtformatlock" xmlns:w16se="http://schemas.microsoft.com/office/word/2015/wordml/symex" xmlns:wpg="http://schemas.microsoft.com/office/word/2010/wordprocessingGroup" xmlns:wpi="http://schemas.microsoft.com/office/word/2010/wordprocessingInk" xmlns:wne="http://schemas.microsoft.com/office/word/2006/wordml" xmlns:wps="http://schemas.microsoft.com/office/word/2010/wordprocessingShape" mc:Ignorable="w14 w15 w16se w16cid w16 w16cex w16sdtdh w16sdtfl w16du wp14">
   <w:body>
     <w:p>
       <w:pPr>
         <w:jc w:val="both"/>
         <w:rPr>
-          <w:rFonts w:ascii="Arial" w:hAnsi="Arial" w:cs="Arial" w:eastAsia="Arial"/>
+          <w:rFonts w:ascii="Arial" w:eastAsia="Arial" w:hAnsi="Arial" w:cs="Arial"/>
+          <w:color w:val="auto"/>
         </w:rPr>
       </w:pPr>
       <w:r>
         <w:rPr>
-          <w:rFonts w:ascii="Arial" w:hAnsi="Arial" w:cs="Arial" w:eastAsia="Arial"/>
+          <w:rFonts w:ascii="Arial" w:eastAsia="Arial" w:hAnsi="Arial" w:cs="Arial"/>
+          <w:color w:val="auto"/>
         </w:rPr>
         <w:t>Bucarama</w:t>
       </w:r>
       <w:r>
         <w:rPr>
-          <w:rFonts w:ascii="Arial" w:hAnsi="Arial" w:cs="Arial" w:eastAsia="Arial"/>
+          <w:rFonts w:ascii="Arial" w:eastAsia="Arial" w:hAnsi="Arial" w:cs="Arial"/>
+          <w:color w:val="auto"/>
           <w:spacing w:val="-3"/>
         </w:rPr>
         <w:t>n</w:t>
       </w:r>
       <w:r>
         <w:rPr>
-          <w:rFonts w:ascii="Arial" w:hAnsi="Arial" w:cs="Arial" w:eastAsia="Arial"/>
+          <w:rFonts w:ascii="Arial" w:eastAsia="Arial" w:hAnsi="Arial" w:cs="Arial"/>
+          <w:color w:val="auto"/>
           <w:spacing w:val="2"/>
         </w:rPr>
         <w:t>g</w:t>
       </w:r>
       <w:r>
         <w:rPr>
-          <w:rFonts w:ascii="Arial" w:hAnsi="Arial" w:cs="Arial" w:eastAsia="Arial"/>
+          <w:rFonts w:ascii="Arial" w:eastAsia="Arial" w:hAnsi="Arial" w:cs="Arial"/>
+          <w:color w:val="auto"/>
           <w:spacing w:val="-2"/>
         </w:rPr>
         <w:t>a</w:t>
       </w:r>
       <w:r>
         <w:rPr>
-          <w:rFonts w:ascii="Arial" w:hAnsi="Arial" w:cs="Arial" w:eastAsia="Arial"/>
-        </w:rPr>
-        <w:t xml:space="preserve">, _______ (__) de _____ de 20__ </w:t>
+          <w:rFonts w:ascii="Arial" w:eastAsia="Arial" w:hAnsi="Arial" w:cs="Arial"/>
+          <w:color w:val="auto"/>
+        </w:rPr>
+        <w:t>,</w:t>
+      </w:r>
+      <w:r>
+        <w:rPr>
+          <w:rFonts w:ascii="Arial" w:eastAsia="Arial" w:hAnsi="Arial" w:cs="Arial"/>
+          <w:color w:val="auto"/>
+        </w:rPr>
+        <w:t xml:space="preserve"> </w:t>
+      </w:r>
+      <w:r>
+        <w:rPr>
+          <w:rFonts w:ascii="Arial" w:eastAsia="Arial" w:hAnsi="Arial" w:cs="Arial"/>
+          <w:color w:val="auto"/>
+          <w:highlight w:val="yellow"/>
+        </w:rPr>
+        <w:t xml:space="preserve">Veintiséis </w:t>
+      </w:r>
+      <w:r>
+        <w:rPr>
+          <w:rFonts w:ascii="Arial" w:eastAsia="Arial" w:hAnsi="Arial" w:cs="Arial"/>
+          <w:color w:val="auto"/>
+          <w:highlight w:val="yellow"/>
+        </w:rPr>
+        <w:t>(</w:t>
+      </w:r>
+      <w:r>
+        <w:rPr>
+          <w:rFonts w:ascii="Arial" w:eastAsia="Arial" w:hAnsi="Arial" w:cs="Arial"/>
+          <w:color w:val="auto"/>
+          <w:highlight w:val="yellow"/>
+        </w:rPr>
+        <w:t>2</w:t>
+      </w:r>
+      <w:r>
+        <w:rPr>
+          <w:rFonts w:ascii="Arial" w:eastAsia="Arial" w:hAnsi="Arial" w:cs="Arial"/>
+          <w:color w:val="auto"/>
+          <w:highlight w:val="yellow"/>
+        </w:rPr>
+        <w:t>6</w:t>
+      </w:r>
+      <w:r>
+        <w:rPr>
+          <w:rFonts w:ascii="Arial" w:eastAsia="Arial" w:hAnsi="Arial" w:cs="Arial"/>
+          <w:color w:val="auto"/>
+          <w:highlight w:val="yellow"/>
+        </w:rPr>
+        <w:t xml:space="preserve">) de </w:t>
+      </w:r>
+      <w:r>
+        <w:rPr>
+          <w:rFonts w:ascii="Arial" w:eastAsia="Arial" w:hAnsi="Arial" w:cs="Arial"/>
+          <w:color w:val="auto"/>
+          <w:highlight w:val="yellow"/>
+        </w:rPr>
+        <w:t>Junio</w:t>
+      </w:r>
+      <w:r>
+        <w:rPr>
+          <w:rFonts w:ascii="Arial" w:eastAsia="Arial" w:hAnsi="Arial" w:cs="Arial"/>
+          <w:color w:val="auto"/>
+        </w:rPr>
+        <w:t xml:space="preserve"> de 2026.</w:t>
       </w:r>
     </w:p>
     <w:p>
       <w:pPr>
         <w:jc w:val="both"/>
         <w:rPr>
-          <w:rFonts w:ascii="Arial" w:hAnsi="Arial" w:cs="Arial" w:eastAsia="Arial"/>
+          <w:rFonts w:ascii="Arial" w:eastAsia="Arial" w:hAnsi="Arial" w:cs="Arial"/>
+          <w:color w:val="auto"/>
           <w:spacing w:val="-1"/>
         </w:rPr>
       </w:pPr>
@@ -56,429 +125,437 @@
       <w:pPr>
         <w:jc w:val="both"/>
         <w:rPr>
-          <w:rFonts w:ascii="Arial" w:hAnsi="Arial" w:cs="Arial" w:eastAsia="Arial"/>
-          <w:spacing w:val="-1"/>
-        </w:rPr>
-      </w:pPr>
-      <w:bookmarkStart w:id="0" w:name="_GoBack"/>
-      <w:bookmarkEnd w:id="0"/>
-    </w:p>
-    <w:p>
-      <w:pPr>
-        <w:spacing w:after="0" w:beforeAutospacing="0" w:afterAutospacing="0"/>
-        <w:jc w:val="both"/>
-        <w:rPr>
-          <w:rFonts w:ascii="Arial" w:hAnsi="Arial" w:cs="Arial" w:eastAsia="Arial"/>
-        </w:rPr>
-      </w:pPr>
-      <w:r>
-        <w:rPr>
-          <w:rFonts w:ascii="Arial" w:hAnsi="Arial" w:cs="Arial" w:eastAsia="Arial"/>
-          <w:spacing w:val="-1"/>
-        </w:rPr>
-        <w:t>S</w:t>
-      </w:r>
-      <w:r>
-        <w:rPr>
-          <w:rFonts w:ascii="Arial" w:hAnsi="Arial" w:cs="Arial" w:eastAsia="Arial"/>
-        </w:rPr>
-        <w:t>e</w:t>
-      </w:r>
-      <w:r>
-        <w:rPr>
-          <w:rFonts w:ascii="Arial" w:hAnsi="Arial" w:cs="Arial" w:eastAsia="Arial"/>
-          <w:spacing w:val="-1"/>
-        </w:rPr>
-        <w:t>ñ</w:t>
-      </w:r>
-      <w:r>
-        <w:rPr>
-          <w:rFonts w:ascii="Arial" w:hAnsi="Arial" w:cs="Arial" w:eastAsia="Arial"/>
-        </w:rPr>
-        <w:t>or</w:t>
-      </w:r>
-      <w:r>
-        <w:rPr>
-          <w:rFonts w:ascii="Arial" w:hAnsi="Arial" w:cs="Arial" w:eastAsia="Arial"/>
-          <w:spacing w:val="1"/>
-        </w:rPr>
-        <w:t>(</w:t>
-      </w:r>
-      <w:r>
-        <w:rPr>
-          <w:rFonts w:ascii="Arial" w:hAnsi="Arial" w:cs="Arial" w:eastAsia="Arial"/>
-          <w:spacing w:val="-3"/>
-        </w:rPr>
-        <w:t>a</w:t>
-      </w:r>
-      <w:r>
-        <w:rPr>
-          <w:rFonts w:ascii="Arial" w:hAnsi="Arial" w:cs="Arial" w:eastAsia="Arial"/>
-          <w:spacing w:val="1"/>
-        </w:rPr>
-        <w:t>)</w:t>
-      </w:r>
-      <w:r>
-        <w:rPr>
-          <w:rFonts w:ascii="Arial" w:hAnsi="Arial" w:cs="Arial" w:eastAsia="Arial"/>
-        </w:rPr>
-        <w:t>:</w:t>
-      </w:r>
-      <w:r>
-        <w:rPr>
-          <w:rFonts w:ascii="Arial" w:hAnsi="Arial" w:cs="Arial" w:eastAsia="Arial"/>
-          <w:rtl w:val="0"/>
-          <w:lang w:val="es-CO" w:bidi="es-CO" w:eastAsia="es-CO"/>
-        </w:rPr>
-        <w:t xml:space="preserve"> </w:t>
-      </w:r>
-      <w:r>
-        <w:rPr>
-          <w:rFonts w:ascii="Arial" w:hAnsi="Arial" w:cs="Arial" w:eastAsia="Arial"/>
-        </w:rPr>
-        <w:fldChar w:fldCharType="begin"/>
-      </w:r>
-      <w:r>
-        <w:rPr>
-          <w:rFonts w:ascii="Arial" w:hAnsi="Arial" w:cs="Arial" w:eastAsia="Arial"/>
-        </w:rPr>
-        <w:instrText xml:space="preserve"> MERGEFIELD nombreCompleto </w:instrText>
-      </w:r>
-      <w:r>
-        <w:rPr>
-          <w:rFonts w:ascii="Arial" w:hAnsi="Arial" w:cs="Arial" w:eastAsia="Arial"/>
-        </w:rPr>
-        <w:fldChar w:fldCharType="separate"/>
-      </w:r>
-      <w:r>
-        <w:rPr>
-          <w:rFonts w:ascii="Arial" w:hAnsi="Arial" w:cs="Arial" w:eastAsia="Arial"/>
-        </w:rPr>
-        <w:t>ESCOBAR TINOCO CARLOS MARIO</w:t>
-      </w:r>
-      <w:r>
-        <w:rPr>
-          <w:rFonts w:ascii="Arial" w:hAnsi="Arial" w:cs="Arial" w:eastAsia="Arial"/>
-        </w:rPr>
-        <w:fldChar w:fldCharType="end"/>
-      </w:r>
-    </w:p>
-    <w:p>
-      <w:pPr>
-        <w:spacing w:after="0" w:beforeAutospacing="0" w:afterAutospacing="0"/>
-        <w:jc w:val="both"/>
-        <w:rPr>
-          <w:rFonts w:ascii="Arial" w:hAnsi="Arial" w:cs="Arial" w:eastAsia="Arial"/>
+          <w:rFonts w:ascii="Arial" w:eastAsia="Arial" w:hAnsi="Arial" w:cs="Arial"/>
+          <w:color w:val="auto"/>
+          <w:spacing w:val="-1"/>
         </w:rPr>
       </w:pPr>
     </w:p>
     <w:p>
       <w:pPr>
-        <w:spacing w:lineRule="auto" w:line="240" w:after="0" w:beforeAutospacing="0" w:afterAutospacing="0"/>
-        <w:rPr>
-          <w:rFonts w:ascii="Arial" w:hAnsi="Arial" w:cs="Arial" w:eastAsia="Arial"/>
-          <w:spacing w:val="-1"/>
+        <w:spacing w:after="0"/>
+        <w:jc w:val="both"/>
+        <w:rPr>
+          <w:rFonts w:ascii="Arial" w:eastAsia="Arial" w:hAnsi="Arial" w:cs="Arial"/>
+          <w:color w:val="auto"/>
         </w:rPr>
       </w:pPr>
       <w:r>
         <w:rPr>
-          <w:rFonts w:ascii="Arial" w:hAnsi="Arial" w:cs="Arial" w:eastAsia="Arial"/>
+          <w:rFonts w:ascii="Arial" w:eastAsia="Arial" w:hAnsi="Arial" w:cs="Arial"/>
+          <w:color w:val="auto"/>
+          <w:spacing w:val="-1"/>
+        </w:rPr>
+        <w:t>S</w:t>
+      </w:r>
+      <w:r>
+        <w:rPr>
+          <w:rFonts w:ascii="Arial" w:eastAsia="Arial" w:hAnsi="Arial" w:cs="Arial"/>
+          <w:color w:val="auto"/>
+        </w:rPr>
+        <w:t>e</w:t>
+      </w:r>
+      <w:r>
+        <w:rPr>
+          <w:rFonts w:ascii="Arial" w:eastAsia="Arial" w:hAnsi="Arial" w:cs="Arial"/>
+          <w:color w:val="auto"/>
+          <w:spacing w:val="-1"/>
+        </w:rPr>
+        <w:t>ñ</w:t>
+      </w:r>
+      <w:r>
+        <w:rPr>
+          <w:rFonts w:ascii="Arial" w:eastAsia="Arial" w:hAnsi="Arial" w:cs="Arial"/>
+          <w:color w:val="auto"/>
+        </w:rPr>
+        <w:t>or</w:t>
+      </w:r>
+      <w:r>
+        <w:rPr>
+          <w:rFonts w:ascii="Arial" w:eastAsia="Arial" w:hAnsi="Arial" w:cs="Arial"/>
+          <w:color w:val="auto"/>
+          <w:spacing w:val="1"/>
+        </w:rPr>
+        <w:t>(</w:t>
+      </w:r>
+      <w:r>
+        <w:rPr>
+          <w:rFonts w:ascii="Arial" w:eastAsia="Arial" w:hAnsi="Arial" w:cs="Arial"/>
+          <w:color w:val="auto"/>
+          <w:spacing w:val="-3"/>
+        </w:rPr>
+        <w:t>a</w:t>
+      </w:r>
+      <w:r>
+        <w:rPr>
+          <w:rFonts w:ascii="Arial" w:eastAsia="Arial" w:hAnsi="Arial" w:cs="Arial"/>
+          <w:color w:val="auto"/>
+          <w:spacing w:val="1"/>
+        </w:rPr>
+        <w:t>)</w:t>
+      </w:r>
+      <w:r>
+        <w:rPr>
+          <w:rFonts w:ascii="Arial" w:eastAsia="Arial" w:hAnsi="Arial" w:cs="Arial"/>
+          <w:color w:val="auto"/>
+        </w:rPr>
+        <w:t>:</w:t>
+      </w:r>
+    </w:p>
+    <w:p>
+      <w:pPr>
+        <w:spacing w:after="0" w:line="240" w:lineRule="auto"/>
+        <w:rPr>
+          <w:rFonts w:ascii="Aptos Narrow" w:eastAsia="Times New Roman" w:hAnsi="Aptos Narrow" w:cs="Times New Roman"/>
+          <w:color w:val="000000"/>
+          <w:lang w:eastAsia="es-CO"/>
+        </w:rPr>
+      </w:pPr>
+      <w:r>
+        <w:rPr>
+          <w:rFonts w:ascii="Arial" w:eastAsia="Arial" w:hAnsi="Arial" w:cs="Arial"/>
+          <w:color w:val="auto"/>
+          <w:spacing w:val="-1"/>
+          <w:highlight w:val="yellow"/>
+        </w:rPr>
+        <w:t>NOMBRE DEL TRABAJADOR</w:t>
+      </w:r>
+      <w:r>
+        <w:rPr>
+          <w:rFonts w:ascii="Arial" w:eastAsia="Arial" w:hAnsi="Arial" w:cs="Arial"/>
+          <w:color w:val="auto"/>
+          <w:spacing w:val="-1"/>
+        </w:rPr>
+        <w:br/>
+      </w:r>
+      <w:r>
+        <w:rPr>
+          <w:rFonts w:ascii="Arial" w:eastAsia="Arial" w:hAnsi="Arial" w:cs="Arial"/>
+          <w:color w:val="auto"/>
           <w:spacing w:val="-1"/>
         </w:rPr>
         <w:t xml:space="preserve">CAMPO: </w:t>
       </w:r>
       <w:r>
         <w:rPr>
-          <w:rFonts w:ascii="Arial" w:hAnsi="Arial" w:cs="Arial" w:eastAsia="Arial"/>
-          <w:spacing w:val="-1"/>
-        </w:rPr>
-        <w:fldChar w:fldCharType="begin"/>
-      </w:r>
-      <w:r>
-        <w:rPr>
-          <w:rFonts w:ascii="Arial" w:hAnsi="Arial" w:cs="Arial" w:eastAsia="Arial"/>
-          <w:spacing w:val="-1"/>
-        </w:rPr>
-        <w:instrText xml:space="preserve"> MERGEFIELD nombreCentro </w:instrText>
-      </w:r>
-      <w:r>
-        <w:rPr>
-          <w:rFonts w:ascii="Arial" w:hAnsi="Arial" w:cs="Arial" w:eastAsia="Arial"/>
-          <w:spacing w:val="-1"/>
-        </w:rPr>
-        <w:fldChar w:fldCharType="separate"/>
-      </w:r>
-      <w:r>
-        <w:rPr>
-          <w:rFonts w:ascii="Arial" w:hAnsi="Arial" w:cs="Arial" w:eastAsia="Arial"/>
-          <w:spacing w:val="-1"/>
-        </w:rPr>
-        <w:t>ALIAR</w:t>
-      </w:r>
-      <w:r>
-        <w:rPr>
-          <w:rFonts w:ascii="Arial" w:hAnsi="Arial" w:cs="Arial" w:eastAsia="Arial"/>
-          <w:spacing w:val="-1"/>
-        </w:rPr>
-        <w:fldChar w:fldCharType="end"/>
+          <w:rFonts w:ascii="Arial" w:eastAsia="Arial" w:hAnsi="Arial" w:cs="Arial"/>
+          <w:color w:val="auto"/>
+          <w:spacing w:val="-1"/>
+          <w:highlight w:val="yellow"/>
+        </w:rPr>
+        <w:t>___</w:t>
+      </w:r>
+      <w:r>
+        <w:rPr>
+          <w:rFonts w:ascii="Arial" w:eastAsia="Arial" w:hAnsi="Arial" w:cs="Arial"/>
+          <w:color w:val="auto"/>
+          <w:spacing w:val="-1"/>
+          <w:highlight w:val="yellow"/>
+        </w:rPr>
+        <w:t>___</w:t>
+      </w:r>
+      <w:r>
+        <w:rPr>
+          <w:rFonts w:ascii="Arial" w:eastAsia="Arial" w:hAnsi="Arial" w:cs="Arial"/>
+          <w:color w:val="auto"/>
+          <w:spacing w:val="-1"/>
+          <w:highlight w:val="yellow"/>
+        </w:rPr>
+        <w:t>__</w:t>
       </w:r>
     </w:p>
     <w:p>
       <w:pPr>
         <w:jc w:val="both"/>
         <w:rPr>
-          <w:rFonts w:ascii="Arial" w:hAnsi="Arial" w:cs="Arial" w:eastAsia="Arial"/>
+          <w:rFonts w:ascii="Arial" w:eastAsia="Arial" w:hAnsi="Arial" w:cs="Arial"/>
+          <w:color w:val="auto"/>
           <w:spacing w:val="3"/>
         </w:rPr>
       </w:pPr>
+      <w:r>
+        <w:rPr>
+          <w:rFonts w:ascii="Arial" w:eastAsia="Arial" w:hAnsi="Arial" w:cs="Arial"/>
+          <w:color w:val="auto"/>
+          <w:spacing w:val="3"/>
+        </w:rPr>
+        <w:tab/>
+      </w:r>
     </w:p>
     <w:p>
       <w:pPr>
         <w:jc w:val="both"/>
         <w:rPr>
-          <w:rFonts w:ascii="Arial" w:hAnsi="Arial" w:cs="Arial" w:eastAsia="Arial"/>
+          <w:rFonts w:ascii="Arial" w:eastAsia="Arial" w:hAnsi="Arial" w:cs="Arial"/>
+          <w:color w:val="auto"/>
+          <w:spacing w:val="-2"/>
+        </w:rPr>
+      </w:pPr>
+      <w:r>
+        <w:rPr>
+          <w:rFonts w:ascii="Arial" w:eastAsia="Arial" w:hAnsi="Arial" w:cs="Arial"/>
+          <w:color w:val="auto"/>
+          <w:spacing w:val="-1"/>
+        </w:rPr>
+        <w:t>ASUN</w:t>
+      </w:r>
+      <w:r>
+        <w:rPr>
+          <w:rFonts w:ascii="Arial" w:eastAsia="Arial" w:hAnsi="Arial" w:cs="Arial"/>
+          <w:color w:val="auto"/>
+          <w:spacing w:val="2"/>
+        </w:rPr>
+        <w:t>T</w:t>
+      </w:r>
+      <w:r>
+        <w:rPr>
+          <w:rFonts w:ascii="Arial" w:eastAsia="Arial" w:hAnsi="Arial" w:cs="Arial"/>
+          <w:color w:val="auto"/>
+          <w:spacing w:val="-1"/>
+        </w:rPr>
+        <w:t>O</w:t>
+      </w:r>
+      <w:r>
+        <w:rPr>
+          <w:rFonts w:ascii="Arial" w:eastAsia="Arial" w:hAnsi="Arial" w:cs="Arial"/>
+          <w:color w:val="auto"/>
+        </w:rPr>
+        <w:t xml:space="preserve">:  </w:t>
+      </w:r>
+      <w:r>
+        <w:rPr>
+          <w:rFonts w:ascii="Arial" w:eastAsia="Arial" w:hAnsi="Arial" w:cs="Arial"/>
+          <w:color w:val="auto"/>
           <w:spacing w:val="3"/>
         </w:rPr>
-      </w:pPr>
-    </w:p>
-    <w:p>
-      <w:pPr>
-        <w:jc w:val="both"/>
-        <w:rPr>
-          <w:rFonts w:ascii="Arial" w:hAnsi="Arial" w:cs="Arial" w:eastAsia="Arial"/>
+        <w:t xml:space="preserve"> </w:t>
+      </w:r>
+      <w:r>
+        <w:rPr>
+          <w:rFonts w:ascii="Arial" w:eastAsia="Arial" w:hAnsi="Arial" w:cs="Arial"/>
+          <w:color w:val="auto"/>
+          <w:spacing w:val="-1"/>
+        </w:rPr>
+        <w:t>A</w:t>
+      </w:r>
+      <w:r>
+        <w:rPr>
+          <w:rFonts w:ascii="Arial" w:eastAsia="Arial" w:hAnsi="Arial" w:cs="Arial"/>
+          <w:color w:val="auto"/>
           <w:spacing w:val="-2"/>
         </w:rPr>
-      </w:pPr>
-      <w:r>
-        <w:rPr>
-          <w:rFonts w:ascii="Arial" w:hAnsi="Arial" w:cs="Arial" w:eastAsia="Arial"/>
-          <w:spacing w:val="-1"/>
-        </w:rPr>
-        <w:t>ASUN</w:t>
-      </w:r>
-      <w:r>
-        <w:rPr>
-          <w:rFonts w:ascii="Arial" w:hAnsi="Arial" w:cs="Arial" w:eastAsia="Arial"/>
+        <w:t>v</w:t>
+      </w:r>
+      <w:r>
+        <w:rPr>
+          <w:rFonts w:ascii="Arial" w:eastAsia="Arial" w:hAnsi="Arial" w:cs="Arial"/>
+          <w:color w:val="auto"/>
+          <w:spacing w:val="-1"/>
+        </w:rPr>
+        <w:t>i</w:t>
+      </w:r>
+      <w:r>
+        <w:rPr>
+          <w:rFonts w:ascii="Arial" w:eastAsia="Arial" w:hAnsi="Arial" w:cs="Arial"/>
+          <w:color w:val="auto"/>
+        </w:rPr>
+        <w:t>so Pre</w:t>
+      </w:r>
+      <w:r>
+        <w:rPr>
+          <w:rFonts w:ascii="Arial" w:eastAsia="Arial" w:hAnsi="Arial" w:cs="Arial"/>
+          <w:color w:val="auto"/>
+          <w:spacing w:val="-2"/>
+        </w:rPr>
+        <w:t>v</w:t>
+      </w:r>
+      <w:r>
+        <w:rPr>
+          <w:rFonts w:ascii="Arial" w:eastAsia="Arial" w:hAnsi="Arial" w:cs="Arial"/>
+          <w:color w:val="auto"/>
+          <w:spacing w:val="-1"/>
+        </w:rPr>
+        <w:t>i</w:t>
+      </w:r>
+      <w:r>
+        <w:rPr>
+          <w:rFonts w:ascii="Arial" w:eastAsia="Arial" w:hAnsi="Arial" w:cs="Arial"/>
+          <w:color w:val="auto"/>
+        </w:rPr>
+        <w:t>o a</w:t>
+      </w:r>
+      <w:r>
+        <w:rPr>
+          <w:rFonts w:ascii="Arial" w:eastAsia="Arial" w:hAnsi="Arial" w:cs="Arial"/>
+          <w:color w:val="auto"/>
           <w:spacing w:val="2"/>
         </w:rPr>
-        <w:t>T</w:t>
-      </w:r>
-      <w:r>
-        <w:rPr>
-          <w:rFonts w:ascii="Arial" w:hAnsi="Arial" w:cs="Arial" w:eastAsia="Arial"/>
-          <w:spacing w:val="-1"/>
-        </w:rPr>
-        <w:t>O</w:t>
-      </w:r>
-      <w:r>
-        <w:rPr>
-          <w:rFonts w:ascii="Arial" w:hAnsi="Arial" w:cs="Arial" w:eastAsia="Arial"/>
-        </w:rPr>
-        <w:t xml:space="preserve">:  </w:t>
-      </w:r>
-      <w:r>
-        <w:rPr>
-          <w:rFonts w:ascii="Arial" w:hAnsi="Arial" w:cs="Arial" w:eastAsia="Arial"/>
-          <w:spacing w:val="3"/>
-        </w:rPr>
-        <w:t xml:space="preserve"> </w:t>
-      </w:r>
-      <w:r>
-        <w:rPr>
-          <w:rFonts w:ascii="Arial" w:hAnsi="Arial" w:cs="Arial" w:eastAsia="Arial"/>
-          <w:spacing w:val="-1"/>
-        </w:rPr>
-        <w:t>A</w:t>
-      </w:r>
-      <w:r>
-        <w:rPr>
-          <w:rFonts w:ascii="Arial" w:hAnsi="Arial" w:cs="Arial" w:eastAsia="Arial"/>
+        <w:t xml:space="preserve"> </w:t>
+      </w:r>
+      <w:r>
+        <w:rPr>
+          <w:rFonts w:ascii="Arial" w:eastAsia="Arial" w:hAnsi="Arial" w:cs="Arial"/>
+          <w:color w:val="auto"/>
+          <w:spacing w:val="-1"/>
+        </w:rPr>
+        <w:t>l</w:t>
+      </w:r>
+      <w:r>
+        <w:rPr>
+          <w:rFonts w:ascii="Arial" w:eastAsia="Arial" w:hAnsi="Arial" w:cs="Arial"/>
+          <w:color w:val="auto"/>
+        </w:rPr>
+        <w:t xml:space="preserve">a </w:t>
+      </w:r>
+      <w:r>
+        <w:rPr>
+          <w:rFonts w:ascii="Arial" w:eastAsia="Arial" w:hAnsi="Arial" w:cs="Arial"/>
+          <w:color w:val="auto"/>
+          <w:spacing w:val="2"/>
+        </w:rPr>
+        <w:t>t</w:t>
+      </w:r>
+      <w:r>
+        <w:rPr>
+          <w:rFonts w:ascii="Arial" w:eastAsia="Arial" w:hAnsi="Arial" w:cs="Arial"/>
+          <w:color w:val="auto"/>
+          <w:spacing w:val="-3"/>
+        </w:rPr>
+        <w:t>e</w:t>
+      </w:r>
+      <w:r>
+        <w:rPr>
+          <w:rFonts w:ascii="Arial" w:eastAsia="Arial" w:hAnsi="Arial" w:cs="Arial"/>
+          <w:color w:val="auto"/>
+          <w:spacing w:val="1"/>
+        </w:rPr>
+        <w:t>rm</w:t>
+      </w:r>
+      <w:r>
+        <w:rPr>
+          <w:rFonts w:ascii="Arial" w:eastAsia="Arial" w:hAnsi="Arial" w:cs="Arial"/>
+          <w:color w:val="auto"/>
+          <w:spacing w:val="-1"/>
+        </w:rPr>
+        <w:t>i</w:t>
+      </w:r>
+      <w:r>
+        <w:rPr>
+          <w:rFonts w:ascii="Arial" w:eastAsia="Arial" w:hAnsi="Arial" w:cs="Arial"/>
+          <w:color w:val="auto"/>
+        </w:rPr>
+        <w:t>n</w:t>
+      </w:r>
+      <w:r>
+        <w:rPr>
+          <w:rFonts w:ascii="Arial" w:eastAsia="Arial" w:hAnsi="Arial" w:cs="Arial"/>
+          <w:color w:val="auto"/>
+          <w:spacing w:val="-1"/>
+        </w:rPr>
+        <w:t>a</w:t>
+      </w:r>
+      <w:r>
+        <w:rPr>
+          <w:rFonts w:ascii="Arial" w:eastAsia="Arial" w:hAnsi="Arial" w:cs="Arial"/>
+          <w:color w:val="auto"/>
+        </w:rPr>
+        <w:t>c</w:t>
+      </w:r>
+      <w:r>
+        <w:rPr>
+          <w:rFonts w:ascii="Arial" w:eastAsia="Arial" w:hAnsi="Arial" w:cs="Arial"/>
+          <w:color w:val="auto"/>
+          <w:spacing w:val="-1"/>
+        </w:rPr>
+        <w:t>i</w:t>
+      </w:r>
+      <w:r>
+        <w:rPr>
+          <w:rFonts w:ascii="Arial" w:eastAsia="Arial" w:hAnsi="Arial" w:cs="Arial"/>
+          <w:color w:val="auto"/>
+        </w:rPr>
+        <w:t>ón</w:t>
+      </w:r>
+      <w:r>
+        <w:rPr>
+          <w:rFonts w:ascii="Arial" w:eastAsia="Arial" w:hAnsi="Arial" w:cs="Arial"/>
+          <w:color w:val="auto"/>
+          <w:spacing w:val="1"/>
+        </w:rPr>
+        <w:t xml:space="preserve"> </w:t>
+      </w:r>
+      <w:r>
+        <w:rPr>
+          <w:rFonts w:ascii="Arial" w:eastAsia="Arial" w:hAnsi="Arial" w:cs="Arial"/>
+          <w:color w:val="auto"/>
+        </w:rPr>
+        <w:t>d</w:t>
+      </w:r>
+      <w:r>
+        <w:rPr>
+          <w:rFonts w:ascii="Arial" w:eastAsia="Arial" w:hAnsi="Arial" w:cs="Arial"/>
+          <w:color w:val="auto"/>
+          <w:spacing w:val="-1"/>
+        </w:rPr>
+        <w:t>e</w:t>
+      </w:r>
+      <w:r>
+        <w:rPr>
+          <w:rFonts w:ascii="Arial" w:eastAsia="Arial" w:hAnsi="Arial" w:cs="Arial"/>
+          <w:color w:val="auto"/>
+        </w:rPr>
+        <w:t>l</w:t>
+      </w:r>
+      <w:r>
+        <w:rPr>
+          <w:rFonts w:ascii="Arial" w:eastAsia="Arial" w:hAnsi="Arial" w:cs="Arial"/>
+          <w:color w:val="auto"/>
           <w:spacing w:val="-2"/>
         </w:rPr>
-        <w:t>v</w:t>
-      </w:r>
-      <w:r>
-        <w:rPr>
-          <w:rFonts w:ascii="Arial" w:hAnsi="Arial" w:cs="Arial" w:eastAsia="Arial"/>
-          <w:spacing w:val="-1"/>
-        </w:rPr>
-        <w:t>i</w:t>
-      </w:r>
-      <w:r>
-        <w:rPr>
-          <w:rFonts w:ascii="Arial" w:hAnsi="Arial" w:cs="Arial" w:eastAsia="Arial"/>
-        </w:rPr>
-        <w:t>so Pre</w:t>
-      </w:r>
-      <w:r>
-        <w:rPr>
-          <w:rFonts w:ascii="Arial" w:hAnsi="Arial" w:cs="Arial" w:eastAsia="Arial"/>
+        <w:t xml:space="preserve"> </w:t>
+      </w:r>
+      <w:r>
+        <w:rPr>
+          <w:rFonts w:ascii="Arial" w:eastAsia="Arial" w:hAnsi="Arial" w:cs="Arial"/>
+          <w:color w:val="auto"/>
+        </w:rPr>
+        <w:t>c</w:t>
+      </w:r>
+      <w:r>
+        <w:rPr>
+          <w:rFonts w:ascii="Arial" w:eastAsia="Arial" w:hAnsi="Arial" w:cs="Arial"/>
+          <w:color w:val="auto"/>
+          <w:spacing w:val="2"/>
+        </w:rPr>
+        <w:t>o</w:t>
+      </w:r>
+      <w:r>
+        <w:rPr>
+          <w:rFonts w:ascii="Arial" w:eastAsia="Arial" w:hAnsi="Arial" w:cs="Arial"/>
+          <w:color w:val="auto"/>
+        </w:rPr>
+        <w:t>n</w:t>
+      </w:r>
+      <w:r>
+        <w:rPr>
+          <w:rFonts w:ascii="Arial" w:eastAsia="Arial" w:hAnsi="Arial" w:cs="Arial"/>
+          <w:color w:val="auto"/>
           <w:spacing w:val="-2"/>
         </w:rPr>
-        <w:t>v</w:t>
-      </w:r>
-      <w:r>
-        <w:rPr>
-          <w:rFonts w:ascii="Arial" w:hAnsi="Arial" w:cs="Arial" w:eastAsia="Arial"/>
-          <w:spacing w:val="-1"/>
-        </w:rPr>
-        <w:t>i</w:t>
-      </w:r>
-      <w:r>
-        <w:rPr>
-          <w:rFonts w:ascii="Arial" w:hAnsi="Arial" w:cs="Arial" w:eastAsia="Arial"/>
-        </w:rPr>
-        <w:t>o a</w:t>
-      </w:r>
-      <w:r>
-        <w:rPr>
-          <w:rFonts w:ascii="Arial" w:hAnsi="Arial" w:cs="Arial" w:eastAsia="Arial"/>
-          <w:spacing w:val="2"/>
-        </w:rPr>
-        <w:t xml:space="preserve"> </w:t>
-      </w:r>
-      <w:r>
-        <w:rPr>
-          <w:rFonts w:ascii="Arial" w:hAnsi="Arial" w:cs="Arial" w:eastAsia="Arial"/>
-          <w:spacing w:val="-1"/>
-        </w:rPr>
-        <w:t>l</w:t>
-      </w:r>
-      <w:r>
-        <w:rPr>
-          <w:rFonts w:ascii="Arial" w:hAnsi="Arial" w:cs="Arial" w:eastAsia="Arial"/>
-        </w:rPr>
-        <w:t xml:space="preserve">a </w:t>
-      </w:r>
-      <w:r>
-        <w:rPr>
-          <w:rFonts w:ascii="Arial" w:hAnsi="Arial" w:cs="Arial" w:eastAsia="Arial"/>
-          <w:spacing w:val="2"/>
-        </w:rPr>
         <w:t>t</w:t>
       </w:r>
       <w:r>
         <w:rPr>
-          <w:rFonts w:ascii="Arial" w:hAnsi="Arial" w:cs="Arial" w:eastAsia="Arial"/>
-          <w:spacing w:val="-3"/>
-        </w:rPr>
-        <w:t>e</w:t>
-      </w:r>
-      <w:r>
-        <w:rPr>
-          <w:rFonts w:ascii="Arial" w:hAnsi="Arial" w:cs="Arial" w:eastAsia="Arial"/>
-          <w:spacing w:val="1"/>
-        </w:rPr>
-        <w:t>rm</w:t>
-      </w:r>
-      <w:r>
-        <w:rPr>
-          <w:rFonts w:ascii="Arial" w:hAnsi="Arial" w:cs="Arial" w:eastAsia="Arial"/>
-          <w:spacing w:val="-1"/>
-        </w:rPr>
-        <w:t>i</w:t>
-      </w:r>
-      <w:r>
-        <w:rPr>
-          <w:rFonts w:ascii="Arial" w:hAnsi="Arial" w:cs="Arial" w:eastAsia="Arial"/>
-        </w:rPr>
-        <w:t>n</w:t>
-      </w:r>
-      <w:r>
-        <w:rPr>
-          <w:rFonts w:ascii="Arial" w:hAnsi="Arial" w:cs="Arial" w:eastAsia="Arial"/>
-          <w:spacing w:val="-1"/>
-        </w:rPr>
-        <w:t>a</w:t>
-      </w:r>
-      <w:r>
-        <w:rPr>
-          <w:rFonts w:ascii="Arial" w:hAnsi="Arial" w:cs="Arial" w:eastAsia="Arial"/>
-        </w:rPr>
-        <w:t>c</w:t>
-      </w:r>
-      <w:r>
-        <w:rPr>
-          <w:rFonts w:ascii="Arial" w:hAnsi="Arial" w:cs="Arial" w:eastAsia="Arial"/>
-          <w:spacing w:val="-1"/>
-        </w:rPr>
-        <w:t>i</w:t>
-      </w:r>
-      <w:r>
-        <w:rPr>
-          <w:rFonts w:ascii="Arial" w:hAnsi="Arial" w:cs="Arial" w:eastAsia="Arial"/>
-        </w:rPr>
-        <w:t>ón</w:t>
-      </w:r>
-      <w:r>
-        <w:rPr>
-          <w:rFonts w:ascii="Arial" w:hAnsi="Arial" w:cs="Arial" w:eastAsia="Arial"/>
-          <w:spacing w:val="1"/>
-        </w:rPr>
-        <w:t xml:space="preserve"> </w:t>
-      </w:r>
-      <w:r>
-        <w:rPr>
-          <w:rFonts w:ascii="Arial" w:hAnsi="Arial" w:cs="Arial" w:eastAsia="Arial"/>
-        </w:rPr>
-        <w:t>d</w:t>
-      </w:r>
-      <w:r>
-        <w:rPr>
-          <w:rFonts w:ascii="Arial" w:hAnsi="Arial" w:cs="Arial" w:eastAsia="Arial"/>
-          <w:spacing w:val="-1"/>
-        </w:rPr>
-        <w:t>e</w:t>
-      </w:r>
-      <w:r>
-        <w:rPr>
-          <w:rFonts w:ascii="Arial" w:hAnsi="Arial" w:cs="Arial" w:eastAsia="Arial"/>
-        </w:rPr>
-        <w:t>l</w:t>
-      </w:r>
-      <w:r>
-        <w:rPr>
-          <w:rFonts w:ascii="Arial" w:hAnsi="Arial" w:cs="Arial" w:eastAsia="Arial"/>
-          <w:spacing w:val="-2"/>
-        </w:rPr>
-        <w:t xml:space="preserve"> </w:t>
-      </w:r>
-      <w:r>
-        <w:rPr>
-          <w:rFonts w:ascii="Arial" w:hAnsi="Arial" w:cs="Arial" w:eastAsia="Arial"/>
-        </w:rPr>
-        <w:t>c</w:t>
-      </w:r>
-      <w:r>
-        <w:rPr>
-          <w:rFonts w:ascii="Arial" w:hAnsi="Arial" w:cs="Arial" w:eastAsia="Arial"/>
-          <w:spacing w:val="2"/>
-        </w:rPr>
-        <w:t>o</w:t>
-      </w:r>
-      <w:r>
-        <w:rPr>
-          <w:rFonts w:ascii="Arial" w:hAnsi="Arial" w:cs="Arial" w:eastAsia="Arial"/>
-        </w:rPr>
-        <w:t>n</w:t>
-      </w:r>
-      <w:r>
-        <w:rPr>
-          <w:rFonts w:ascii="Arial" w:hAnsi="Arial" w:cs="Arial" w:eastAsia="Arial"/>
-          <w:spacing w:val="-2"/>
-        </w:rPr>
-        <w:t>t</w:t>
-      </w:r>
-      <w:r>
-        <w:rPr>
-          <w:rFonts w:ascii="Arial" w:hAnsi="Arial" w:cs="Arial" w:eastAsia="Arial"/>
+          <w:rFonts w:ascii="Arial" w:eastAsia="Arial" w:hAnsi="Arial" w:cs="Arial"/>
+          <w:color w:val="auto"/>
           <w:spacing w:val="1"/>
         </w:rPr>
         <w:t>r</w:t>
       </w:r>
       <w:r>
         <w:rPr>
-          <w:rFonts w:ascii="Arial" w:hAnsi="Arial" w:cs="Arial" w:eastAsia="Arial"/>
+          <w:rFonts w:ascii="Arial" w:eastAsia="Arial" w:hAnsi="Arial" w:cs="Arial"/>
+          <w:color w:val="auto"/>
         </w:rPr>
         <w:t>ato</w:t>
       </w:r>
@@ -488,2062 +565,2316 @@
         <w:ind w:right="80"/>
         <w:jc w:val="both"/>
         <w:rPr>
-          <w:rFonts w:ascii="Arial" w:hAnsi="Arial" w:cs="Arial" w:eastAsia="Arial"/>
+          <w:rFonts w:ascii="Arial" w:eastAsia="Arial" w:hAnsi="Arial" w:cs="Arial"/>
+          <w:color w:val="auto"/>
         </w:rPr>
       </w:pPr>
       <w:r>
         <w:rPr>
-          <w:rFonts w:ascii="Arial" w:hAnsi="Arial" w:cs="Arial" w:eastAsia="Arial"/>
+          <w:rFonts w:ascii="Arial" w:eastAsia="Arial" w:hAnsi="Arial" w:cs="Arial"/>
+          <w:color w:val="auto"/>
           <w:spacing w:val="-1"/>
         </w:rPr>
         <w:t>A</w:t>
       </w:r>
       <w:r>
         <w:rPr>
-          <w:rFonts w:ascii="Arial" w:hAnsi="Arial" w:cs="Arial" w:eastAsia="Arial"/>
+          <w:rFonts w:ascii="Arial" w:eastAsia="Arial" w:hAnsi="Arial" w:cs="Arial"/>
+          <w:color w:val="auto"/>
           <w:spacing w:val="1"/>
         </w:rPr>
         <w:t>t</w:t>
       </w:r>
       <w:r>
         <w:rPr>
-          <w:rFonts w:ascii="Arial" w:hAnsi="Arial" w:cs="Arial" w:eastAsia="Arial"/>
+          <w:rFonts w:ascii="Arial" w:eastAsia="Arial" w:hAnsi="Arial" w:cs="Arial"/>
+          <w:color w:val="auto"/>
         </w:rPr>
         <w:t>e</w:t>
       </w:r>
       <w:r>
         <w:rPr>
-          <w:rFonts w:ascii="Arial" w:hAnsi="Arial" w:cs="Arial" w:eastAsia="Arial"/>
+          <w:rFonts w:ascii="Arial" w:eastAsia="Arial" w:hAnsi="Arial" w:cs="Arial"/>
+          <w:color w:val="auto"/>
           <w:spacing w:val="-1"/>
         </w:rPr>
         <w:t>n</w:t>
       </w:r>
       <w:r>
         <w:rPr>
-          <w:rFonts w:ascii="Arial" w:hAnsi="Arial" w:cs="Arial" w:eastAsia="Arial"/>
+          <w:rFonts w:ascii="Arial" w:eastAsia="Arial" w:hAnsi="Arial" w:cs="Arial"/>
+          <w:color w:val="auto"/>
           <w:spacing w:val="1"/>
         </w:rPr>
         <w:t>t</w:t>
       </w:r>
       <w:r>
         <w:rPr>
-          <w:rFonts w:ascii="Arial" w:hAnsi="Arial" w:cs="Arial" w:eastAsia="Arial"/>
+          <w:rFonts w:ascii="Arial" w:eastAsia="Arial" w:hAnsi="Arial" w:cs="Arial"/>
+          <w:color w:val="auto"/>
           <w:spacing w:val="-3"/>
         </w:rPr>
         <w:t>a</w:t>
       </w:r>
       <w:r>
         <w:rPr>
-          <w:rFonts w:ascii="Arial" w:hAnsi="Arial" w:cs="Arial" w:eastAsia="Arial"/>
+          <w:rFonts w:ascii="Arial" w:eastAsia="Arial" w:hAnsi="Arial" w:cs="Arial"/>
+          <w:color w:val="auto"/>
           <w:spacing w:val="1"/>
         </w:rPr>
         <w:t>m</w:t>
       </w:r>
       <w:r>
         <w:rPr>
-          <w:rFonts w:ascii="Arial" w:hAnsi="Arial" w:cs="Arial" w:eastAsia="Arial"/>
+          <w:rFonts w:ascii="Arial" w:eastAsia="Arial" w:hAnsi="Arial" w:cs="Arial"/>
+          <w:color w:val="auto"/>
         </w:rPr>
         <w:t>e</w:t>
       </w:r>
       <w:r>
         <w:rPr>
-          <w:rFonts w:ascii="Arial" w:hAnsi="Arial" w:cs="Arial" w:eastAsia="Arial"/>
+          <w:rFonts w:ascii="Arial" w:eastAsia="Arial" w:hAnsi="Arial" w:cs="Arial"/>
+          <w:color w:val="auto"/>
           <w:spacing w:val="-1"/>
         </w:rPr>
         <w:t>n</w:t>
       </w:r>
       <w:r>
         <w:rPr>
-          <w:rFonts w:ascii="Arial" w:hAnsi="Arial" w:cs="Arial" w:eastAsia="Arial"/>
+          <w:rFonts w:ascii="Arial" w:eastAsia="Arial" w:hAnsi="Arial" w:cs="Arial"/>
+          <w:color w:val="auto"/>
           <w:spacing w:val="1"/>
         </w:rPr>
         <w:t>t</w:t>
       </w:r>
       <w:r>
         <w:rPr>
-          <w:rFonts w:ascii="Arial" w:hAnsi="Arial" w:cs="Arial" w:eastAsia="Arial"/>
+          <w:rFonts w:ascii="Arial" w:eastAsia="Arial" w:hAnsi="Arial" w:cs="Arial"/>
+          <w:color w:val="auto"/>
           <w:spacing w:val="-3"/>
         </w:rPr>
         <w:t>e</w:t>
       </w:r>
       <w:r>
         <w:rPr>
-          <w:rFonts w:ascii="Arial" w:hAnsi="Arial" w:cs="Arial" w:eastAsia="Arial"/>
+          <w:rFonts w:ascii="Arial" w:eastAsia="Arial" w:hAnsi="Arial" w:cs="Arial"/>
+          <w:color w:val="auto"/>
         </w:rPr>
         <w:t>,</w:t>
       </w:r>
       <w:r>
         <w:rPr>
-          <w:rFonts w:ascii="Arial" w:hAnsi="Arial" w:cs="Arial" w:eastAsia="Arial"/>
+          <w:rFonts w:ascii="Arial" w:eastAsia="Arial" w:hAnsi="Arial" w:cs="Arial"/>
+          <w:color w:val="auto"/>
           <w:spacing w:val="2"/>
         </w:rPr>
         <w:t xml:space="preserve"> </w:t>
       </w:r>
       <w:r>
         <w:rPr>
-          <w:rFonts w:ascii="Arial" w:hAnsi="Arial" w:cs="Arial" w:eastAsia="Arial"/>
+          <w:rFonts w:ascii="Arial" w:eastAsia="Arial" w:hAnsi="Arial" w:cs="Arial"/>
+          <w:color w:val="auto"/>
         </w:rPr>
         <w:t>a</w:t>
       </w:r>
       <w:r>
         <w:rPr>
-          <w:rFonts w:ascii="Arial" w:hAnsi="Arial" w:cs="Arial" w:eastAsia="Arial"/>
+          <w:rFonts w:ascii="Arial" w:eastAsia="Arial" w:hAnsi="Arial" w:cs="Arial"/>
+          <w:color w:val="auto"/>
           <w:spacing w:val="1"/>
         </w:rPr>
         <w:t xml:space="preserve"> tr</w:t>
       </w:r>
       <w:r>
         <w:rPr>
-          <w:rFonts w:ascii="Arial" w:hAnsi="Arial" w:cs="Arial" w:eastAsia="Arial"/>
+          <w:rFonts w:ascii="Arial" w:eastAsia="Arial" w:hAnsi="Arial" w:cs="Arial"/>
+          <w:color w:val="auto"/>
         </w:rPr>
         <w:t>a</w:t>
       </w:r>
       <w:r>
         <w:rPr>
-          <w:rFonts w:ascii="Arial" w:hAnsi="Arial" w:cs="Arial" w:eastAsia="Arial"/>
+          <w:rFonts w:ascii="Arial" w:eastAsia="Arial" w:hAnsi="Arial" w:cs="Arial"/>
+          <w:color w:val="auto"/>
           <w:spacing w:val="-3"/>
         </w:rPr>
         <w:t>v</w:t>
       </w:r>
       <w:r>
         <w:rPr>
-          <w:rFonts w:ascii="Arial" w:hAnsi="Arial" w:cs="Arial" w:eastAsia="Arial"/>
+          <w:rFonts w:ascii="Arial" w:eastAsia="Arial" w:hAnsi="Arial" w:cs="Arial"/>
+          <w:color w:val="auto"/>
         </w:rPr>
         <w:t>és</w:t>
       </w:r>
       <w:r>
         <w:rPr>
-          <w:rFonts w:ascii="Arial" w:hAnsi="Arial" w:cs="Arial" w:eastAsia="Arial"/>
-          <w:spacing w:val="1"/>
-        </w:rPr>
-        <w:t xml:space="preserve"> </w:t>
-      </w:r>
-      <w:r>
-        <w:rPr>
-          <w:rFonts w:ascii="Arial" w:hAnsi="Arial" w:cs="Arial" w:eastAsia="Arial"/>
+          <w:rFonts w:ascii="Arial" w:eastAsia="Arial" w:hAnsi="Arial" w:cs="Arial"/>
+          <w:color w:val="auto"/>
+          <w:spacing w:val="1"/>
+        </w:rPr>
+        <w:t xml:space="preserve"> </w:t>
+      </w:r>
+      <w:r>
+        <w:rPr>
+          <w:rFonts w:ascii="Arial" w:eastAsia="Arial" w:hAnsi="Arial" w:cs="Arial"/>
+          <w:color w:val="auto"/>
         </w:rPr>
         <w:t>de</w:t>
       </w:r>
       <w:r>
         <w:rPr>
-          <w:rFonts w:ascii="Arial" w:hAnsi="Arial" w:cs="Arial" w:eastAsia="Arial"/>
-          <w:spacing w:val="1"/>
-        </w:rPr>
-        <w:t xml:space="preserve"> </w:t>
-      </w:r>
-      <w:r>
-        <w:rPr>
-          <w:rFonts w:ascii="Arial" w:hAnsi="Arial" w:cs="Arial" w:eastAsia="Arial"/>
+          <w:rFonts w:ascii="Arial" w:eastAsia="Arial" w:hAnsi="Arial" w:cs="Arial"/>
+          <w:color w:val="auto"/>
+          <w:spacing w:val="1"/>
+        </w:rPr>
+        <w:t xml:space="preserve"> </w:t>
+      </w:r>
+      <w:r>
+        <w:rPr>
+          <w:rFonts w:ascii="Arial" w:eastAsia="Arial" w:hAnsi="Arial" w:cs="Arial"/>
+          <w:color w:val="auto"/>
           <w:spacing w:val="-1"/>
         </w:rPr>
         <w:t>l</w:t>
       </w:r>
       <w:r>
         <w:rPr>
-          <w:rFonts w:ascii="Arial" w:hAnsi="Arial" w:cs="Arial" w:eastAsia="Arial"/>
+          <w:rFonts w:ascii="Arial" w:eastAsia="Arial" w:hAnsi="Arial" w:cs="Arial"/>
+          <w:color w:val="auto"/>
         </w:rPr>
         <w:t>a</w:t>
       </w:r>
       <w:r>
         <w:rPr>
-          <w:rFonts w:ascii="Arial" w:hAnsi="Arial" w:cs="Arial" w:eastAsia="Arial"/>
-          <w:spacing w:val="1"/>
-        </w:rPr>
-        <w:t xml:space="preserve"> </w:t>
-      </w:r>
-      <w:r>
-        <w:rPr>
-          <w:rFonts w:ascii="Arial" w:hAnsi="Arial" w:cs="Arial" w:eastAsia="Arial"/>
+          <w:rFonts w:ascii="Arial" w:eastAsia="Arial" w:hAnsi="Arial" w:cs="Arial"/>
+          <w:color w:val="auto"/>
+          <w:spacing w:val="1"/>
+        </w:rPr>
+        <w:t xml:space="preserve"> </w:t>
+      </w:r>
+      <w:r>
+        <w:rPr>
+          <w:rFonts w:ascii="Arial" w:eastAsia="Arial" w:hAnsi="Arial" w:cs="Arial"/>
+          <w:color w:val="auto"/>
         </w:rPr>
         <w:t>presente,</w:t>
       </w:r>
       <w:r>
         <w:rPr>
-          <w:rFonts w:ascii="Arial" w:hAnsi="Arial" w:cs="Arial" w:eastAsia="Arial"/>
+          <w:rFonts w:ascii="Arial" w:eastAsia="Arial" w:hAnsi="Arial" w:cs="Arial"/>
+          <w:color w:val="auto"/>
           <w:spacing w:val="2"/>
         </w:rPr>
         <w:t xml:space="preserve"> </w:t>
       </w:r>
       <w:r>
         <w:rPr>
-          <w:rFonts w:ascii="Arial" w:hAnsi="Arial" w:cs="Arial" w:eastAsia="Arial"/>
+          <w:rFonts w:ascii="Arial" w:eastAsia="Arial" w:hAnsi="Arial" w:cs="Arial"/>
+          <w:color w:val="auto"/>
           <w:spacing w:val="1"/>
         </w:rPr>
         <w:t>m</w:t>
       </w:r>
       <w:r>
         <w:rPr>
-          <w:rFonts w:ascii="Arial" w:hAnsi="Arial" w:cs="Arial" w:eastAsia="Arial"/>
+          <w:rFonts w:ascii="Arial" w:eastAsia="Arial" w:hAnsi="Arial" w:cs="Arial"/>
+          <w:color w:val="auto"/>
         </w:rPr>
         <w:t>e</w:t>
       </w:r>
       <w:r>
         <w:rPr>
-          <w:rFonts w:ascii="Arial" w:hAnsi="Arial" w:cs="Arial" w:eastAsia="Arial"/>
-          <w:spacing w:val="1"/>
-        </w:rPr>
-        <w:t xml:space="preserve"> </w:t>
-      </w:r>
-      <w:r>
-        <w:rPr>
-          <w:rFonts w:ascii="Arial" w:hAnsi="Arial" w:cs="Arial" w:eastAsia="Arial"/>
+          <w:rFonts w:ascii="Arial" w:eastAsia="Arial" w:hAnsi="Arial" w:cs="Arial"/>
+          <w:color w:val="auto"/>
+          <w:spacing w:val="1"/>
+        </w:rPr>
+        <w:t xml:space="preserve"> </w:t>
+      </w:r>
+      <w:r>
+        <w:rPr>
+          <w:rFonts w:ascii="Arial" w:eastAsia="Arial" w:hAnsi="Arial" w:cs="Arial"/>
+          <w:color w:val="auto"/>
         </w:rPr>
         <w:t>p</w:t>
       </w:r>
       <w:r>
         <w:rPr>
-          <w:rFonts w:ascii="Arial" w:hAnsi="Arial" w:cs="Arial" w:eastAsia="Arial"/>
+          <w:rFonts w:ascii="Arial" w:eastAsia="Arial" w:hAnsi="Arial" w:cs="Arial"/>
+          <w:color w:val="auto"/>
           <w:spacing w:val="-1"/>
         </w:rPr>
         <w:t>e</w:t>
       </w:r>
       <w:r>
         <w:rPr>
-          <w:rFonts w:ascii="Arial" w:hAnsi="Arial" w:cs="Arial" w:eastAsia="Arial"/>
+          <w:rFonts w:ascii="Arial" w:eastAsia="Arial" w:hAnsi="Arial" w:cs="Arial"/>
+          <w:color w:val="auto"/>
           <w:spacing w:val="1"/>
         </w:rPr>
         <w:t>r</w:t>
       </w:r>
       <w:r>
         <w:rPr>
-          <w:rFonts w:ascii="Arial" w:hAnsi="Arial" w:cs="Arial" w:eastAsia="Arial"/>
+          <w:rFonts w:ascii="Arial" w:eastAsia="Arial" w:hAnsi="Arial" w:cs="Arial"/>
+          <w:color w:val="auto"/>
           <w:spacing w:val="-2"/>
         </w:rPr>
         <w:t>m</w:t>
       </w:r>
       <w:r>
         <w:rPr>
-          <w:rFonts w:ascii="Arial" w:hAnsi="Arial" w:cs="Arial" w:eastAsia="Arial"/>
+          <w:rFonts w:ascii="Arial" w:eastAsia="Arial" w:hAnsi="Arial" w:cs="Arial"/>
+          <w:color w:val="auto"/>
           <w:spacing w:val="-1"/>
         </w:rPr>
         <w:t>i</w:t>
       </w:r>
       <w:r>
         <w:rPr>
-          <w:rFonts w:ascii="Arial" w:hAnsi="Arial" w:cs="Arial" w:eastAsia="Arial"/>
+          <w:rFonts w:ascii="Arial" w:eastAsia="Arial" w:hAnsi="Arial" w:cs="Arial"/>
+          <w:color w:val="auto"/>
           <w:spacing w:val="1"/>
         </w:rPr>
         <w:t>t</w:t>
       </w:r>
       <w:r>
         <w:rPr>
-          <w:rFonts w:ascii="Arial" w:hAnsi="Arial" w:cs="Arial" w:eastAsia="Arial"/>
+          <w:rFonts w:ascii="Arial" w:eastAsia="Arial" w:hAnsi="Arial" w:cs="Arial"/>
+          <w:color w:val="auto"/>
         </w:rPr>
         <w:t>o</w:t>
       </w:r>
       <w:r>
         <w:rPr>
-          <w:rFonts w:ascii="Arial" w:hAnsi="Arial" w:cs="Arial" w:eastAsia="Arial"/>
-          <w:spacing w:val="1"/>
-        </w:rPr>
-        <w:t xml:space="preserve"> </w:t>
-      </w:r>
-      <w:r>
-        <w:rPr>
-          <w:rFonts w:ascii="Arial" w:hAnsi="Arial" w:cs="Arial" w:eastAsia="Arial"/>
+          <w:rFonts w:ascii="Arial" w:eastAsia="Arial" w:hAnsi="Arial" w:cs="Arial"/>
+          <w:color w:val="auto"/>
+          <w:spacing w:val="1"/>
+        </w:rPr>
+        <w:t xml:space="preserve"> </w:t>
+      </w:r>
+      <w:r>
+        <w:rPr>
+          <w:rFonts w:ascii="Arial" w:eastAsia="Arial" w:hAnsi="Arial" w:cs="Arial"/>
+          <w:color w:val="auto"/>
         </w:rPr>
         <w:t>comun</w:t>
       </w:r>
       <w:r>
         <w:rPr>
-          <w:rFonts w:ascii="Arial" w:hAnsi="Arial" w:cs="Arial" w:eastAsia="Arial"/>
+          <w:rFonts w:ascii="Arial" w:eastAsia="Arial" w:hAnsi="Arial" w:cs="Arial"/>
+          <w:color w:val="auto"/>
           <w:spacing w:val="-1"/>
         </w:rPr>
         <w:t>i</w:t>
       </w:r>
       <w:r>
         <w:rPr>
-          <w:rFonts w:ascii="Arial" w:hAnsi="Arial" w:cs="Arial" w:eastAsia="Arial"/>
+          <w:rFonts w:ascii="Arial" w:eastAsia="Arial" w:hAnsi="Arial" w:cs="Arial"/>
+          <w:color w:val="auto"/>
         </w:rPr>
         <w:t>carle con</w:t>
       </w:r>
       <w:r>
         <w:rPr>
-          <w:rFonts w:ascii="Arial" w:hAnsi="Arial" w:cs="Arial" w:eastAsia="Arial"/>
-          <w:spacing w:val="1"/>
-        </w:rPr>
-        <w:t xml:space="preserve"> </w:t>
-      </w:r>
-      <w:r>
-        <w:rPr>
-          <w:rFonts w:ascii="Arial" w:hAnsi="Arial" w:cs="Arial" w:eastAsia="Arial"/>
+          <w:rFonts w:ascii="Arial" w:eastAsia="Arial" w:hAnsi="Arial" w:cs="Arial"/>
+          <w:color w:val="auto"/>
+          <w:spacing w:val="1"/>
+        </w:rPr>
+        <w:t xml:space="preserve"> </w:t>
+      </w:r>
+      <w:r>
+        <w:rPr>
+          <w:rFonts w:ascii="Arial" w:eastAsia="Arial" w:hAnsi="Arial" w:cs="Arial"/>
+          <w:color w:val="auto"/>
           <w:spacing w:val="-1"/>
         </w:rPr>
         <w:t>l</w:t>
       </w:r>
       <w:r>
         <w:rPr>
-          <w:rFonts w:ascii="Arial" w:hAnsi="Arial" w:cs="Arial" w:eastAsia="Arial"/>
+          <w:rFonts w:ascii="Arial" w:eastAsia="Arial" w:hAnsi="Arial" w:cs="Arial"/>
+          <w:color w:val="auto"/>
         </w:rPr>
         <w:t>a</w:t>
       </w:r>
       <w:r>
         <w:rPr>
-          <w:rFonts w:ascii="Arial" w:hAnsi="Arial" w:cs="Arial" w:eastAsia="Arial"/>
+          <w:rFonts w:ascii="Arial" w:eastAsia="Arial" w:hAnsi="Arial" w:cs="Arial"/>
+          <w:color w:val="auto"/>
           <w:spacing w:val="3"/>
         </w:rPr>
         <w:t xml:space="preserve"> </w:t>
       </w:r>
       <w:r>
         <w:rPr>
-          <w:rFonts w:ascii="Arial" w:hAnsi="Arial" w:cs="Arial" w:eastAsia="Arial"/>
+          <w:rFonts w:ascii="Arial" w:eastAsia="Arial" w:hAnsi="Arial" w:cs="Arial"/>
+          <w:color w:val="auto"/>
         </w:rPr>
         <w:t>a</w:t>
       </w:r>
       <w:r>
         <w:rPr>
-          <w:rFonts w:ascii="Arial" w:hAnsi="Arial" w:cs="Arial" w:eastAsia="Arial"/>
+          <w:rFonts w:ascii="Arial" w:eastAsia="Arial" w:hAnsi="Arial" w:cs="Arial"/>
+          <w:color w:val="auto"/>
           <w:spacing w:val="-1"/>
         </w:rPr>
         <w:t>n</w:t>
       </w:r>
       <w:r>
         <w:rPr>
-          <w:rFonts w:ascii="Arial" w:hAnsi="Arial" w:cs="Arial" w:eastAsia="Arial"/>
+          <w:rFonts w:ascii="Arial" w:eastAsia="Arial" w:hAnsi="Arial" w:cs="Arial"/>
+          <w:color w:val="auto"/>
           <w:spacing w:val="1"/>
         </w:rPr>
         <w:t>t</w:t>
       </w:r>
       <w:r>
         <w:rPr>
-          <w:rFonts w:ascii="Arial" w:hAnsi="Arial" w:cs="Arial" w:eastAsia="Arial"/>
+          <w:rFonts w:ascii="Arial" w:eastAsia="Arial" w:hAnsi="Arial" w:cs="Arial"/>
+          <w:color w:val="auto"/>
           <w:spacing w:val="-1"/>
         </w:rPr>
         <w:t>i</w:t>
       </w:r>
       <w:r>
         <w:rPr>
-          <w:rFonts w:ascii="Arial" w:hAnsi="Arial" w:cs="Arial" w:eastAsia="Arial"/>
+          <w:rFonts w:ascii="Arial" w:eastAsia="Arial" w:hAnsi="Arial" w:cs="Arial"/>
+          <w:color w:val="auto"/>
         </w:rPr>
         <w:t>c</w:t>
       </w:r>
       <w:r>
         <w:rPr>
-          <w:rFonts w:ascii="Arial" w:hAnsi="Arial" w:cs="Arial" w:eastAsia="Arial"/>
+          <w:rFonts w:ascii="Arial" w:eastAsia="Arial" w:hAnsi="Arial" w:cs="Arial"/>
+          <w:color w:val="auto"/>
           <w:spacing w:val="-1"/>
         </w:rPr>
         <w:t>i</w:t>
       </w:r>
       <w:r>
         <w:rPr>
-          <w:rFonts w:ascii="Arial" w:hAnsi="Arial" w:cs="Arial" w:eastAsia="Arial"/>
+          <w:rFonts w:ascii="Arial" w:eastAsia="Arial" w:hAnsi="Arial" w:cs="Arial"/>
+          <w:color w:val="auto"/>
         </w:rPr>
         <w:t>p</w:t>
       </w:r>
       <w:r>
         <w:rPr>
-          <w:rFonts w:ascii="Arial" w:hAnsi="Arial" w:cs="Arial" w:eastAsia="Arial"/>
+          <w:rFonts w:ascii="Arial" w:eastAsia="Arial" w:hAnsi="Arial" w:cs="Arial"/>
+          <w:color w:val="auto"/>
           <w:spacing w:val="-1"/>
         </w:rPr>
         <w:t>a</w:t>
       </w:r>
       <w:r>
         <w:rPr>
-          <w:rFonts w:ascii="Arial" w:hAnsi="Arial" w:cs="Arial" w:eastAsia="Arial"/>
+          <w:rFonts w:ascii="Arial" w:eastAsia="Arial" w:hAnsi="Arial" w:cs="Arial"/>
+          <w:color w:val="auto"/>
         </w:rPr>
         <w:t>c</w:t>
       </w:r>
       <w:r>
         <w:rPr>
-          <w:rFonts w:ascii="Arial" w:hAnsi="Arial" w:cs="Arial" w:eastAsia="Arial"/>
+          <w:rFonts w:ascii="Arial" w:eastAsia="Arial" w:hAnsi="Arial" w:cs="Arial"/>
+          <w:color w:val="auto"/>
           <w:spacing w:val="-1"/>
         </w:rPr>
         <w:t>i</w:t>
       </w:r>
       <w:r>
         <w:rPr>
-          <w:rFonts w:ascii="Arial" w:hAnsi="Arial" w:cs="Arial" w:eastAsia="Arial"/>
+          <w:rFonts w:ascii="Arial" w:eastAsia="Arial" w:hAnsi="Arial" w:cs="Arial"/>
+          <w:color w:val="auto"/>
         </w:rPr>
         <w:t>ón</w:t>
       </w:r>
       <w:r>
         <w:rPr>
-          <w:rFonts w:ascii="Arial" w:hAnsi="Arial" w:cs="Arial" w:eastAsia="Arial"/>
-          <w:spacing w:val="1"/>
-        </w:rPr>
-        <w:t xml:space="preserve"> </w:t>
-      </w:r>
-      <w:r>
-        <w:rPr>
-          <w:rFonts w:ascii="Arial" w:hAnsi="Arial" w:cs="Arial" w:eastAsia="Arial"/>
+          <w:rFonts w:ascii="Arial" w:eastAsia="Arial" w:hAnsi="Arial" w:cs="Arial"/>
+          <w:color w:val="auto"/>
+          <w:spacing w:val="1"/>
+        </w:rPr>
+        <w:t xml:space="preserve"> </w:t>
+      </w:r>
+      <w:r>
+        <w:rPr>
+          <w:rFonts w:ascii="Arial" w:eastAsia="Arial" w:hAnsi="Arial" w:cs="Arial"/>
+          <w:color w:val="auto"/>
           <w:spacing w:val="2"/>
         </w:rPr>
         <w:t>q</w:t>
       </w:r>
       <w:r>
         <w:rPr>
-          <w:rFonts w:ascii="Arial" w:hAnsi="Arial" w:cs="Arial" w:eastAsia="Arial"/>
+          <w:rFonts w:ascii="Arial" w:eastAsia="Arial" w:hAnsi="Arial" w:cs="Arial"/>
+          <w:color w:val="auto"/>
         </w:rPr>
         <w:t>ue esti</w:t>
       </w:r>
       <w:r>
         <w:rPr>
-          <w:rFonts w:ascii="Arial" w:hAnsi="Arial" w:cs="Arial" w:eastAsia="Arial"/>
+          <w:rFonts w:ascii="Arial" w:eastAsia="Arial" w:hAnsi="Arial" w:cs="Arial"/>
+          <w:color w:val="auto"/>
           <w:spacing w:val="-1"/>
         </w:rPr>
         <w:t>p</w:t>
       </w:r>
       <w:r>
         <w:rPr>
-          <w:rFonts w:ascii="Arial" w:hAnsi="Arial" w:cs="Arial" w:eastAsia="Arial"/>
+          <w:rFonts w:ascii="Arial" w:eastAsia="Arial" w:hAnsi="Arial" w:cs="Arial"/>
+          <w:color w:val="auto"/>
         </w:rPr>
         <w:t>u</w:t>
       </w:r>
       <w:r>
         <w:rPr>
-          <w:rFonts w:ascii="Arial" w:hAnsi="Arial" w:cs="Arial" w:eastAsia="Arial"/>
+          <w:rFonts w:ascii="Arial" w:eastAsia="Arial" w:hAnsi="Arial" w:cs="Arial"/>
+          <w:color w:val="auto"/>
           <w:spacing w:val="-1"/>
         </w:rPr>
         <w:t>l</w:t>
       </w:r>
       <w:r>
         <w:rPr>
-          <w:rFonts w:ascii="Arial" w:hAnsi="Arial" w:cs="Arial" w:eastAsia="Arial"/>
+          <w:rFonts w:ascii="Arial" w:eastAsia="Arial" w:hAnsi="Arial" w:cs="Arial"/>
+          <w:color w:val="auto"/>
         </w:rPr>
         <w:t>a</w:t>
       </w:r>
       <w:r>
         <w:rPr>
-          <w:rFonts w:ascii="Arial" w:hAnsi="Arial" w:cs="Arial" w:eastAsia="Arial"/>
+          <w:rFonts w:ascii="Arial" w:eastAsia="Arial" w:hAnsi="Arial" w:cs="Arial"/>
+          <w:color w:val="auto"/>
           <w:spacing w:val="18"/>
         </w:rPr>
         <w:t xml:space="preserve"> </w:t>
       </w:r>
       <w:r>
         <w:rPr>
-          <w:rFonts w:ascii="Arial" w:hAnsi="Arial" w:cs="Arial" w:eastAsia="Arial"/>
+          <w:rFonts w:ascii="Arial" w:eastAsia="Arial" w:hAnsi="Arial" w:cs="Arial"/>
+          <w:color w:val="auto"/>
           <w:spacing w:val="-1"/>
         </w:rPr>
         <w:t>el Artículo 46 del C.S.T. hoy, DURT (1072 del 2015)</w:t>
       </w:r>
       <w:r>
         <w:rPr>
-          <w:rFonts w:ascii="Arial" w:hAnsi="Arial" w:cs="Arial" w:eastAsia="Arial"/>
+          <w:rFonts w:ascii="Arial" w:eastAsia="Arial" w:hAnsi="Arial" w:cs="Arial"/>
+          <w:color w:val="auto"/>
         </w:rPr>
         <w:t>,</w:t>
       </w:r>
       <w:r>
         <w:rPr>
-          <w:rFonts w:ascii="Arial" w:hAnsi="Arial" w:cs="Arial" w:eastAsia="Arial"/>
+          <w:rFonts w:ascii="Arial" w:eastAsia="Arial" w:hAnsi="Arial" w:cs="Arial"/>
+          <w:color w:val="auto"/>
           <w:spacing w:val="15"/>
         </w:rPr>
         <w:t xml:space="preserve"> </w:t>
       </w:r>
       <w:r>
         <w:rPr>
-          <w:rFonts w:ascii="Arial" w:hAnsi="Arial" w:cs="Arial" w:eastAsia="Arial"/>
+          <w:rFonts w:ascii="Arial" w:eastAsia="Arial" w:hAnsi="Arial" w:cs="Arial"/>
+          <w:color w:val="auto"/>
           <w:spacing w:val="2"/>
         </w:rPr>
         <w:t>q</w:t>
       </w:r>
       <w:r>
         <w:rPr>
-          <w:rFonts w:ascii="Arial" w:hAnsi="Arial" w:cs="Arial" w:eastAsia="Arial"/>
+          <w:rFonts w:ascii="Arial" w:eastAsia="Arial" w:hAnsi="Arial" w:cs="Arial"/>
+          <w:color w:val="auto"/>
         </w:rPr>
         <w:t>ue</w:t>
       </w:r>
       <w:r>
         <w:rPr>
-          <w:rFonts w:ascii="Arial" w:hAnsi="Arial" w:cs="Arial" w:eastAsia="Arial"/>
+          <w:rFonts w:ascii="Arial" w:eastAsia="Arial" w:hAnsi="Arial" w:cs="Arial"/>
+          <w:color w:val="auto"/>
           <w:spacing w:val="17"/>
         </w:rPr>
         <w:t xml:space="preserve"> </w:t>
       </w:r>
       <w:r>
         <w:rPr>
-          <w:rFonts w:ascii="Arial" w:hAnsi="Arial" w:cs="Arial" w:eastAsia="Arial"/>
+          <w:rFonts w:ascii="Arial" w:eastAsia="Arial" w:hAnsi="Arial" w:cs="Arial"/>
+          <w:color w:val="auto"/>
         </w:rPr>
         <w:t>su</w:t>
       </w:r>
       <w:r>
         <w:rPr>
-          <w:rFonts w:ascii="Arial" w:hAnsi="Arial" w:cs="Arial" w:eastAsia="Arial"/>
+          <w:rFonts w:ascii="Arial" w:eastAsia="Arial" w:hAnsi="Arial" w:cs="Arial"/>
+          <w:color w:val="auto"/>
           <w:spacing w:val="15"/>
         </w:rPr>
         <w:t xml:space="preserve"> </w:t>
       </w:r>
       <w:r>
         <w:rPr>
-          <w:rFonts w:ascii="Arial" w:hAnsi="Arial" w:cs="Arial" w:eastAsia="Arial"/>
+          <w:rFonts w:ascii="Arial" w:eastAsia="Arial" w:hAnsi="Arial" w:cs="Arial"/>
+          <w:color w:val="auto"/>
         </w:rPr>
         <w:t>c</w:t>
       </w:r>
       <w:r>
         <w:rPr>
-          <w:rFonts w:ascii="Arial" w:hAnsi="Arial" w:cs="Arial" w:eastAsia="Arial"/>
+          <w:rFonts w:ascii="Arial" w:eastAsia="Arial" w:hAnsi="Arial" w:cs="Arial"/>
+          <w:color w:val="auto"/>
           <w:spacing w:val="-3"/>
         </w:rPr>
         <w:t>o</w:t>
       </w:r>
       <w:r>
         <w:rPr>
-          <w:rFonts w:ascii="Arial" w:hAnsi="Arial" w:cs="Arial" w:eastAsia="Arial"/>
+          <w:rFonts w:ascii="Arial" w:eastAsia="Arial" w:hAnsi="Arial" w:cs="Arial"/>
+          <w:color w:val="auto"/>
         </w:rPr>
         <w:t>nt</w:t>
       </w:r>
       <w:r>
         <w:rPr>
-          <w:rFonts w:ascii="Arial" w:hAnsi="Arial" w:cs="Arial" w:eastAsia="Arial"/>
+          <w:rFonts w:ascii="Arial" w:eastAsia="Arial" w:hAnsi="Arial" w:cs="Arial"/>
+          <w:color w:val="auto"/>
           <w:spacing w:val="1"/>
         </w:rPr>
         <w:t>r</w:t>
       </w:r>
       <w:r>
         <w:rPr>
-          <w:rFonts w:ascii="Arial" w:hAnsi="Arial" w:cs="Arial" w:eastAsia="Arial"/>
+          <w:rFonts w:ascii="Arial" w:eastAsia="Arial" w:hAnsi="Arial" w:cs="Arial"/>
+          <w:color w:val="auto"/>
           <w:spacing w:val="-3"/>
         </w:rPr>
         <w:t>a</w:t>
       </w:r>
       <w:r>
         <w:rPr>
-          <w:rFonts w:ascii="Arial" w:hAnsi="Arial" w:cs="Arial" w:eastAsia="Arial"/>
+          <w:rFonts w:ascii="Arial" w:eastAsia="Arial" w:hAnsi="Arial" w:cs="Arial"/>
+          <w:color w:val="auto"/>
           <w:spacing w:val="1"/>
         </w:rPr>
         <w:t>t</w:t>
       </w:r>
       <w:r>
         <w:rPr>
-          <w:rFonts w:ascii="Arial" w:hAnsi="Arial" w:cs="Arial" w:eastAsia="Arial"/>
+          <w:rFonts w:ascii="Arial" w:eastAsia="Arial" w:hAnsi="Arial" w:cs="Arial"/>
+          <w:color w:val="auto"/>
         </w:rPr>
         <w:t>o</w:t>
       </w:r>
       <w:r>
         <w:rPr>
-          <w:rFonts w:ascii="Arial" w:hAnsi="Arial" w:cs="Arial" w:eastAsia="Arial"/>
+          <w:rFonts w:ascii="Arial" w:eastAsia="Arial" w:hAnsi="Arial" w:cs="Arial"/>
+          <w:color w:val="auto"/>
           <w:spacing w:val="18"/>
         </w:rPr>
         <w:t xml:space="preserve"> </w:t>
       </w:r>
       <w:r>
         <w:rPr>
-          <w:rFonts w:ascii="Arial" w:hAnsi="Arial" w:cs="Arial" w:eastAsia="Arial"/>
+          <w:rFonts w:ascii="Arial" w:eastAsia="Arial" w:hAnsi="Arial" w:cs="Arial"/>
+          <w:color w:val="auto"/>
         </w:rPr>
         <w:t>a</w:t>
       </w:r>
       <w:r>
         <w:rPr>
-          <w:rFonts w:ascii="Arial" w:hAnsi="Arial" w:cs="Arial" w:eastAsia="Arial"/>
+          <w:rFonts w:ascii="Arial" w:eastAsia="Arial" w:hAnsi="Arial" w:cs="Arial"/>
+          <w:color w:val="auto"/>
           <w:spacing w:val="15"/>
         </w:rPr>
         <w:t xml:space="preserve"> </w:t>
       </w:r>
       <w:r>
         <w:rPr>
-          <w:rFonts w:ascii="Arial" w:hAnsi="Arial" w:cs="Arial" w:eastAsia="Arial"/>
+          <w:rFonts w:ascii="Arial" w:eastAsia="Arial" w:hAnsi="Arial" w:cs="Arial"/>
+          <w:color w:val="auto"/>
           <w:spacing w:val="1"/>
         </w:rPr>
         <w:t>t</w:t>
       </w:r>
       <w:r>
         <w:rPr>
-          <w:rFonts w:ascii="Arial" w:hAnsi="Arial" w:cs="Arial" w:eastAsia="Arial"/>
+          <w:rFonts w:ascii="Arial" w:eastAsia="Arial" w:hAnsi="Arial" w:cs="Arial"/>
+          <w:color w:val="auto"/>
         </w:rPr>
         <w:t>é</w:t>
       </w:r>
       <w:r>
         <w:rPr>
-          <w:rFonts w:ascii="Arial" w:hAnsi="Arial" w:cs="Arial" w:eastAsia="Arial"/>
+          <w:rFonts w:ascii="Arial" w:eastAsia="Arial" w:hAnsi="Arial" w:cs="Arial"/>
+          <w:color w:val="auto"/>
           <w:spacing w:val="-2"/>
         </w:rPr>
         <w:t>r</w:t>
       </w:r>
       <w:r>
         <w:rPr>
-          <w:rFonts w:ascii="Arial" w:hAnsi="Arial" w:cs="Arial" w:eastAsia="Arial"/>
+          <w:rFonts w:ascii="Arial" w:eastAsia="Arial" w:hAnsi="Arial" w:cs="Arial"/>
+          <w:color w:val="auto"/>
           <w:spacing w:val="1"/>
         </w:rPr>
         <w:t>m</w:t>
       </w:r>
       <w:r>
         <w:rPr>
-          <w:rFonts w:ascii="Arial" w:hAnsi="Arial" w:cs="Arial" w:eastAsia="Arial"/>
+          <w:rFonts w:ascii="Arial" w:eastAsia="Arial" w:hAnsi="Arial" w:cs="Arial"/>
+          <w:color w:val="auto"/>
           <w:spacing w:val="-1"/>
         </w:rPr>
         <w:t>i</w:t>
       </w:r>
       <w:r>
         <w:rPr>
-          <w:rFonts w:ascii="Arial" w:hAnsi="Arial" w:cs="Arial" w:eastAsia="Arial"/>
+          <w:rFonts w:ascii="Arial" w:eastAsia="Arial" w:hAnsi="Arial" w:cs="Arial"/>
+          <w:color w:val="auto"/>
         </w:rPr>
         <w:t>no</w:t>
       </w:r>
       <w:r>
         <w:rPr>
-          <w:rFonts w:ascii="Arial" w:hAnsi="Arial" w:cs="Arial" w:eastAsia="Arial"/>
+          <w:rFonts w:ascii="Arial" w:eastAsia="Arial" w:hAnsi="Arial" w:cs="Arial"/>
+          <w:color w:val="auto"/>
           <w:spacing w:val="15"/>
         </w:rPr>
         <w:t xml:space="preserve"> </w:t>
       </w:r>
       <w:r>
         <w:rPr>
-          <w:rFonts w:ascii="Arial" w:hAnsi="Arial" w:cs="Arial" w:eastAsia="Arial"/>
+          <w:rFonts w:ascii="Arial" w:eastAsia="Arial" w:hAnsi="Arial" w:cs="Arial"/>
+          <w:color w:val="auto"/>
           <w:spacing w:val="3"/>
         </w:rPr>
         <w:t>f</w:t>
       </w:r>
       <w:r>
         <w:rPr>
-          <w:rFonts w:ascii="Arial" w:hAnsi="Arial" w:cs="Arial" w:eastAsia="Arial"/>
+          <w:rFonts w:ascii="Arial" w:eastAsia="Arial" w:hAnsi="Arial" w:cs="Arial"/>
+          <w:color w:val="auto"/>
           <w:spacing w:val="-3"/>
         </w:rPr>
         <w:t>i</w:t>
       </w:r>
       <w:r>
         <w:rPr>
-          <w:rFonts w:ascii="Arial" w:hAnsi="Arial" w:cs="Arial" w:eastAsia="Arial"/>
+          <w:rFonts w:ascii="Arial" w:eastAsia="Arial" w:hAnsi="Arial" w:cs="Arial"/>
+          <w:color w:val="auto"/>
           <w:spacing w:val="1"/>
         </w:rPr>
         <w:t>j</w:t>
       </w:r>
       <w:r>
         <w:rPr>
-          <w:rFonts w:ascii="Arial" w:hAnsi="Arial" w:cs="Arial" w:eastAsia="Arial"/>
+          <w:rFonts w:ascii="Arial" w:eastAsia="Arial" w:hAnsi="Arial" w:cs="Arial"/>
+          <w:color w:val="auto"/>
         </w:rPr>
         <w:t>o</w:t>
       </w:r>
       <w:r>
         <w:rPr>
-          <w:rFonts w:ascii="Arial" w:hAnsi="Arial" w:cs="Arial" w:eastAsia="Arial"/>
+          <w:rFonts w:ascii="Arial" w:eastAsia="Arial" w:hAnsi="Arial" w:cs="Arial"/>
+          <w:color w:val="auto"/>
+        </w:rPr>
+        <w:t xml:space="preserve"> </w:t>
+      </w:r>
+      <w:r>
+        <w:rPr>
+          <w:rFonts w:ascii="Arial" w:eastAsia="Arial" w:hAnsi="Arial" w:cs="Arial"/>
+          <w:color w:val="auto"/>
+        </w:rPr>
+        <w:t xml:space="preserve">inferior </w:t>
+      </w:r>
+      <w:r>
+        <w:rPr>
+          <w:rFonts w:ascii="Arial" w:eastAsia="Arial" w:hAnsi="Arial" w:cs="Arial"/>
+          <w:color w:val="auto"/>
           <w:spacing w:val="18"/>
         </w:rPr>
-        <w:t xml:space="preserve"> </w:t>
-      </w:r>
-      <w:r>
-        <w:rPr>
-          <w:rFonts w:ascii="Arial" w:hAnsi="Arial" w:cs="Arial" w:eastAsia="Arial"/>
-          <w:spacing w:val="-1"/>
-        </w:rPr>
-        <w:t>i</w:t>
-      </w:r>
-      <w:r>
-        <w:rPr>
-          <w:rFonts w:ascii="Arial" w:hAnsi="Arial" w:cs="Arial" w:eastAsia="Arial"/>
+        <w:t xml:space="preserve">a </w:t>
+      </w:r>
+      <w:r>
+        <w:rPr>
+          <w:rFonts w:ascii="Arial" w:eastAsia="Arial" w:hAnsi="Arial" w:cs="Arial"/>
+          <w:color w:val="auto"/>
+          <w:spacing w:val="-1"/>
+        </w:rPr>
+        <w:t xml:space="preserve">un </w:t>
+      </w:r>
+      <w:r>
+        <w:rPr>
+          <w:rFonts w:ascii="Arial" w:eastAsia="Arial" w:hAnsi="Arial" w:cs="Arial"/>
+          <w:color w:val="auto"/>
+        </w:rPr>
+        <w:t>a</w:t>
+      </w:r>
+      <w:r>
+        <w:rPr>
+          <w:rFonts w:ascii="Arial" w:eastAsia="Arial" w:hAnsi="Arial" w:cs="Arial"/>
+          <w:color w:val="auto"/>
+          <w:spacing w:val="-1"/>
+        </w:rPr>
+        <w:t>ñ</w:t>
+      </w:r>
+      <w:r>
+        <w:rPr>
+          <w:rFonts w:ascii="Arial" w:eastAsia="Arial" w:hAnsi="Arial" w:cs="Arial"/>
+          <w:color w:val="auto"/>
+        </w:rPr>
+        <w:t>o</w:t>
+      </w:r>
+      <w:r>
+        <w:rPr>
+          <w:rFonts w:ascii="Arial" w:eastAsia="Arial" w:hAnsi="Arial" w:cs="Arial"/>
+          <w:color w:val="auto"/>
+          <w:spacing w:val="15"/>
+        </w:rPr>
+        <w:t xml:space="preserve"> </w:t>
+      </w:r>
+      <w:r>
+        <w:rPr>
+          <w:rFonts w:ascii="Arial" w:eastAsia="Arial" w:hAnsi="Arial" w:cs="Arial"/>
+          <w:color w:val="auto"/>
+          <w:spacing w:val="-1"/>
+        </w:rPr>
+        <w:t>termina el día</w:t>
+      </w:r>
+      <w:r>
+        <w:rPr>
+          <w:rFonts w:ascii="Arial" w:eastAsia="Arial" w:hAnsi="Arial" w:cs="Arial"/>
+          <w:color w:val="auto"/>
+          <w:spacing w:val="-1"/>
+        </w:rPr>
+        <w:t xml:space="preserve"> </w:t>
+      </w:r>
+      <w:r>
+        <w:rPr>
+          <w:rFonts w:ascii="Arial" w:eastAsia="Arial" w:hAnsi="Arial" w:cs="Arial"/>
+          <w:color w:val="auto"/>
+          <w:spacing w:val="-1"/>
+          <w:highlight w:val="yellow"/>
+        </w:rPr>
+        <w:t>_____</w:t>
+      </w:r>
+      <w:r>
+        <w:rPr>
+          <w:rFonts w:ascii="Arial" w:eastAsia="Arial" w:hAnsi="Arial" w:cs="Arial"/>
+          <w:color w:val="auto"/>
+          <w:spacing w:val="-1"/>
+          <w:highlight w:val="yellow"/>
+        </w:rPr>
+        <w:t xml:space="preserve"> </w:t>
+      </w:r>
+      <w:r>
+        <w:rPr>
+          <w:rFonts w:ascii="Arial" w:eastAsia="Arial" w:hAnsi="Arial" w:cs="Arial"/>
+          <w:color w:val="auto"/>
+          <w:spacing w:val="-1"/>
+          <w:highlight w:val="yellow"/>
+        </w:rPr>
+        <w:t>(</w:t>
+      </w:r>
+      <w:r>
+        <w:rPr>
+          <w:rFonts w:ascii="Arial" w:eastAsia="Arial" w:hAnsi="Arial" w:cs="Arial"/>
+          <w:color w:val="auto"/>
+          <w:spacing w:val="-1"/>
+          <w:highlight w:val="yellow"/>
+        </w:rPr>
+        <w:t>___</w:t>
+      </w:r>
+      <w:r>
+        <w:rPr>
+          <w:rFonts w:ascii="Arial" w:eastAsia="Arial" w:hAnsi="Arial" w:cs="Arial"/>
+          <w:color w:val="auto"/>
+          <w:spacing w:val="-1"/>
+          <w:highlight w:val="yellow"/>
+        </w:rPr>
+        <w:t xml:space="preserve">) de </w:t>
+      </w:r>
+      <w:r>
+        <w:rPr>
+          <w:rFonts w:ascii="Arial" w:eastAsia="Arial" w:hAnsi="Arial" w:cs="Arial"/>
+          <w:color w:val="auto"/>
+          <w:spacing w:val="-1"/>
+          <w:highlight w:val="yellow"/>
+        </w:rPr>
+        <w:t>_____</w:t>
+      </w:r>
+      <w:r>
+        <w:rPr>
+          <w:rFonts w:ascii="Arial" w:eastAsia="Arial" w:hAnsi="Arial" w:cs="Arial"/>
+          <w:color w:val="auto"/>
+          <w:spacing w:val="-1"/>
+        </w:rPr>
+        <w:t xml:space="preserve"> de </w:t>
+      </w:r>
+      <w:r>
+        <w:rPr>
+          <w:rFonts w:ascii="Arial" w:eastAsia="Arial" w:hAnsi="Arial" w:cs="Arial"/>
+          <w:color w:val="auto"/>
+          <w:spacing w:val="-1"/>
+        </w:rPr>
+        <w:t xml:space="preserve">2026, </w:t>
+      </w:r>
+      <w:r>
+        <w:rPr>
+          <w:rFonts w:ascii="Arial" w:eastAsia="Arial" w:hAnsi="Arial" w:cs="Arial"/>
+          <w:color w:val="auto"/>
+        </w:rPr>
+        <w:t>el cu</w:t>
+      </w:r>
+      <w:r>
+        <w:rPr>
+          <w:rFonts w:ascii="Arial" w:eastAsia="Arial" w:hAnsi="Arial" w:cs="Arial"/>
+          <w:color w:val="auto"/>
+          <w:spacing w:val="-1"/>
+        </w:rPr>
+        <w:t>a</w:t>
+      </w:r>
+      <w:r>
+        <w:rPr>
+          <w:rFonts w:ascii="Arial" w:eastAsia="Arial" w:hAnsi="Arial" w:cs="Arial"/>
+          <w:color w:val="auto"/>
+        </w:rPr>
+        <w:t>l</w:t>
+      </w:r>
+      <w:r>
+        <w:rPr>
+          <w:rFonts w:ascii="Arial" w:eastAsia="Arial" w:hAnsi="Arial" w:cs="Arial"/>
+          <w:color w:val="auto"/>
+          <w:spacing w:val="-2"/>
+        </w:rPr>
+        <w:t xml:space="preserve"> </w:t>
+      </w:r>
+      <w:r>
+        <w:rPr>
+          <w:rFonts w:ascii="Arial" w:eastAsia="Arial" w:hAnsi="Arial" w:cs="Arial"/>
+          <w:color w:val="auto"/>
+        </w:rPr>
+        <w:t>no</w:t>
+      </w:r>
+      <w:r>
+        <w:rPr>
+          <w:rFonts w:ascii="Arial" w:eastAsia="Arial" w:hAnsi="Arial" w:cs="Arial"/>
+          <w:color w:val="auto"/>
+          <w:spacing w:val="1"/>
+        </w:rPr>
+        <w:t xml:space="preserve"> </w:t>
+      </w:r>
+      <w:r>
+        <w:rPr>
+          <w:rFonts w:ascii="Arial" w:eastAsia="Arial" w:hAnsi="Arial" w:cs="Arial"/>
+          <w:color w:val="auto"/>
+        </w:rPr>
+        <w:t>s</w:t>
+      </w:r>
+      <w:r>
+        <w:rPr>
+          <w:rFonts w:ascii="Arial" w:eastAsia="Arial" w:hAnsi="Arial" w:cs="Arial"/>
+          <w:color w:val="auto"/>
           <w:spacing w:val="-3"/>
         </w:rPr>
+        <w:t>e</w:t>
+      </w:r>
+      <w:r>
+        <w:rPr>
+          <w:rFonts w:ascii="Arial" w:eastAsia="Arial" w:hAnsi="Arial" w:cs="Arial"/>
+          <w:color w:val="auto"/>
+          <w:spacing w:val="1"/>
+        </w:rPr>
+        <w:t>r</w:t>
+      </w:r>
+      <w:r>
+        <w:rPr>
+          <w:rFonts w:ascii="Arial" w:eastAsia="Arial" w:hAnsi="Arial" w:cs="Arial"/>
+          <w:color w:val="auto"/>
+        </w:rPr>
+        <w:t>á</w:t>
+      </w:r>
+      <w:r>
+        <w:rPr>
+          <w:rFonts w:ascii="Arial" w:eastAsia="Arial" w:hAnsi="Arial" w:cs="Arial"/>
+          <w:color w:val="auto"/>
+          <w:spacing w:val="-1"/>
+        </w:rPr>
+        <w:t xml:space="preserve"> </w:t>
+      </w:r>
+      <w:r>
+        <w:rPr>
+          <w:rFonts w:ascii="Arial" w:eastAsia="Arial" w:hAnsi="Arial" w:cs="Arial"/>
+          <w:color w:val="auto"/>
+          <w:spacing w:val="1"/>
+        </w:rPr>
+        <w:t>r</w:t>
+      </w:r>
+      <w:r>
+        <w:rPr>
+          <w:rFonts w:ascii="Arial" w:eastAsia="Arial" w:hAnsi="Arial" w:cs="Arial"/>
+          <w:color w:val="auto"/>
+        </w:rPr>
+        <w:t>e</w:t>
+      </w:r>
+      <w:r>
+        <w:rPr>
+          <w:rFonts w:ascii="Arial" w:eastAsia="Arial" w:hAnsi="Arial" w:cs="Arial"/>
+          <w:color w:val="auto"/>
+          <w:spacing w:val="-1"/>
+        </w:rPr>
         <w:t>n</w:t>
       </w:r>
       <w:r>
         <w:rPr>
-          <w:rFonts w:ascii="Arial" w:hAnsi="Arial" w:cs="Arial" w:eastAsia="Arial"/>
-          <w:spacing w:val="1"/>
-        </w:rPr>
-        <w:t>f</w:t>
-      </w:r>
-      <w:r>
-        <w:rPr>
-          <w:rFonts w:ascii="Arial" w:hAnsi="Arial" w:cs="Arial" w:eastAsia="Arial"/>
-        </w:rPr>
-        <w:t>e</w:t>
-      </w:r>
-      <w:r>
-        <w:rPr>
-          <w:rFonts w:ascii="Arial" w:hAnsi="Arial" w:cs="Arial" w:eastAsia="Arial"/>
-          <w:spacing w:val="-2"/>
-        </w:rPr>
-        <w:t>r</w:t>
-      </w:r>
-      <w:r>
-        <w:rPr>
-          <w:rFonts w:ascii="Arial" w:hAnsi="Arial" w:cs="Arial" w:eastAsia="Arial"/>
-          <w:spacing w:val="-1"/>
-        </w:rPr>
-        <w:t>i</w:t>
-      </w:r>
-      <w:r>
-        <w:rPr>
-          <w:rFonts w:ascii="Arial" w:hAnsi="Arial" w:cs="Arial" w:eastAsia="Arial"/>
-        </w:rPr>
-        <w:t>or</w:t>
-      </w:r>
-      <w:r>
-        <w:rPr>
-          <w:rFonts w:ascii="Arial" w:hAnsi="Arial" w:cs="Arial" w:eastAsia="Arial"/>
-          <w:spacing w:val="19"/>
-        </w:rPr>
-        <w:t xml:space="preserve"> </w:t>
-      </w:r>
-      <w:r>
-        <w:rPr>
-          <w:rFonts w:ascii="Arial" w:hAnsi="Arial" w:cs="Arial" w:eastAsia="Arial"/>
+          <w:rFonts w:ascii="Arial" w:eastAsia="Arial" w:hAnsi="Arial" w:cs="Arial"/>
+          <w:color w:val="auto"/>
+        </w:rPr>
+        <w:t>o</w:t>
+      </w:r>
+      <w:r>
+        <w:rPr>
+          <w:rFonts w:ascii="Arial" w:eastAsia="Arial" w:hAnsi="Arial" w:cs="Arial"/>
+          <w:color w:val="auto"/>
+          <w:spacing w:val="-3"/>
+        </w:rPr>
+        <w:t>v</w:t>
+      </w:r>
+      <w:r>
+        <w:rPr>
+          <w:rFonts w:ascii="Arial" w:eastAsia="Arial" w:hAnsi="Arial" w:cs="Arial"/>
+          <w:color w:val="auto"/>
         </w:rPr>
         <w:t>a</w:t>
       </w:r>
       <w:r>
         <w:rPr>
-          <w:rFonts w:ascii="Arial" w:hAnsi="Arial" w:cs="Arial" w:eastAsia="Arial"/>
-          <w:spacing w:val="18"/>
-        </w:rPr>
-        <w:t xml:space="preserve"> </w:t>
-      </w:r>
-      <w:r>
-        <w:rPr>
-          <w:rFonts w:ascii="Arial" w:hAnsi="Arial" w:cs="Arial" w:eastAsia="Arial"/>
-        </w:rPr>
-        <w:t>un</w:t>
-      </w:r>
-      <w:r>
-        <w:rPr>
-          <w:rFonts w:ascii="Arial" w:hAnsi="Arial" w:cs="Arial" w:eastAsia="Arial"/>
-          <w:spacing w:val="17"/>
-        </w:rPr>
-        <w:t xml:space="preserve"> </w:t>
-      </w:r>
-      <w:r>
-        <w:rPr>
-          <w:rFonts w:ascii="Arial" w:hAnsi="Arial" w:cs="Arial" w:eastAsia="Arial"/>
-        </w:rPr>
-        <w:t>a</w:t>
-      </w:r>
-      <w:r>
-        <w:rPr>
-          <w:rFonts w:ascii="Arial" w:hAnsi="Arial" w:cs="Arial" w:eastAsia="Arial"/>
-          <w:spacing w:val="-1"/>
-        </w:rPr>
-        <w:t>ñ</w:t>
-      </w:r>
-      <w:r>
-        <w:rPr>
-          <w:rFonts w:ascii="Arial" w:hAnsi="Arial" w:cs="Arial" w:eastAsia="Arial"/>
-        </w:rPr>
-        <w:t>o</w:t>
-      </w:r>
-      <w:r>
-        <w:rPr>
-          <w:rFonts w:ascii="Arial" w:hAnsi="Arial" w:cs="Arial" w:eastAsia="Arial"/>
-          <w:spacing w:val="15"/>
-        </w:rPr>
-        <w:t xml:space="preserve"> </w:t>
-      </w:r>
-      <w:r>
-        <w:rPr>
-          <w:rFonts w:ascii="Arial" w:hAnsi="Arial" w:cs="Arial" w:eastAsia="Arial"/>
-          <w:spacing w:val="-1"/>
-        </w:rPr>
-        <w:t>termina el día</w:t>
-      </w:r>
-      <w:r>
-        <w:rPr>
-          <w:rFonts w:ascii="Arial" w:hAnsi="Arial" w:cs="Arial" w:eastAsia="Arial"/>
-          <w:rtl w:val="0"/>
-          <w:spacing w:val="-1"/>
-          <w:lang w:val="es-CO" w:bidi="es-CO" w:eastAsia="es-CO"/>
-        </w:rPr>
-        <w:t xml:space="preserve"> </w:t>
-      </w:r>
-      <w:r>
-        <w:rPr>
-          <w:rFonts w:ascii="Arial" w:hAnsi="Arial" w:cs="Arial" w:eastAsia="Arial"/>
-          <w:spacing w:val="-1"/>
-        </w:rPr>
-        <w:fldChar w:fldCharType="begin"/>
-      </w:r>
-      <w:r>
-        <w:rPr>
-          <w:rFonts w:ascii="Arial" w:hAnsi="Arial" w:cs="Arial" w:eastAsia="Arial"/>
-          <w:spacing w:val="-1"/>
-        </w:rPr>
-        <w:instrText xml:space="preserve"> MERGEFIELD fechafin </w:instrText>
-      </w:r>
-      <w:r>
-        <w:rPr>
-          <w:rFonts w:ascii="Arial" w:hAnsi="Arial" w:cs="Arial" w:eastAsia="Arial"/>
-          <w:spacing w:val="-1"/>
-        </w:rPr>
-        <w:fldChar w:fldCharType="separate"/>
-      </w:r>
-      <w:r>
-        <w:rPr>
-          <w:rFonts w:ascii="Arial" w:hAnsi="Arial" w:cs="Arial" w:eastAsia="Arial"/>
-          <w:spacing w:val="-1"/>
-        </w:rPr>
-        <w:t>10 de julio de 2023</w:t>
-      </w:r>
-      <w:r>
-        <w:rPr>
-          <w:rFonts w:ascii="Arial" w:hAnsi="Arial" w:cs="Arial" w:eastAsia="Arial"/>
-          <w:spacing w:val="-1"/>
-        </w:rPr>
-        <w:fldChar w:fldCharType="end"/>
-      </w:r>
-      <w:r>
-        <w:rPr>
-          <w:rFonts w:ascii="Arial" w:hAnsi="Arial" w:cs="Arial" w:eastAsia="Arial"/>
-        </w:rPr>
-        <w:t>,</w:t>
-      </w:r>
-      <w:r>
-        <w:rPr>
-          <w:rFonts w:ascii="Arial" w:hAnsi="Arial" w:cs="Arial" w:eastAsia="Arial"/>
-          <w:spacing w:val="2"/>
-        </w:rPr>
-        <w:t xml:space="preserve"> </w:t>
-      </w:r>
-      <w:r>
-        <w:rPr>
-          <w:rFonts w:ascii="Arial" w:hAnsi="Arial" w:cs="Arial" w:eastAsia="Arial"/>
-        </w:rPr>
-        <w:t>el cu</w:t>
-      </w:r>
-      <w:r>
-        <w:rPr>
-          <w:rFonts w:ascii="Arial" w:hAnsi="Arial" w:cs="Arial" w:eastAsia="Arial"/>
-          <w:spacing w:val="-1"/>
-        </w:rPr>
-        <w:t>a</w:t>
-      </w:r>
-      <w:r>
-        <w:rPr>
-          <w:rFonts w:ascii="Arial" w:hAnsi="Arial" w:cs="Arial" w:eastAsia="Arial"/>
-        </w:rPr>
-        <w:t>l</w:t>
-      </w:r>
-      <w:r>
-        <w:rPr>
-          <w:rFonts w:ascii="Arial" w:hAnsi="Arial" w:cs="Arial" w:eastAsia="Arial"/>
-          <w:spacing w:val="-2"/>
-        </w:rPr>
-        <w:t xml:space="preserve"> </w:t>
-      </w:r>
-      <w:r>
-        <w:rPr>
-          <w:rFonts w:ascii="Arial" w:hAnsi="Arial" w:cs="Arial" w:eastAsia="Arial"/>
-        </w:rPr>
-        <w:t>no</w:t>
-      </w:r>
-      <w:r>
-        <w:rPr>
-          <w:rFonts w:ascii="Arial" w:hAnsi="Arial" w:cs="Arial" w:eastAsia="Arial"/>
-          <w:spacing w:val="1"/>
-        </w:rPr>
-        <w:t xml:space="preserve"> </w:t>
-      </w:r>
-      <w:r>
-        <w:rPr>
-          <w:rFonts w:ascii="Arial" w:hAnsi="Arial" w:cs="Arial" w:eastAsia="Arial"/>
-        </w:rPr>
-        <w:t>s</w:t>
-      </w:r>
-      <w:r>
-        <w:rPr>
-          <w:rFonts w:ascii="Arial" w:hAnsi="Arial" w:cs="Arial" w:eastAsia="Arial"/>
-          <w:spacing w:val="-3"/>
-        </w:rPr>
-        <w:t>e</w:t>
-      </w:r>
-      <w:r>
-        <w:rPr>
-          <w:rFonts w:ascii="Arial" w:hAnsi="Arial" w:cs="Arial" w:eastAsia="Arial"/>
-          <w:spacing w:val="1"/>
-        </w:rPr>
-        <w:t>r</w:t>
-      </w:r>
-      <w:r>
-        <w:rPr>
-          <w:rFonts w:ascii="Arial" w:hAnsi="Arial" w:cs="Arial" w:eastAsia="Arial"/>
-        </w:rPr>
-        <w:t>á</w:t>
-      </w:r>
-      <w:r>
-        <w:rPr>
-          <w:rFonts w:ascii="Arial" w:hAnsi="Arial" w:cs="Arial" w:eastAsia="Arial"/>
-          <w:spacing w:val="-1"/>
-        </w:rPr>
-        <w:t xml:space="preserve"> </w:t>
-      </w:r>
-      <w:r>
-        <w:rPr>
-          <w:rFonts w:ascii="Arial" w:hAnsi="Arial" w:cs="Arial" w:eastAsia="Arial"/>
-          <w:spacing w:val="1"/>
-        </w:rPr>
-        <w:t>r</w:t>
-      </w:r>
-      <w:r>
-        <w:rPr>
-          <w:rFonts w:ascii="Arial" w:hAnsi="Arial" w:cs="Arial" w:eastAsia="Arial"/>
-        </w:rPr>
-        <w:t>e</w:t>
-      </w:r>
-      <w:r>
-        <w:rPr>
-          <w:rFonts w:ascii="Arial" w:hAnsi="Arial" w:cs="Arial" w:eastAsia="Arial"/>
-          <w:spacing w:val="-1"/>
-        </w:rPr>
-        <w:t>n</w:t>
-      </w:r>
-      <w:r>
-        <w:rPr>
-          <w:rFonts w:ascii="Arial" w:hAnsi="Arial" w:cs="Arial" w:eastAsia="Arial"/>
-        </w:rPr>
-        <w:t>o</w:t>
-      </w:r>
-      <w:r>
-        <w:rPr>
-          <w:rFonts w:ascii="Arial" w:hAnsi="Arial" w:cs="Arial" w:eastAsia="Arial"/>
-          <w:spacing w:val="-3"/>
-        </w:rPr>
-        <w:t>v</w:t>
-      </w:r>
-      <w:r>
-        <w:rPr>
-          <w:rFonts w:ascii="Arial" w:hAnsi="Arial" w:cs="Arial" w:eastAsia="Arial"/>
-        </w:rPr>
-        <w:t>a</w:t>
-      </w:r>
-      <w:r>
-        <w:rPr>
-          <w:rFonts w:ascii="Arial" w:hAnsi="Arial" w:cs="Arial" w:eastAsia="Arial"/>
+          <w:rFonts w:ascii="Arial" w:eastAsia="Arial" w:hAnsi="Arial" w:cs="Arial"/>
+          <w:color w:val="auto"/>
           <w:spacing w:val="-1"/>
         </w:rPr>
         <w:t>d</w:t>
       </w:r>
       <w:r>
         <w:rPr>
-          <w:rFonts w:ascii="Arial" w:hAnsi="Arial" w:cs="Arial" w:eastAsia="Arial"/>
+          <w:rFonts w:ascii="Arial" w:eastAsia="Arial" w:hAnsi="Arial" w:cs="Arial"/>
+          <w:color w:val="auto"/>
         </w:rPr>
         <w:t>o.</w:t>
       </w:r>
     </w:p>
     <w:p>
       <w:pPr>
-        <w:spacing w:lineRule="exact" w:line="240" w:beforeAutospacing="0" w:afterAutospacing="0"/>
+        <w:spacing w:line="240" w:lineRule="exact"/>
         <w:ind w:right="83"/>
         <w:jc w:val="both"/>
         <w:rPr>
-          <w:rFonts w:ascii="Arial" w:hAnsi="Arial" w:cs="Arial" w:eastAsia="Arial"/>
+          <w:rFonts w:ascii="Arial" w:eastAsia="Arial" w:hAnsi="Arial" w:cs="Arial"/>
+          <w:color w:val="auto"/>
         </w:rPr>
       </w:pPr>
       <w:r>
         <w:rPr>
-          <w:rFonts w:ascii="Arial" w:hAnsi="Arial" w:cs="Arial" w:eastAsia="Arial"/>
+          <w:rFonts w:ascii="Arial" w:eastAsia="Arial" w:hAnsi="Arial" w:cs="Arial"/>
+          <w:color w:val="auto"/>
           <w:spacing w:val="-1"/>
         </w:rPr>
         <w:t>S</w:t>
       </w:r>
       <w:r>
         <w:rPr>
-          <w:rFonts w:ascii="Arial" w:hAnsi="Arial" w:cs="Arial" w:eastAsia="Arial"/>
+          <w:rFonts w:ascii="Arial" w:eastAsia="Arial" w:hAnsi="Arial" w:cs="Arial"/>
+          <w:color w:val="auto"/>
         </w:rPr>
         <w:t>i</w:t>
       </w:r>
       <w:r>
         <w:rPr>
-          <w:rFonts w:ascii="Arial" w:hAnsi="Arial" w:cs="Arial" w:eastAsia="Arial"/>
-          <w:spacing w:val="1"/>
-        </w:rPr>
-        <w:t xml:space="preserve"> </w:t>
-      </w:r>
-      <w:r>
-        <w:rPr>
-          <w:rFonts w:ascii="Arial" w:hAnsi="Arial" w:cs="Arial" w:eastAsia="Arial"/>
+          <w:rFonts w:ascii="Arial" w:eastAsia="Arial" w:hAnsi="Arial" w:cs="Arial"/>
+          <w:color w:val="auto"/>
+          <w:spacing w:val="1"/>
+        </w:rPr>
+        <w:t xml:space="preserve"> </w:t>
+      </w:r>
+      <w:r>
+        <w:rPr>
+          <w:rFonts w:ascii="Arial" w:eastAsia="Arial" w:hAnsi="Arial" w:cs="Arial"/>
+          <w:color w:val="auto"/>
           <w:spacing w:val="-1"/>
         </w:rPr>
         <w:t>l</w:t>
       </w:r>
       <w:r>
         <w:rPr>
-          <w:rFonts w:ascii="Arial" w:hAnsi="Arial" w:cs="Arial" w:eastAsia="Arial"/>
+          <w:rFonts w:ascii="Arial" w:eastAsia="Arial" w:hAnsi="Arial" w:cs="Arial"/>
+          <w:color w:val="auto"/>
         </w:rPr>
         <w:t>as</w:t>
       </w:r>
       <w:r>
         <w:rPr>
-          <w:rFonts w:ascii="Arial" w:hAnsi="Arial" w:cs="Arial" w:eastAsia="Arial"/>
+          <w:rFonts w:ascii="Arial" w:eastAsia="Arial" w:hAnsi="Arial" w:cs="Arial"/>
+          <w:color w:val="auto"/>
           <w:spacing w:val="2"/>
         </w:rPr>
         <w:t xml:space="preserve"> </w:t>
       </w:r>
       <w:r>
         <w:rPr>
-          <w:rFonts w:ascii="Arial" w:hAnsi="Arial" w:cs="Arial" w:eastAsia="Arial"/>
+          <w:rFonts w:ascii="Arial" w:eastAsia="Arial" w:hAnsi="Arial" w:cs="Arial"/>
+          <w:color w:val="auto"/>
         </w:rPr>
         <w:t>p</w:t>
       </w:r>
       <w:r>
         <w:rPr>
-          <w:rFonts w:ascii="Arial" w:hAnsi="Arial" w:cs="Arial" w:eastAsia="Arial"/>
+          <w:rFonts w:ascii="Arial" w:eastAsia="Arial" w:hAnsi="Arial" w:cs="Arial"/>
+          <w:color w:val="auto"/>
           <w:spacing w:val="-1"/>
         </w:rPr>
         <w:t>a</w:t>
       </w:r>
       <w:r>
         <w:rPr>
-          <w:rFonts w:ascii="Arial" w:hAnsi="Arial" w:cs="Arial" w:eastAsia="Arial"/>
+          <w:rFonts w:ascii="Arial" w:eastAsia="Arial" w:hAnsi="Arial" w:cs="Arial"/>
+          <w:color w:val="auto"/>
           <w:spacing w:val="1"/>
         </w:rPr>
         <w:t>rt</w:t>
       </w:r>
       <w:r>
         <w:rPr>
-          <w:rFonts w:ascii="Arial" w:hAnsi="Arial" w:cs="Arial" w:eastAsia="Arial"/>
+          <w:rFonts w:ascii="Arial" w:eastAsia="Arial" w:hAnsi="Arial" w:cs="Arial"/>
+          <w:color w:val="auto"/>
         </w:rPr>
         <w:t>es</w:t>
       </w:r>
       <w:r>
         <w:rPr>
-          <w:rFonts w:ascii="Arial" w:hAnsi="Arial" w:cs="Arial" w:eastAsia="Arial"/>
+          <w:rFonts w:ascii="Arial" w:eastAsia="Arial" w:hAnsi="Arial" w:cs="Arial"/>
+          <w:color w:val="auto"/>
           <w:spacing w:val="2"/>
         </w:rPr>
         <w:t xml:space="preserve"> </w:t>
       </w:r>
       <w:r>
         <w:rPr>
-          <w:rFonts w:ascii="Arial" w:hAnsi="Arial" w:cs="Arial" w:eastAsia="Arial"/>
+          <w:rFonts w:ascii="Arial" w:eastAsia="Arial" w:hAnsi="Arial" w:cs="Arial"/>
+          <w:color w:val="auto"/>
         </w:rPr>
         <w:t>d</w:t>
       </w:r>
       <w:r>
         <w:rPr>
-          <w:rFonts w:ascii="Arial" w:hAnsi="Arial" w:cs="Arial" w:eastAsia="Arial"/>
+          <w:rFonts w:ascii="Arial" w:eastAsia="Arial" w:hAnsi="Arial" w:cs="Arial"/>
+          <w:color w:val="auto"/>
           <w:spacing w:val="-1"/>
         </w:rPr>
         <w:t>e</w:t>
       </w:r>
       <w:r>
         <w:rPr>
-          <w:rFonts w:ascii="Arial" w:hAnsi="Arial" w:cs="Arial" w:eastAsia="Arial"/>
+          <w:rFonts w:ascii="Arial" w:eastAsia="Arial" w:hAnsi="Arial" w:cs="Arial"/>
+          <w:color w:val="auto"/>
         </w:rPr>
         <w:t>c</w:t>
       </w:r>
       <w:r>
         <w:rPr>
-          <w:rFonts w:ascii="Arial" w:hAnsi="Arial" w:cs="Arial" w:eastAsia="Arial"/>
+          <w:rFonts w:ascii="Arial" w:eastAsia="Arial" w:hAnsi="Arial" w:cs="Arial"/>
+          <w:color w:val="auto"/>
           <w:spacing w:val="-1"/>
         </w:rPr>
         <w:t>i</w:t>
       </w:r>
       <w:r>
         <w:rPr>
-          <w:rFonts w:ascii="Arial" w:hAnsi="Arial" w:cs="Arial" w:eastAsia="Arial"/>
+          <w:rFonts w:ascii="Arial" w:eastAsia="Arial" w:hAnsi="Arial" w:cs="Arial"/>
+          <w:color w:val="auto"/>
         </w:rPr>
         <w:t>den</w:t>
       </w:r>
       <w:r>
         <w:rPr>
-          <w:rFonts w:ascii="Arial" w:hAnsi="Arial" w:cs="Arial" w:eastAsia="Arial"/>
+          <w:rFonts w:ascii="Arial" w:eastAsia="Arial" w:hAnsi="Arial" w:cs="Arial"/>
+          <w:color w:val="auto"/>
           <w:spacing w:val="2"/>
         </w:rPr>
         <w:t xml:space="preserve"> </w:t>
       </w:r>
       <w:r>
         <w:rPr>
-          <w:rFonts w:ascii="Arial" w:hAnsi="Arial" w:cs="Arial" w:eastAsia="Arial"/>
+          <w:rFonts w:ascii="Arial" w:eastAsia="Arial" w:hAnsi="Arial" w:cs="Arial"/>
+          <w:color w:val="auto"/>
         </w:rPr>
         <w:t>c</w:t>
       </w:r>
       <w:r>
         <w:rPr>
-          <w:rFonts w:ascii="Arial" w:hAnsi="Arial" w:cs="Arial" w:eastAsia="Arial"/>
+          <w:rFonts w:ascii="Arial" w:eastAsia="Arial" w:hAnsi="Arial" w:cs="Arial"/>
+          <w:color w:val="auto"/>
           <w:spacing w:val="-3"/>
         </w:rPr>
         <w:t>o</w:t>
       </w:r>
       <w:r>
         <w:rPr>
-          <w:rFonts w:ascii="Arial" w:hAnsi="Arial" w:cs="Arial" w:eastAsia="Arial"/>
+          <w:rFonts w:ascii="Arial" w:eastAsia="Arial" w:hAnsi="Arial" w:cs="Arial"/>
+          <w:color w:val="auto"/>
         </w:rPr>
         <w:t>nti</w:t>
       </w:r>
       <w:r>
         <w:rPr>
-          <w:rFonts w:ascii="Arial" w:hAnsi="Arial" w:cs="Arial" w:eastAsia="Arial"/>
+          <w:rFonts w:ascii="Arial" w:eastAsia="Arial" w:hAnsi="Arial" w:cs="Arial"/>
+          <w:color w:val="auto"/>
           <w:spacing w:val="-1"/>
         </w:rPr>
         <w:t>n</w:t>
       </w:r>
       <w:r>
         <w:rPr>
-          <w:rFonts w:ascii="Arial" w:hAnsi="Arial" w:cs="Arial" w:eastAsia="Arial"/>
+          <w:rFonts w:ascii="Arial" w:eastAsia="Arial" w:hAnsi="Arial" w:cs="Arial"/>
+          <w:color w:val="auto"/>
         </w:rPr>
         <w:t>u</w:t>
       </w:r>
       <w:r>
         <w:rPr>
-          <w:rFonts w:ascii="Arial" w:hAnsi="Arial" w:cs="Arial" w:eastAsia="Arial"/>
+          <w:rFonts w:ascii="Arial" w:eastAsia="Arial" w:hAnsi="Arial" w:cs="Arial"/>
+          <w:color w:val="auto"/>
           <w:spacing w:val="-1"/>
         </w:rPr>
         <w:t>a</w:t>
       </w:r>
       <w:r>
         <w:rPr>
-          <w:rFonts w:ascii="Arial" w:hAnsi="Arial" w:cs="Arial" w:eastAsia="Arial"/>
+          <w:rFonts w:ascii="Arial" w:eastAsia="Arial" w:hAnsi="Arial" w:cs="Arial"/>
+          <w:color w:val="auto"/>
         </w:rPr>
         <w:t>r</w:t>
       </w:r>
       <w:r>
         <w:rPr>
-          <w:rFonts w:ascii="Arial" w:hAnsi="Arial" w:cs="Arial" w:eastAsia="Arial"/>
+          <w:rFonts w:ascii="Arial" w:eastAsia="Arial" w:hAnsi="Arial" w:cs="Arial"/>
+          <w:color w:val="auto"/>
           <w:spacing w:val="2"/>
         </w:rPr>
         <w:t xml:space="preserve"> </w:t>
       </w:r>
       <w:r>
         <w:rPr>
-          <w:rFonts w:ascii="Arial" w:hAnsi="Arial" w:cs="Arial" w:eastAsia="Arial"/>
+          <w:rFonts w:ascii="Arial" w:eastAsia="Arial" w:hAnsi="Arial" w:cs="Arial"/>
+          <w:color w:val="auto"/>
         </w:rPr>
         <w:t>con</w:t>
       </w:r>
       <w:r>
         <w:rPr>
-          <w:rFonts w:ascii="Arial" w:hAnsi="Arial" w:cs="Arial" w:eastAsia="Arial"/>
-          <w:spacing w:val="1"/>
-        </w:rPr>
-        <w:t xml:space="preserve"> </w:t>
-      </w:r>
-      <w:r>
-        <w:rPr>
-          <w:rFonts w:ascii="Arial" w:hAnsi="Arial" w:cs="Arial" w:eastAsia="Arial"/>
+          <w:rFonts w:ascii="Arial" w:eastAsia="Arial" w:hAnsi="Arial" w:cs="Arial"/>
+          <w:color w:val="auto"/>
+          <w:spacing w:val="1"/>
+        </w:rPr>
+        <w:t xml:space="preserve"> </w:t>
+      </w:r>
+      <w:r>
+        <w:rPr>
+          <w:rFonts w:ascii="Arial" w:eastAsia="Arial" w:hAnsi="Arial" w:cs="Arial"/>
+          <w:color w:val="auto"/>
           <w:spacing w:val="-1"/>
         </w:rPr>
         <w:t>l</w:t>
       </w:r>
       <w:r>
         <w:rPr>
-          <w:rFonts w:ascii="Arial" w:hAnsi="Arial" w:cs="Arial" w:eastAsia="Arial"/>
+          <w:rFonts w:ascii="Arial" w:eastAsia="Arial" w:hAnsi="Arial" w:cs="Arial"/>
+          <w:color w:val="auto"/>
         </w:rPr>
         <w:t>a</w:t>
       </w:r>
       <w:r>
         <w:rPr>
-          <w:rFonts w:ascii="Arial" w:hAnsi="Arial" w:cs="Arial" w:eastAsia="Arial"/>
+          <w:rFonts w:ascii="Arial" w:eastAsia="Arial" w:hAnsi="Arial" w:cs="Arial"/>
+          <w:color w:val="auto"/>
           <w:spacing w:val="2"/>
         </w:rPr>
         <w:t xml:space="preserve"> </w:t>
       </w:r>
       <w:r>
         <w:rPr>
-          <w:rFonts w:ascii="Arial" w:hAnsi="Arial" w:cs="Arial" w:eastAsia="Arial"/>
+          <w:rFonts w:ascii="Arial" w:eastAsia="Arial" w:hAnsi="Arial" w:cs="Arial"/>
+          <w:color w:val="auto"/>
           <w:spacing w:val="1"/>
         </w:rPr>
         <w:t>r</w:t>
       </w:r>
       <w:r>
         <w:rPr>
-          <w:rFonts w:ascii="Arial" w:hAnsi="Arial" w:cs="Arial" w:eastAsia="Arial"/>
+          <w:rFonts w:ascii="Arial" w:eastAsia="Arial" w:hAnsi="Arial" w:cs="Arial"/>
+          <w:color w:val="auto"/>
         </w:rPr>
         <w:t>e</w:t>
       </w:r>
       <w:r>
         <w:rPr>
-          <w:rFonts w:ascii="Arial" w:hAnsi="Arial" w:cs="Arial" w:eastAsia="Arial"/>
+          <w:rFonts w:ascii="Arial" w:eastAsia="Arial" w:hAnsi="Arial" w:cs="Arial"/>
+          <w:color w:val="auto"/>
           <w:spacing w:val="-1"/>
         </w:rPr>
         <w:t>l</w:t>
       </w:r>
       <w:r>
         <w:rPr>
-          <w:rFonts w:ascii="Arial" w:hAnsi="Arial" w:cs="Arial" w:eastAsia="Arial"/>
+          <w:rFonts w:ascii="Arial" w:eastAsia="Arial" w:hAnsi="Arial" w:cs="Arial"/>
+          <w:color w:val="auto"/>
         </w:rPr>
         <w:t>ac</w:t>
       </w:r>
       <w:r>
         <w:rPr>
-          <w:rFonts w:ascii="Arial" w:hAnsi="Arial" w:cs="Arial" w:eastAsia="Arial"/>
+          <w:rFonts w:ascii="Arial" w:eastAsia="Arial" w:hAnsi="Arial" w:cs="Arial"/>
+          <w:color w:val="auto"/>
           <w:spacing w:val="-1"/>
         </w:rPr>
         <w:t>i</w:t>
       </w:r>
       <w:r>
         <w:rPr>
-          <w:rFonts w:ascii="Arial" w:hAnsi="Arial" w:cs="Arial" w:eastAsia="Arial"/>
+          <w:rFonts w:ascii="Arial" w:eastAsia="Arial" w:hAnsi="Arial" w:cs="Arial"/>
+          <w:color w:val="auto"/>
         </w:rPr>
         <w:t>ón</w:t>
       </w:r>
       <w:r>
         <w:rPr>
-          <w:rFonts w:ascii="Arial" w:hAnsi="Arial" w:cs="Arial" w:eastAsia="Arial"/>
-          <w:spacing w:val="1"/>
-        </w:rPr>
-        <w:t xml:space="preserve"> </w:t>
-      </w:r>
-      <w:r>
-        <w:rPr>
-          <w:rFonts w:ascii="Arial" w:hAnsi="Arial" w:cs="Arial" w:eastAsia="Arial"/>
+          <w:rFonts w:ascii="Arial" w:eastAsia="Arial" w:hAnsi="Arial" w:cs="Arial"/>
+          <w:color w:val="auto"/>
+          <w:spacing w:val="1"/>
+        </w:rPr>
+        <w:t xml:space="preserve"> </w:t>
+      </w:r>
+      <w:r>
+        <w:rPr>
+          <w:rFonts w:ascii="Arial" w:eastAsia="Arial" w:hAnsi="Arial" w:cs="Arial"/>
+          <w:color w:val="auto"/>
           <w:spacing w:val="-3"/>
         </w:rPr>
         <w:t>l</w:t>
       </w:r>
       <w:r>
         <w:rPr>
-          <w:rFonts w:ascii="Arial" w:hAnsi="Arial" w:cs="Arial" w:eastAsia="Arial"/>
+          <w:rFonts w:ascii="Arial" w:eastAsia="Arial" w:hAnsi="Arial" w:cs="Arial"/>
+          <w:color w:val="auto"/>
         </w:rPr>
         <w:t>a</w:t>
       </w:r>
       <w:r>
         <w:rPr>
-          <w:rFonts w:ascii="Arial" w:hAnsi="Arial" w:cs="Arial" w:eastAsia="Arial"/>
+          <w:rFonts w:ascii="Arial" w:eastAsia="Arial" w:hAnsi="Arial" w:cs="Arial"/>
+          <w:color w:val="auto"/>
           <w:spacing w:val="-1"/>
         </w:rPr>
         <w:t>b</w:t>
       </w:r>
       <w:r>
         <w:rPr>
-          <w:rFonts w:ascii="Arial" w:hAnsi="Arial" w:cs="Arial" w:eastAsia="Arial"/>
+          <w:rFonts w:ascii="Arial" w:eastAsia="Arial" w:hAnsi="Arial" w:cs="Arial"/>
+          <w:color w:val="auto"/>
         </w:rPr>
         <w:t>oral</w:t>
       </w:r>
       <w:r>
         <w:rPr>
-          <w:rFonts w:ascii="Arial" w:hAnsi="Arial" w:cs="Arial" w:eastAsia="Arial"/>
-          <w:spacing w:val="1"/>
-        </w:rPr>
-        <w:t xml:space="preserve"> </w:t>
-      </w:r>
-      <w:r>
-        <w:rPr>
-          <w:rFonts w:ascii="Arial" w:hAnsi="Arial" w:cs="Arial" w:eastAsia="Arial"/>
+          <w:rFonts w:ascii="Arial" w:eastAsia="Arial" w:hAnsi="Arial" w:cs="Arial"/>
+          <w:color w:val="auto"/>
+          <w:spacing w:val="1"/>
+        </w:rPr>
+        <w:t xml:space="preserve"> </w:t>
+      </w:r>
+      <w:r>
+        <w:rPr>
+          <w:rFonts w:ascii="Arial" w:eastAsia="Arial" w:hAnsi="Arial" w:cs="Arial"/>
+          <w:color w:val="auto"/>
         </w:rPr>
         <w:t>p</w:t>
       </w:r>
       <w:r>
         <w:rPr>
-          <w:rFonts w:ascii="Arial" w:hAnsi="Arial" w:cs="Arial" w:eastAsia="Arial"/>
+          <w:rFonts w:ascii="Arial" w:eastAsia="Arial" w:hAnsi="Arial" w:cs="Arial"/>
+          <w:color w:val="auto"/>
           <w:spacing w:val="-1"/>
         </w:rPr>
         <w:t>e</w:t>
       </w:r>
       <w:r>
         <w:rPr>
-          <w:rFonts w:ascii="Arial" w:hAnsi="Arial" w:cs="Arial" w:eastAsia="Arial"/>
+          <w:rFonts w:ascii="Arial" w:eastAsia="Arial" w:hAnsi="Arial" w:cs="Arial"/>
+          <w:color w:val="auto"/>
         </w:rPr>
         <w:t>se</w:t>
       </w:r>
       <w:r>
         <w:rPr>
-          <w:rFonts w:ascii="Arial" w:hAnsi="Arial" w:cs="Arial" w:eastAsia="Arial"/>
+          <w:rFonts w:ascii="Arial" w:eastAsia="Arial" w:hAnsi="Arial" w:cs="Arial"/>
+          <w:color w:val="auto"/>
           <w:spacing w:val="2"/>
         </w:rPr>
         <w:t xml:space="preserve"> </w:t>
       </w:r>
       <w:r>
         <w:rPr>
-          <w:rFonts w:ascii="Arial" w:hAnsi="Arial" w:cs="Arial" w:eastAsia="Arial"/>
+          <w:rFonts w:ascii="Arial" w:eastAsia="Arial" w:hAnsi="Arial" w:cs="Arial"/>
+          <w:color w:val="auto"/>
         </w:rPr>
         <w:t>a</w:t>
       </w:r>
       <w:r>
         <w:rPr>
-          <w:rFonts w:ascii="Arial" w:hAnsi="Arial" w:cs="Arial" w:eastAsia="Arial"/>
+          <w:rFonts w:ascii="Arial" w:eastAsia="Arial" w:hAnsi="Arial" w:cs="Arial"/>
+          <w:color w:val="auto"/>
           <w:spacing w:val="2"/>
         </w:rPr>
         <w:t xml:space="preserve"> </w:t>
       </w:r>
       <w:r>
         <w:rPr>
-          <w:rFonts w:ascii="Arial" w:hAnsi="Arial" w:cs="Arial" w:eastAsia="Arial"/>
+          <w:rFonts w:ascii="Arial" w:eastAsia="Arial" w:hAnsi="Arial" w:cs="Arial"/>
+          <w:color w:val="auto"/>
           <w:spacing w:val="-1"/>
         </w:rPr>
         <w:t>l</w:t>
       </w:r>
       <w:r>
         <w:rPr>
-          <w:rFonts w:ascii="Arial" w:hAnsi="Arial" w:cs="Arial" w:eastAsia="Arial"/>
+          <w:rFonts w:ascii="Arial" w:eastAsia="Arial" w:hAnsi="Arial" w:cs="Arial"/>
+          <w:color w:val="auto"/>
         </w:rPr>
         <w:t>o</w:t>
       </w:r>
       <w:r>
         <w:rPr>
-          <w:rFonts w:ascii="Arial" w:hAnsi="Arial" w:cs="Arial" w:eastAsia="Arial"/>
+          <w:rFonts w:ascii="Arial" w:eastAsia="Arial" w:hAnsi="Arial" w:cs="Arial"/>
+          <w:color w:val="auto"/>
           <w:spacing w:val="2"/>
         </w:rPr>
         <w:t xml:space="preserve"> </w:t>
       </w:r>
       <w:r>
         <w:rPr>
-          <w:rFonts w:ascii="Arial" w:hAnsi="Arial" w:cs="Arial" w:eastAsia="Arial"/>
+          <w:rFonts w:ascii="Arial" w:eastAsia="Arial" w:hAnsi="Arial" w:cs="Arial"/>
+          <w:color w:val="auto"/>
           <w:spacing w:val="-1"/>
         </w:rPr>
         <w:t>i</w:t>
       </w:r>
       <w:r>
         <w:rPr>
-          <w:rFonts w:ascii="Arial" w:hAnsi="Arial" w:cs="Arial" w:eastAsia="Arial"/>
+          <w:rFonts w:ascii="Arial" w:eastAsia="Arial" w:hAnsi="Arial" w:cs="Arial"/>
+          <w:color w:val="auto"/>
         </w:rPr>
         <w:t>n</w:t>
       </w:r>
       <w:r>
         <w:rPr>
-          <w:rFonts w:ascii="Arial" w:hAnsi="Arial" w:cs="Arial" w:eastAsia="Arial"/>
+          <w:rFonts w:ascii="Arial" w:eastAsia="Arial" w:hAnsi="Arial" w:cs="Arial"/>
+          <w:color w:val="auto"/>
           <w:spacing w:val="-1"/>
         </w:rPr>
         <w:t>di</w:t>
       </w:r>
       <w:r>
         <w:rPr>
-          <w:rFonts w:ascii="Arial" w:hAnsi="Arial" w:cs="Arial" w:eastAsia="Arial"/>
+          <w:rFonts w:ascii="Arial" w:eastAsia="Arial" w:hAnsi="Arial" w:cs="Arial"/>
+          <w:color w:val="auto"/>
         </w:rPr>
         <w:t>ca</w:t>
       </w:r>
       <w:r>
         <w:rPr>
-          <w:rFonts w:ascii="Arial" w:hAnsi="Arial" w:cs="Arial" w:eastAsia="Arial"/>
+          <w:rFonts w:ascii="Arial" w:eastAsia="Arial" w:hAnsi="Arial" w:cs="Arial"/>
+          <w:color w:val="auto"/>
           <w:spacing w:val="-1"/>
         </w:rPr>
         <w:t>d</w:t>
       </w:r>
       <w:r>
         <w:rPr>
-          <w:rFonts w:ascii="Arial" w:hAnsi="Arial" w:cs="Arial" w:eastAsia="Arial"/>
+          <w:rFonts w:ascii="Arial" w:eastAsia="Arial" w:hAnsi="Arial" w:cs="Arial"/>
+          <w:color w:val="auto"/>
         </w:rPr>
         <w:t>o</w:t>
       </w:r>
       <w:r>
         <w:rPr>
-          <w:rFonts w:ascii="Arial" w:hAnsi="Arial" w:cs="Arial" w:eastAsia="Arial"/>
+          <w:rFonts w:ascii="Arial" w:eastAsia="Arial" w:hAnsi="Arial" w:cs="Arial"/>
+          <w:color w:val="auto"/>
           <w:spacing w:val="2"/>
         </w:rPr>
         <w:t xml:space="preserve"> </w:t>
       </w:r>
       <w:r>
         <w:rPr>
-          <w:rFonts w:ascii="Arial" w:hAnsi="Arial" w:cs="Arial" w:eastAsia="Arial"/>
+          <w:rFonts w:ascii="Arial" w:eastAsia="Arial" w:hAnsi="Arial" w:cs="Arial"/>
+          <w:color w:val="auto"/>
         </w:rPr>
         <w:t>en</w:t>
       </w:r>
       <w:r>
         <w:rPr>
-          <w:rFonts w:ascii="Arial" w:hAnsi="Arial" w:cs="Arial" w:eastAsia="Arial"/>
-          <w:spacing w:val="1"/>
-        </w:rPr>
-        <w:t xml:space="preserve"> </w:t>
-      </w:r>
-      <w:r>
-        <w:rPr>
-          <w:rFonts w:ascii="Arial" w:hAnsi="Arial" w:cs="Arial" w:eastAsia="Arial"/>
+          <w:rFonts w:ascii="Arial" w:eastAsia="Arial" w:hAnsi="Arial" w:cs="Arial"/>
+          <w:color w:val="auto"/>
+          <w:spacing w:val="1"/>
+        </w:rPr>
+        <w:t xml:space="preserve"> </w:t>
+      </w:r>
+      <w:r>
+        <w:rPr>
+          <w:rFonts w:ascii="Arial" w:eastAsia="Arial" w:hAnsi="Arial" w:cs="Arial"/>
+          <w:color w:val="auto"/>
         </w:rPr>
         <w:t>el presen</w:t>
       </w:r>
       <w:r>
         <w:rPr>
-          <w:rFonts w:ascii="Arial" w:hAnsi="Arial" w:cs="Arial" w:eastAsia="Arial"/>
+          <w:rFonts w:ascii="Arial" w:eastAsia="Arial" w:hAnsi="Arial" w:cs="Arial"/>
+          <w:color w:val="auto"/>
           <w:spacing w:val="-2"/>
         </w:rPr>
         <w:t>t</w:t>
       </w:r>
       <w:r>
         <w:rPr>
-          <w:rFonts w:ascii="Arial" w:hAnsi="Arial" w:cs="Arial" w:eastAsia="Arial"/>
+          <w:rFonts w:ascii="Arial" w:eastAsia="Arial" w:hAnsi="Arial" w:cs="Arial"/>
+          <w:color w:val="auto"/>
         </w:rPr>
         <w:t>e escrit</w:t>
       </w:r>
       <w:r>
         <w:rPr>
-          <w:rFonts w:ascii="Arial" w:hAnsi="Arial" w:cs="Arial" w:eastAsia="Arial"/>
+          <w:rFonts w:ascii="Arial" w:eastAsia="Arial" w:hAnsi="Arial" w:cs="Arial"/>
+          <w:color w:val="auto"/>
           <w:spacing w:val="-2"/>
         </w:rPr>
         <w:t>o</w:t>
       </w:r>
       <w:r>
         <w:rPr>
-          <w:rFonts w:ascii="Arial" w:hAnsi="Arial" w:cs="Arial" w:eastAsia="Arial"/>
+          <w:rFonts w:ascii="Arial" w:eastAsia="Arial" w:hAnsi="Arial" w:cs="Arial"/>
+          <w:color w:val="auto"/>
         </w:rPr>
         <w:t>,</w:t>
       </w:r>
       <w:r>
         <w:rPr>
-          <w:rFonts w:ascii="Arial" w:hAnsi="Arial" w:cs="Arial" w:eastAsia="Arial"/>
+          <w:rFonts w:ascii="Arial" w:eastAsia="Arial" w:hAnsi="Arial" w:cs="Arial"/>
+          <w:color w:val="auto"/>
           <w:spacing w:val="4"/>
         </w:rPr>
         <w:t xml:space="preserve"> </w:t>
       </w:r>
       <w:r>
         <w:rPr>
-          <w:rFonts w:ascii="Arial" w:hAnsi="Arial" w:cs="Arial" w:eastAsia="Arial"/>
+          <w:rFonts w:ascii="Arial" w:eastAsia="Arial" w:hAnsi="Arial" w:cs="Arial"/>
+          <w:color w:val="auto"/>
         </w:rPr>
         <w:t>este</w:t>
       </w:r>
       <w:r>
         <w:rPr>
-          <w:rFonts w:ascii="Arial" w:hAnsi="Arial" w:cs="Arial" w:eastAsia="Arial"/>
+          <w:rFonts w:ascii="Arial" w:eastAsia="Arial" w:hAnsi="Arial" w:cs="Arial"/>
+          <w:color w:val="auto"/>
           <w:spacing w:val="3"/>
         </w:rPr>
         <w:t xml:space="preserve"> </w:t>
       </w:r>
       <w:r>
         <w:rPr>
-          <w:rFonts w:ascii="Arial" w:hAnsi="Arial" w:cs="Arial" w:eastAsia="Arial"/>
+          <w:rFonts w:ascii="Arial" w:eastAsia="Arial" w:hAnsi="Arial" w:cs="Arial"/>
+          <w:color w:val="auto"/>
         </w:rPr>
         <w:t>d</w:t>
       </w:r>
       <w:r>
         <w:rPr>
-          <w:rFonts w:ascii="Arial" w:hAnsi="Arial" w:cs="Arial" w:eastAsia="Arial"/>
+          <w:rFonts w:ascii="Arial" w:eastAsia="Arial" w:hAnsi="Arial" w:cs="Arial"/>
+          <w:color w:val="auto"/>
           <w:spacing w:val="-1"/>
         </w:rPr>
         <w:t>o</w:t>
       </w:r>
       <w:r>
         <w:rPr>
-          <w:rFonts w:ascii="Arial" w:hAnsi="Arial" w:cs="Arial" w:eastAsia="Arial"/>
+          <w:rFonts w:ascii="Arial" w:eastAsia="Arial" w:hAnsi="Arial" w:cs="Arial"/>
+          <w:color w:val="auto"/>
         </w:rPr>
         <w:t>c</w:t>
       </w:r>
       <w:r>
         <w:rPr>
-          <w:rFonts w:ascii="Arial" w:hAnsi="Arial" w:cs="Arial" w:eastAsia="Arial"/>
+          <w:rFonts w:ascii="Arial" w:eastAsia="Arial" w:hAnsi="Arial" w:cs="Arial"/>
+          <w:color w:val="auto"/>
           <w:spacing w:val="-3"/>
         </w:rPr>
         <w:t>u</w:t>
       </w:r>
       <w:r>
         <w:rPr>
-          <w:rFonts w:ascii="Arial" w:hAnsi="Arial" w:cs="Arial" w:eastAsia="Arial"/>
+          <w:rFonts w:ascii="Arial" w:eastAsia="Arial" w:hAnsi="Arial" w:cs="Arial"/>
+          <w:color w:val="auto"/>
           <w:spacing w:val="1"/>
         </w:rPr>
         <w:t>m</w:t>
       </w:r>
       <w:r>
         <w:rPr>
-          <w:rFonts w:ascii="Arial" w:hAnsi="Arial" w:cs="Arial" w:eastAsia="Arial"/>
+          <w:rFonts w:ascii="Arial" w:eastAsia="Arial" w:hAnsi="Arial" w:cs="Arial"/>
+          <w:color w:val="auto"/>
         </w:rPr>
         <w:t>e</w:t>
       </w:r>
       <w:r>
         <w:rPr>
-          <w:rFonts w:ascii="Arial" w:hAnsi="Arial" w:cs="Arial" w:eastAsia="Arial"/>
+          <w:rFonts w:ascii="Arial" w:eastAsia="Arial" w:hAnsi="Arial" w:cs="Arial"/>
+          <w:color w:val="auto"/>
           <w:spacing w:val="-1"/>
         </w:rPr>
         <w:t>nt</w:t>
       </w:r>
       <w:r>
         <w:rPr>
-          <w:rFonts w:ascii="Arial" w:hAnsi="Arial" w:cs="Arial" w:eastAsia="Arial"/>
+          <w:rFonts w:ascii="Arial" w:eastAsia="Arial" w:hAnsi="Arial" w:cs="Arial"/>
+          <w:color w:val="auto"/>
         </w:rPr>
         <w:t>o no</w:t>
       </w:r>
       <w:r>
         <w:rPr>
-          <w:rFonts w:ascii="Arial" w:hAnsi="Arial" w:cs="Arial" w:eastAsia="Arial"/>
+          <w:rFonts w:ascii="Arial" w:eastAsia="Arial" w:hAnsi="Arial" w:cs="Arial"/>
+          <w:color w:val="auto"/>
           <w:spacing w:val="2"/>
         </w:rPr>
         <w:t xml:space="preserve"> </w:t>
       </w:r>
       <w:r>
         <w:rPr>
-          <w:rFonts w:ascii="Arial" w:hAnsi="Arial" w:cs="Arial" w:eastAsia="Arial"/>
+          <w:rFonts w:ascii="Arial" w:eastAsia="Arial" w:hAnsi="Arial" w:cs="Arial"/>
+          <w:color w:val="auto"/>
         </w:rPr>
         <w:t>produc</w:t>
       </w:r>
       <w:r>
         <w:rPr>
-          <w:rFonts w:ascii="Arial" w:hAnsi="Arial" w:cs="Arial" w:eastAsia="Arial"/>
+          <w:rFonts w:ascii="Arial" w:eastAsia="Arial" w:hAnsi="Arial" w:cs="Arial"/>
+          <w:color w:val="auto"/>
           <w:spacing w:val="-2"/>
         </w:rPr>
         <w:t>i</w:t>
       </w:r>
       <w:r>
         <w:rPr>
-          <w:rFonts w:ascii="Arial" w:hAnsi="Arial" w:cs="Arial" w:eastAsia="Arial"/>
+          <w:rFonts w:ascii="Arial" w:eastAsia="Arial" w:hAnsi="Arial" w:cs="Arial"/>
+          <w:color w:val="auto"/>
           <w:spacing w:val="1"/>
         </w:rPr>
         <w:t>r</w:t>
       </w:r>
       <w:r>
         <w:rPr>
-          <w:rFonts w:ascii="Arial" w:hAnsi="Arial" w:cs="Arial" w:eastAsia="Arial"/>
+          <w:rFonts w:ascii="Arial" w:eastAsia="Arial" w:hAnsi="Arial" w:cs="Arial"/>
+          <w:color w:val="auto"/>
           <w:spacing w:val="-4"/>
         </w:rPr>
         <w:t>í</w:t>
       </w:r>
       <w:r>
         <w:rPr>
-          <w:rFonts w:ascii="Arial" w:hAnsi="Arial" w:cs="Arial" w:eastAsia="Arial"/>
+          <w:rFonts w:ascii="Arial" w:eastAsia="Arial" w:hAnsi="Arial" w:cs="Arial"/>
+          <w:color w:val="auto"/>
         </w:rPr>
         <w:t>a</w:t>
       </w:r>
       <w:r>
         <w:rPr>
-          <w:rFonts w:ascii="Arial" w:hAnsi="Arial" w:cs="Arial" w:eastAsia="Arial"/>
+          <w:rFonts w:ascii="Arial" w:eastAsia="Arial" w:hAnsi="Arial" w:cs="Arial"/>
+          <w:color w:val="auto"/>
           <w:spacing w:val="3"/>
         </w:rPr>
         <w:t xml:space="preserve"> </w:t>
       </w:r>
       <w:r>
         <w:rPr>
-          <w:rFonts w:ascii="Arial" w:hAnsi="Arial" w:cs="Arial" w:eastAsia="Arial"/>
+          <w:rFonts w:ascii="Arial" w:eastAsia="Arial" w:hAnsi="Arial" w:cs="Arial"/>
+          <w:color w:val="auto"/>
         </w:rPr>
         <w:t>n</w:t>
       </w:r>
       <w:r>
         <w:rPr>
-          <w:rFonts w:ascii="Arial" w:hAnsi="Arial" w:cs="Arial" w:eastAsia="Arial"/>
+          <w:rFonts w:ascii="Arial" w:eastAsia="Arial" w:hAnsi="Arial" w:cs="Arial"/>
+          <w:color w:val="auto"/>
           <w:spacing w:val="-1"/>
         </w:rPr>
         <w:t>i</w:t>
       </w:r>
       <w:r>
         <w:rPr>
-          <w:rFonts w:ascii="Arial" w:hAnsi="Arial" w:cs="Arial" w:eastAsia="Arial"/>
+          <w:rFonts w:ascii="Arial" w:eastAsia="Arial" w:hAnsi="Arial" w:cs="Arial"/>
+          <w:color w:val="auto"/>
         </w:rPr>
         <w:t>n</w:t>
       </w:r>
       <w:r>
         <w:rPr>
-          <w:rFonts w:ascii="Arial" w:hAnsi="Arial" w:cs="Arial" w:eastAsia="Arial"/>
+          <w:rFonts w:ascii="Arial" w:eastAsia="Arial" w:hAnsi="Arial" w:cs="Arial"/>
+          <w:color w:val="auto"/>
           <w:spacing w:val="2"/>
         </w:rPr>
         <w:t>g</w:t>
       </w:r>
       <w:r>
         <w:rPr>
-          <w:rFonts w:ascii="Arial" w:hAnsi="Arial" w:cs="Arial" w:eastAsia="Arial"/>
+          <w:rFonts w:ascii="Arial" w:eastAsia="Arial" w:hAnsi="Arial" w:cs="Arial"/>
+          <w:color w:val="auto"/>
         </w:rPr>
         <w:t>ún</w:t>
       </w:r>
       <w:r>
         <w:rPr>
-          <w:rFonts w:ascii="Arial" w:hAnsi="Arial" w:cs="Arial" w:eastAsia="Arial"/>
+          <w:rFonts w:ascii="Arial" w:eastAsia="Arial" w:hAnsi="Arial" w:cs="Arial"/>
+          <w:color w:val="auto"/>
           <w:spacing w:val="2"/>
         </w:rPr>
         <w:t xml:space="preserve"> </w:t>
       </w:r>
       <w:r>
         <w:rPr>
-          <w:rFonts w:ascii="Arial" w:hAnsi="Arial" w:cs="Arial" w:eastAsia="Arial"/>
+          <w:rFonts w:ascii="Arial" w:eastAsia="Arial" w:hAnsi="Arial" w:cs="Arial"/>
+          <w:color w:val="auto"/>
           <w:spacing w:val="-3"/>
         </w:rPr>
         <w:t>e</w:t>
       </w:r>
       <w:r>
         <w:rPr>
-          <w:rFonts w:ascii="Arial" w:hAnsi="Arial" w:cs="Arial" w:eastAsia="Arial"/>
+          <w:rFonts w:ascii="Arial" w:eastAsia="Arial" w:hAnsi="Arial" w:cs="Arial"/>
+          <w:color w:val="auto"/>
           <w:spacing w:val="3"/>
         </w:rPr>
         <w:t>f</w:t>
       </w:r>
       <w:r>
         <w:rPr>
-          <w:rFonts w:ascii="Arial" w:hAnsi="Arial" w:cs="Arial" w:eastAsia="Arial"/>
+          <w:rFonts w:ascii="Arial" w:eastAsia="Arial" w:hAnsi="Arial" w:cs="Arial"/>
+          <w:color w:val="auto"/>
         </w:rPr>
         <w:t>ecto</w:t>
       </w:r>
       <w:r>
         <w:rPr>
-          <w:rFonts w:ascii="Arial" w:hAnsi="Arial" w:cs="Arial" w:eastAsia="Arial"/>
+          <w:rFonts w:ascii="Arial" w:eastAsia="Arial" w:hAnsi="Arial" w:cs="Arial"/>
+          <w:color w:val="auto"/>
           <w:spacing w:val="3"/>
         </w:rPr>
         <w:t xml:space="preserve"> </w:t>
       </w:r>
       <w:r>
         <w:rPr>
-          <w:rFonts w:ascii="Arial" w:hAnsi="Arial" w:cs="Arial" w:eastAsia="Arial"/>
+          <w:rFonts w:ascii="Arial" w:eastAsia="Arial" w:hAnsi="Arial" w:cs="Arial"/>
+          <w:color w:val="auto"/>
         </w:rPr>
         <w:t>y</w:t>
       </w:r>
       <w:r>
         <w:rPr>
-          <w:rFonts w:ascii="Arial" w:hAnsi="Arial" w:cs="Arial" w:eastAsia="Arial"/>
-          <w:spacing w:val="1"/>
-        </w:rPr>
-        <w:t xml:space="preserve"> </w:t>
-      </w:r>
-      <w:r>
-        <w:rPr>
-          <w:rFonts w:ascii="Arial" w:hAnsi="Arial" w:cs="Arial" w:eastAsia="Arial"/>
+          <w:rFonts w:ascii="Arial" w:eastAsia="Arial" w:hAnsi="Arial" w:cs="Arial"/>
+          <w:color w:val="auto"/>
+          <w:spacing w:val="1"/>
+        </w:rPr>
+        <w:t xml:space="preserve"> </w:t>
+      </w:r>
+      <w:r>
+        <w:rPr>
+          <w:rFonts w:ascii="Arial" w:eastAsia="Arial" w:hAnsi="Arial" w:cs="Arial"/>
+          <w:color w:val="auto"/>
         </w:rPr>
         <w:t>p</w:t>
       </w:r>
       <w:r>
         <w:rPr>
-          <w:rFonts w:ascii="Arial" w:hAnsi="Arial" w:cs="Arial" w:eastAsia="Arial"/>
+          <w:rFonts w:ascii="Arial" w:eastAsia="Arial" w:hAnsi="Arial" w:cs="Arial"/>
+          <w:color w:val="auto"/>
           <w:spacing w:val="-1"/>
         </w:rPr>
         <w:t>o</w:t>
       </w:r>
       <w:r>
         <w:rPr>
-          <w:rFonts w:ascii="Arial" w:hAnsi="Arial" w:cs="Arial" w:eastAsia="Arial"/>
+          <w:rFonts w:ascii="Arial" w:eastAsia="Arial" w:hAnsi="Arial" w:cs="Arial"/>
+          <w:color w:val="auto"/>
         </w:rPr>
         <w:t>r</w:t>
       </w:r>
       <w:r>
         <w:rPr>
-          <w:rFonts w:ascii="Arial" w:hAnsi="Arial" w:cs="Arial" w:eastAsia="Arial"/>
+          <w:rFonts w:ascii="Arial" w:eastAsia="Arial" w:hAnsi="Arial" w:cs="Arial"/>
+          <w:color w:val="auto"/>
           <w:spacing w:val="4"/>
         </w:rPr>
         <w:t xml:space="preserve"> </w:t>
       </w:r>
       <w:r>
         <w:rPr>
-          <w:rFonts w:ascii="Arial" w:hAnsi="Arial" w:cs="Arial" w:eastAsia="Arial"/>
+          <w:rFonts w:ascii="Arial" w:eastAsia="Arial" w:hAnsi="Arial" w:cs="Arial"/>
+          <w:color w:val="auto"/>
           <w:spacing w:val="-1"/>
         </w:rPr>
         <w:t>l</w:t>
       </w:r>
       <w:r>
         <w:rPr>
-          <w:rFonts w:ascii="Arial" w:hAnsi="Arial" w:cs="Arial" w:eastAsia="Arial"/>
+          <w:rFonts w:ascii="Arial" w:eastAsia="Arial" w:hAnsi="Arial" w:cs="Arial"/>
+          <w:color w:val="auto"/>
         </w:rPr>
         <w:t>o</w:t>
       </w:r>
       <w:r>
         <w:rPr>
-          <w:rFonts w:ascii="Arial" w:hAnsi="Arial" w:cs="Arial" w:eastAsia="Arial"/>
+          <w:rFonts w:ascii="Arial" w:eastAsia="Arial" w:hAnsi="Arial" w:cs="Arial"/>
+          <w:color w:val="auto"/>
           <w:spacing w:val="3"/>
         </w:rPr>
         <w:t xml:space="preserve"> </w:t>
       </w:r>
       <w:r>
         <w:rPr>
-          <w:rFonts w:ascii="Arial" w:hAnsi="Arial" w:cs="Arial" w:eastAsia="Arial"/>
+          <w:rFonts w:ascii="Arial" w:eastAsia="Arial" w:hAnsi="Arial" w:cs="Arial"/>
+          <w:color w:val="auto"/>
           <w:spacing w:val="1"/>
         </w:rPr>
         <w:t>t</w:t>
       </w:r>
       <w:r>
         <w:rPr>
-          <w:rFonts w:ascii="Arial" w:hAnsi="Arial" w:cs="Arial" w:eastAsia="Arial"/>
+          <w:rFonts w:ascii="Arial" w:eastAsia="Arial" w:hAnsi="Arial" w:cs="Arial"/>
+          <w:color w:val="auto"/>
         </w:rPr>
         <w:t>a</w:t>
       </w:r>
       <w:r>
         <w:rPr>
-          <w:rFonts w:ascii="Arial" w:hAnsi="Arial" w:cs="Arial" w:eastAsia="Arial"/>
+          <w:rFonts w:ascii="Arial" w:eastAsia="Arial" w:hAnsi="Arial" w:cs="Arial"/>
+          <w:color w:val="auto"/>
           <w:spacing w:val="-1"/>
         </w:rPr>
         <w:t>n</w:t>
       </w:r>
       <w:r>
         <w:rPr>
-          <w:rFonts w:ascii="Arial" w:hAnsi="Arial" w:cs="Arial" w:eastAsia="Arial"/>
+          <w:rFonts w:ascii="Arial" w:eastAsia="Arial" w:hAnsi="Arial" w:cs="Arial"/>
+          <w:color w:val="auto"/>
           <w:spacing w:val="1"/>
         </w:rPr>
         <w:t>t</w:t>
       </w:r>
       <w:r>
         <w:rPr>
-          <w:rFonts w:ascii="Arial" w:hAnsi="Arial" w:cs="Arial" w:eastAsia="Arial"/>
+          <w:rFonts w:ascii="Arial" w:eastAsia="Arial" w:hAnsi="Arial" w:cs="Arial"/>
+          <w:color w:val="auto"/>
         </w:rPr>
         <w:t>o</w:t>
       </w:r>
       <w:r>
         <w:rPr>
-          <w:rFonts w:ascii="Arial" w:hAnsi="Arial" w:cs="Arial" w:eastAsia="Arial"/>
+          <w:rFonts w:ascii="Arial" w:eastAsia="Arial" w:hAnsi="Arial" w:cs="Arial"/>
+          <w:color w:val="auto"/>
           <w:spacing w:val="3"/>
         </w:rPr>
         <w:t xml:space="preserve"> </w:t>
       </w:r>
       <w:r>
         <w:rPr>
-          <w:rFonts w:ascii="Arial" w:hAnsi="Arial" w:cs="Arial" w:eastAsia="Arial"/>
+          <w:rFonts w:ascii="Arial" w:eastAsia="Arial" w:hAnsi="Arial" w:cs="Arial"/>
+          <w:color w:val="auto"/>
           <w:spacing w:val="-3"/>
         </w:rPr>
         <w:t>n</w:t>
       </w:r>
       <w:r>
         <w:rPr>
-          <w:rFonts w:ascii="Arial" w:hAnsi="Arial" w:cs="Arial" w:eastAsia="Arial"/>
+          <w:rFonts w:ascii="Arial" w:eastAsia="Arial" w:hAnsi="Arial" w:cs="Arial"/>
+          <w:color w:val="auto"/>
         </w:rPr>
         <w:t>o</w:t>
       </w:r>
       <w:r>
         <w:rPr>
-          <w:rFonts w:ascii="Arial" w:hAnsi="Arial" w:cs="Arial" w:eastAsia="Arial"/>
+          <w:rFonts w:ascii="Arial" w:eastAsia="Arial" w:hAnsi="Arial" w:cs="Arial"/>
+          <w:color w:val="auto"/>
           <w:spacing w:val="3"/>
         </w:rPr>
         <w:t xml:space="preserve"> </w:t>
       </w:r>
       <w:r>
         <w:rPr>
-          <w:rFonts w:ascii="Arial" w:hAnsi="Arial" w:cs="Arial" w:eastAsia="Arial"/>
+          <w:rFonts w:ascii="Arial" w:eastAsia="Arial" w:hAnsi="Arial" w:cs="Arial"/>
+          <w:color w:val="auto"/>
           <w:spacing w:val="-1"/>
         </w:rPr>
         <w:t>i</w:t>
       </w:r>
       <w:r>
         <w:rPr>
-          <w:rFonts w:ascii="Arial" w:hAnsi="Arial" w:cs="Arial" w:eastAsia="Arial"/>
+          <w:rFonts w:ascii="Arial" w:eastAsia="Arial" w:hAnsi="Arial" w:cs="Arial"/>
+          <w:color w:val="auto"/>
           <w:spacing w:val="1"/>
         </w:rPr>
         <w:t>m</w:t>
       </w:r>
       <w:r>
         <w:rPr>
-          <w:rFonts w:ascii="Arial" w:hAnsi="Arial" w:cs="Arial" w:eastAsia="Arial"/>
+          <w:rFonts w:ascii="Arial" w:eastAsia="Arial" w:hAnsi="Arial" w:cs="Arial"/>
+          <w:color w:val="auto"/>
         </w:rPr>
         <w:t>p</w:t>
       </w:r>
       <w:r>
         <w:rPr>
-          <w:rFonts w:ascii="Arial" w:hAnsi="Arial" w:cs="Arial" w:eastAsia="Arial"/>
+          <w:rFonts w:ascii="Arial" w:eastAsia="Arial" w:hAnsi="Arial" w:cs="Arial"/>
+          <w:color w:val="auto"/>
           <w:spacing w:val="-1"/>
         </w:rPr>
         <w:t>li</w:t>
       </w:r>
       <w:r>
         <w:rPr>
-          <w:rFonts w:ascii="Arial" w:hAnsi="Arial" w:cs="Arial" w:eastAsia="Arial"/>
+          <w:rFonts w:ascii="Arial" w:eastAsia="Arial" w:hAnsi="Arial" w:cs="Arial"/>
+          <w:color w:val="auto"/>
         </w:rPr>
         <w:t>car</w:t>
       </w:r>
       <w:r>
         <w:rPr>
-          <w:rFonts w:ascii="Arial" w:hAnsi="Arial" w:cs="Arial" w:eastAsia="Arial"/>
+          <w:rFonts w:ascii="Arial" w:eastAsia="Arial" w:hAnsi="Arial" w:cs="Arial"/>
+          <w:color w:val="auto"/>
           <w:spacing w:val="-3"/>
         </w:rPr>
         <w:t>í</w:t>
       </w:r>
       <w:r>
         <w:rPr>
-          <w:rFonts w:ascii="Arial" w:hAnsi="Arial" w:cs="Arial" w:eastAsia="Arial"/>
+          <w:rFonts w:ascii="Arial" w:eastAsia="Arial" w:hAnsi="Arial" w:cs="Arial"/>
+          <w:color w:val="auto"/>
         </w:rPr>
         <w:t>a</w:t>
       </w:r>
       <w:r>
         <w:rPr>
-          <w:rFonts w:ascii="Arial" w:hAnsi="Arial" w:cs="Arial" w:eastAsia="Arial"/>
+          <w:rFonts w:ascii="Arial" w:eastAsia="Arial" w:hAnsi="Arial" w:cs="Arial"/>
+          <w:color w:val="auto"/>
           <w:spacing w:val="3"/>
         </w:rPr>
         <w:t xml:space="preserve"> </w:t>
       </w:r>
       <w:r>
         <w:rPr>
-          <w:rFonts w:ascii="Arial" w:hAnsi="Arial" w:cs="Arial" w:eastAsia="Arial"/>
+          <w:rFonts w:ascii="Arial" w:eastAsia="Arial" w:hAnsi="Arial" w:cs="Arial"/>
+          <w:color w:val="auto"/>
         </w:rPr>
         <w:t>u</w:t>
       </w:r>
       <w:r>
         <w:rPr>
-          <w:rFonts w:ascii="Arial" w:hAnsi="Arial" w:cs="Arial" w:eastAsia="Arial"/>
+          <w:rFonts w:ascii="Arial" w:eastAsia="Arial" w:hAnsi="Arial" w:cs="Arial"/>
+          <w:color w:val="auto"/>
           <w:spacing w:val="-1"/>
         </w:rPr>
         <w:t>n</w:t>
       </w:r>
       <w:r>
         <w:rPr>
-          <w:rFonts w:ascii="Arial" w:hAnsi="Arial" w:cs="Arial" w:eastAsia="Arial"/>
+          <w:rFonts w:ascii="Arial" w:eastAsia="Arial" w:hAnsi="Arial" w:cs="Arial"/>
+          <w:color w:val="auto"/>
         </w:rPr>
         <w:t xml:space="preserve">a </w:t>
       </w:r>
       <w:r>
         <w:rPr>
-          <w:rFonts w:ascii="Arial" w:hAnsi="Arial" w:cs="Arial" w:eastAsia="Arial"/>
+          <w:rFonts w:ascii="Arial" w:eastAsia="Arial" w:hAnsi="Arial" w:cs="Arial"/>
+          <w:color w:val="auto"/>
           <w:spacing w:val="1"/>
         </w:rPr>
         <w:t>m</w:t>
       </w:r>
       <w:r>
         <w:rPr>
-          <w:rFonts w:ascii="Arial" w:hAnsi="Arial" w:cs="Arial" w:eastAsia="Arial"/>
+          <w:rFonts w:ascii="Arial" w:eastAsia="Arial" w:hAnsi="Arial" w:cs="Arial"/>
+          <w:color w:val="auto"/>
         </w:rPr>
         <w:t>o</w:t>
       </w:r>
       <w:r>
         <w:rPr>
-          <w:rFonts w:ascii="Arial" w:hAnsi="Arial" w:cs="Arial" w:eastAsia="Arial"/>
+          <w:rFonts w:ascii="Arial" w:eastAsia="Arial" w:hAnsi="Arial" w:cs="Arial"/>
+          <w:color w:val="auto"/>
           <w:spacing w:val="-1"/>
         </w:rPr>
         <w:t>d</w:t>
       </w:r>
       <w:r>
         <w:rPr>
-          <w:rFonts w:ascii="Arial" w:hAnsi="Arial" w:cs="Arial" w:eastAsia="Arial"/>
+          <w:rFonts w:ascii="Arial" w:eastAsia="Arial" w:hAnsi="Arial" w:cs="Arial"/>
+          <w:color w:val="auto"/>
           <w:spacing w:val="-3"/>
         </w:rPr>
         <w:t>i</w:t>
       </w:r>
       <w:r>
         <w:rPr>
-          <w:rFonts w:ascii="Arial" w:hAnsi="Arial" w:cs="Arial" w:eastAsia="Arial"/>
+          <w:rFonts w:ascii="Arial" w:eastAsia="Arial" w:hAnsi="Arial" w:cs="Arial"/>
+          <w:color w:val="auto"/>
           <w:spacing w:val="3"/>
         </w:rPr>
         <w:t>f</w:t>
       </w:r>
       <w:r>
         <w:rPr>
-          <w:rFonts w:ascii="Arial" w:hAnsi="Arial" w:cs="Arial" w:eastAsia="Arial"/>
+          <w:rFonts w:ascii="Arial" w:eastAsia="Arial" w:hAnsi="Arial" w:cs="Arial"/>
+          <w:color w:val="auto"/>
           <w:spacing w:val="-1"/>
         </w:rPr>
         <w:t>i</w:t>
       </w:r>
       <w:r>
         <w:rPr>
-          <w:rFonts w:ascii="Arial" w:hAnsi="Arial" w:cs="Arial" w:eastAsia="Arial"/>
+          <w:rFonts w:ascii="Arial" w:eastAsia="Arial" w:hAnsi="Arial" w:cs="Arial"/>
+          <w:color w:val="auto"/>
         </w:rPr>
         <w:t>cac</w:t>
       </w:r>
       <w:r>
         <w:rPr>
-          <w:rFonts w:ascii="Arial" w:hAnsi="Arial" w:cs="Arial" w:eastAsia="Arial"/>
+          <w:rFonts w:ascii="Arial" w:eastAsia="Arial" w:hAnsi="Arial" w:cs="Arial"/>
+          <w:color w:val="auto"/>
           <w:spacing w:val="-1"/>
         </w:rPr>
         <w:t>i</w:t>
       </w:r>
       <w:r>
         <w:rPr>
-          <w:rFonts w:ascii="Arial" w:hAnsi="Arial" w:cs="Arial" w:eastAsia="Arial"/>
+          <w:rFonts w:ascii="Arial" w:eastAsia="Arial" w:hAnsi="Arial" w:cs="Arial"/>
+          <w:color w:val="auto"/>
         </w:rPr>
         <w:t>ón</w:t>
       </w:r>
       <w:r>
         <w:rPr>
-          <w:rFonts w:ascii="Arial" w:hAnsi="Arial" w:cs="Arial" w:eastAsia="Arial"/>
-          <w:spacing w:val="1"/>
-        </w:rPr>
-        <w:t xml:space="preserve"> </w:t>
-      </w:r>
-      <w:r>
-        <w:rPr>
-          <w:rFonts w:ascii="Arial" w:hAnsi="Arial" w:cs="Arial" w:eastAsia="Arial"/>
+          <w:rFonts w:ascii="Arial" w:eastAsia="Arial" w:hAnsi="Arial" w:cs="Arial"/>
+          <w:color w:val="auto"/>
+          <w:spacing w:val="1"/>
+        </w:rPr>
+        <w:t xml:space="preserve"> </w:t>
+      </w:r>
+      <w:r>
+        <w:rPr>
+          <w:rFonts w:ascii="Arial" w:eastAsia="Arial" w:hAnsi="Arial" w:cs="Arial"/>
+          <w:color w:val="auto"/>
         </w:rPr>
         <w:t>en</w:t>
       </w:r>
       <w:r>
         <w:rPr>
-          <w:rFonts w:ascii="Arial" w:hAnsi="Arial" w:cs="Arial" w:eastAsia="Arial"/>
+          <w:rFonts w:ascii="Arial" w:eastAsia="Arial" w:hAnsi="Arial" w:cs="Arial"/>
+          <w:color w:val="auto"/>
           <w:spacing w:val="-2"/>
         </w:rPr>
         <w:t xml:space="preserve"> </w:t>
       </w:r>
       <w:r>
         <w:rPr>
-          <w:rFonts w:ascii="Arial" w:hAnsi="Arial" w:cs="Arial" w:eastAsia="Arial"/>
+          <w:rFonts w:ascii="Arial" w:eastAsia="Arial" w:hAnsi="Arial" w:cs="Arial"/>
+          <w:color w:val="auto"/>
         </w:rPr>
         <w:t xml:space="preserve">el </w:t>
       </w:r>
       <w:r>
         <w:rPr>
-          <w:rFonts w:ascii="Arial" w:hAnsi="Arial" w:cs="Arial" w:eastAsia="Arial"/>
+          <w:rFonts w:ascii="Arial" w:eastAsia="Arial" w:hAnsi="Arial" w:cs="Arial"/>
+          <w:color w:val="auto"/>
           <w:spacing w:val="1"/>
         </w:rPr>
         <w:t>t</w:t>
       </w:r>
       <w:r>
         <w:rPr>
-          <w:rFonts w:ascii="Arial" w:hAnsi="Arial" w:cs="Arial" w:eastAsia="Arial"/>
+          <w:rFonts w:ascii="Arial" w:eastAsia="Arial" w:hAnsi="Arial" w:cs="Arial"/>
+          <w:color w:val="auto"/>
           <w:spacing w:val="-3"/>
         </w:rPr>
         <w:t>é</w:t>
       </w:r>
       <w:r>
         <w:rPr>
-          <w:rFonts w:ascii="Arial" w:hAnsi="Arial" w:cs="Arial" w:eastAsia="Arial"/>
+          <w:rFonts w:ascii="Arial" w:eastAsia="Arial" w:hAnsi="Arial" w:cs="Arial"/>
+          <w:color w:val="auto"/>
           <w:spacing w:val="1"/>
         </w:rPr>
         <w:t>rm</w:t>
       </w:r>
       <w:r>
         <w:rPr>
-          <w:rFonts w:ascii="Arial" w:hAnsi="Arial" w:cs="Arial" w:eastAsia="Arial"/>
+          <w:rFonts w:ascii="Arial" w:eastAsia="Arial" w:hAnsi="Arial" w:cs="Arial"/>
+          <w:color w:val="auto"/>
           <w:spacing w:val="-1"/>
         </w:rPr>
         <w:t>i</w:t>
       </w:r>
       <w:r>
         <w:rPr>
-          <w:rFonts w:ascii="Arial" w:hAnsi="Arial" w:cs="Arial" w:eastAsia="Arial"/>
+          <w:rFonts w:ascii="Arial" w:eastAsia="Arial" w:hAnsi="Arial" w:cs="Arial"/>
+          <w:color w:val="auto"/>
           <w:spacing w:val="-3"/>
         </w:rPr>
         <w:t>n</w:t>
       </w:r>
       <w:r>
         <w:rPr>
-          <w:rFonts w:ascii="Arial" w:hAnsi="Arial" w:cs="Arial" w:eastAsia="Arial"/>
+          <w:rFonts w:ascii="Arial" w:eastAsia="Arial" w:hAnsi="Arial" w:cs="Arial"/>
+          <w:color w:val="auto"/>
         </w:rPr>
         <w:t>o de</w:t>
       </w:r>
       <w:r>
         <w:rPr>
-          <w:rFonts w:ascii="Arial" w:hAnsi="Arial" w:cs="Arial" w:eastAsia="Arial"/>
-          <w:spacing w:val="1"/>
-        </w:rPr>
-        <w:t xml:space="preserve"> </w:t>
-      </w:r>
-      <w:r>
-        <w:rPr>
-          <w:rFonts w:ascii="Arial" w:hAnsi="Arial" w:cs="Arial" w:eastAsia="Arial"/>
+          <w:rFonts w:ascii="Arial" w:eastAsia="Arial" w:hAnsi="Arial" w:cs="Arial"/>
+          <w:color w:val="auto"/>
+          <w:spacing w:val="1"/>
+        </w:rPr>
+        <w:t xml:space="preserve"> </w:t>
+      </w:r>
+      <w:r>
+        <w:rPr>
+          <w:rFonts w:ascii="Arial" w:eastAsia="Arial" w:hAnsi="Arial" w:cs="Arial"/>
+          <w:color w:val="auto"/>
         </w:rPr>
         <w:t>d</w:t>
       </w:r>
       <w:r>
         <w:rPr>
-          <w:rFonts w:ascii="Arial" w:hAnsi="Arial" w:cs="Arial" w:eastAsia="Arial"/>
+          <w:rFonts w:ascii="Arial" w:eastAsia="Arial" w:hAnsi="Arial" w:cs="Arial"/>
+          <w:color w:val="auto"/>
           <w:spacing w:val="-3"/>
         </w:rPr>
         <w:t>u</w:t>
       </w:r>
       <w:r>
         <w:rPr>
-          <w:rFonts w:ascii="Arial" w:hAnsi="Arial" w:cs="Arial" w:eastAsia="Arial"/>
+          <w:rFonts w:ascii="Arial" w:eastAsia="Arial" w:hAnsi="Arial" w:cs="Arial"/>
+          <w:color w:val="auto"/>
           <w:spacing w:val="1"/>
         </w:rPr>
         <w:t>r</w:t>
       </w:r>
       <w:r>
         <w:rPr>
-          <w:rFonts w:ascii="Arial" w:hAnsi="Arial" w:cs="Arial" w:eastAsia="Arial"/>
+          <w:rFonts w:ascii="Arial" w:eastAsia="Arial" w:hAnsi="Arial" w:cs="Arial"/>
+          <w:color w:val="auto"/>
         </w:rPr>
         <w:t>ac</w:t>
       </w:r>
       <w:r>
         <w:rPr>
-          <w:rFonts w:ascii="Arial" w:hAnsi="Arial" w:cs="Arial" w:eastAsia="Arial"/>
+          <w:rFonts w:ascii="Arial" w:eastAsia="Arial" w:hAnsi="Arial" w:cs="Arial"/>
+          <w:color w:val="auto"/>
           <w:spacing w:val="-1"/>
         </w:rPr>
         <w:t>i</w:t>
       </w:r>
       <w:r>
         <w:rPr>
-          <w:rFonts w:ascii="Arial" w:hAnsi="Arial" w:cs="Arial" w:eastAsia="Arial"/>
+          <w:rFonts w:ascii="Arial" w:eastAsia="Arial" w:hAnsi="Arial" w:cs="Arial"/>
+          <w:color w:val="auto"/>
         </w:rPr>
         <w:t>ón</w:t>
       </w:r>
       <w:r>
         <w:rPr>
-          <w:rFonts w:ascii="Arial" w:hAnsi="Arial" w:cs="Arial" w:eastAsia="Arial"/>
-          <w:spacing w:val="1"/>
-        </w:rPr>
-        <w:t xml:space="preserve"> </w:t>
-      </w:r>
-      <w:r>
-        <w:rPr>
-          <w:rFonts w:ascii="Arial" w:hAnsi="Arial" w:cs="Arial" w:eastAsia="Arial"/>
+          <w:rFonts w:ascii="Arial" w:eastAsia="Arial" w:hAnsi="Arial" w:cs="Arial"/>
+          <w:color w:val="auto"/>
+          <w:spacing w:val="1"/>
+        </w:rPr>
+        <w:t xml:space="preserve"> </w:t>
+      </w:r>
+      <w:r>
+        <w:rPr>
+          <w:rFonts w:ascii="Arial" w:eastAsia="Arial" w:hAnsi="Arial" w:cs="Arial"/>
+          <w:color w:val="auto"/>
         </w:rPr>
         <w:t>d</w:t>
       </w:r>
       <w:r>
         <w:rPr>
-          <w:rFonts w:ascii="Arial" w:hAnsi="Arial" w:cs="Arial" w:eastAsia="Arial"/>
+          <w:rFonts w:ascii="Arial" w:eastAsia="Arial" w:hAnsi="Arial" w:cs="Arial"/>
+          <w:color w:val="auto"/>
           <w:spacing w:val="-1"/>
         </w:rPr>
         <w:t>e</w:t>
       </w:r>
       <w:r>
         <w:rPr>
-          <w:rFonts w:ascii="Arial" w:hAnsi="Arial" w:cs="Arial" w:eastAsia="Arial"/>
+          <w:rFonts w:ascii="Arial" w:eastAsia="Arial" w:hAnsi="Arial" w:cs="Arial"/>
+          <w:color w:val="auto"/>
         </w:rPr>
         <w:t>l co</w:t>
       </w:r>
       <w:r>
         <w:rPr>
-          <w:rFonts w:ascii="Arial" w:hAnsi="Arial" w:cs="Arial" w:eastAsia="Arial"/>
+          <w:rFonts w:ascii="Arial" w:eastAsia="Arial" w:hAnsi="Arial" w:cs="Arial"/>
+          <w:color w:val="auto"/>
           <w:spacing w:val="-3"/>
         </w:rPr>
         <w:t>n</w:t>
       </w:r>
       <w:r>
         <w:rPr>
-          <w:rFonts w:ascii="Arial" w:hAnsi="Arial" w:cs="Arial" w:eastAsia="Arial"/>
+          <w:rFonts w:ascii="Arial" w:eastAsia="Arial" w:hAnsi="Arial" w:cs="Arial"/>
+          <w:color w:val="auto"/>
           <w:spacing w:val="1"/>
         </w:rPr>
         <w:t>tr</w:t>
       </w:r>
       <w:r>
         <w:rPr>
-          <w:rFonts w:ascii="Arial" w:hAnsi="Arial" w:cs="Arial" w:eastAsia="Arial"/>
+          <w:rFonts w:ascii="Arial" w:eastAsia="Arial" w:hAnsi="Arial" w:cs="Arial"/>
+          <w:color w:val="auto"/>
           <w:spacing w:val="-3"/>
         </w:rPr>
         <w:t>a</w:t>
       </w:r>
       <w:r>
         <w:rPr>
-          <w:rFonts w:ascii="Arial" w:hAnsi="Arial" w:cs="Arial" w:eastAsia="Arial"/>
+          <w:rFonts w:ascii="Arial" w:eastAsia="Arial" w:hAnsi="Arial" w:cs="Arial"/>
+          <w:color w:val="auto"/>
           <w:spacing w:val="-1"/>
         </w:rPr>
         <w:t>t</w:t>
       </w:r>
       <w:r>
         <w:rPr>
-          <w:rFonts w:ascii="Arial" w:hAnsi="Arial" w:cs="Arial" w:eastAsia="Arial"/>
+          <w:rFonts w:ascii="Arial" w:eastAsia="Arial" w:hAnsi="Arial" w:cs="Arial"/>
+          <w:color w:val="auto"/>
         </w:rPr>
         <w:t>o i</w:t>
       </w:r>
       <w:r>
         <w:rPr>
-          <w:rFonts w:ascii="Arial" w:hAnsi="Arial" w:cs="Arial" w:eastAsia="Arial"/>
+          <w:rFonts w:ascii="Arial" w:eastAsia="Arial" w:hAnsi="Arial" w:cs="Arial"/>
+          <w:color w:val="auto"/>
           <w:spacing w:val="-1"/>
         </w:rPr>
         <w:t>ni</w:t>
       </w:r>
       <w:r>
         <w:rPr>
-          <w:rFonts w:ascii="Arial" w:hAnsi="Arial" w:cs="Arial" w:eastAsia="Arial"/>
+          <w:rFonts w:ascii="Arial" w:eastAsia="Arial" w:hAnsi="Arial" w:cs="Arial"/>
+          <w:color w:val="auto"/>
         </w:rPr>
         <w:t>c</w:t>
       </w:r>
       <w:r>
         <w:rPr>
-          <w:rFonts w:ascii="Arial" w:hAnsi="Arial" w:cs="Arial" w:eastAsia="Arial"/>
+          <w:rFonts w:ascii="Arial" w:eastAsia="Arial" w:hAnsi="Arial" w:cs="Arial"/>
+          <w:color w:val="auto"/>
           <w:spacing w:val="-1"/>
         </w:rPr>
         <w:t>i</w:t>
       </w:r>
       <w:r>
         <w:rPr>
-          <w:rFonts w:ascii="Arial" w:hAnsi="Arial" w:cs="Arial" w:eastAsia="Arial"/>
+          <w:rFonts w:ascii="Arial" w:eastAsia="Arial" w:hAnsi="Arial" w:cs="Arial"/>
+          <w:color w:val="auto"/>
         </w:rPr>
         <w:t>a</w:t>
       </w:r>
       <w:r>
         <w:rPr>
-          <w:rFonts w:ascii="Arial" w:hAnsi="Arial" w:cs="Arial" w:eastAsia="Arial"/>
+          <w:rFonts w:ascii="Arial" w:eastAsia="Arial" w:hAnsi="Arial" w:cs="Arial"/>
+          <w:color w:val="auto"/>
           <w:spacing w:val="-1"/>
         </w:rPr>
         <w:t>l</w:t>
       </w:r>
       <w:r>
         <w:rPr>
-          <w:rFonts w:ascii="Arial" w:hAnsi="Arial" w:cs="Arial" w:eastAsia="Arial"/>
+          <w:rFonts w:ascii="Arial" w:eastAsia="Arial" w:hAnsi="Arial" w:cs="Arial"/>
+          <w:color w:val="auto"/>
           <w:spacing w:val="1"/>
         </w:rPr>
         <w:t>m</w:t>
       </w:r>
       <w:r>
         <w:rPr>
-          <w:rFonts w:ascii="Arial" w:hAnsi="Arial" w:cs="Arial" w:eastAsia="Arial"/>
+          <w:rFonts w:ascii="Arial" w:eastAsia="Arial" w:hAnsi="Arial" w:cs="Arial"/>
+          <w:color w:val="auto"/>
         </w:rPr>
         <w:t>e</w:t>
       </w:r>
       <w:r>
         <w:rPr>
-          <w:rFonts w:ascii="Arial" w:hAnsi="Arial" w:cs="Arial" w:eastAsia="Arial"/>
+          <w:rFonts w:ascii="Arial" w:eastAsia="Arial" w:hAnsi="Arial" w:cs="Arial"/>
+          <w:color w:val="auto"/>
           <w:spacing w:val="-1"/>
         </w:rPr>
         <w:t>n</w:t>
       </w:r>
       <w:r>
         <w:rPr>
-          <w:rFonts w:ascii="Arial" w:hAnsi="Arial" w:cs="Arial" w:eastAsia="Arial"/>
+          <w:rFonts w:ascii="Arial" w:eastAsia="Arial" w:hAnsi="Arial" w:cs="Arial"/>
+          <w:color w:val="auto"/>
           <w:spacing w:val="1"/>
         </w:rPr>
         <w:t>t</w:t>
       </w:r>
       <w:r>
         <w:rPr>
-          <w:rFonts w:ascii="Arial" w:hAnsi="Arial" w:cs="Arial" w:eastAsia="Arial"/>
+          <w:rFonts w:ascii="Arial" w:eastAsia="Arial" w:hAnsi="Arial" w:cs="Arial"/>
+          <w:color w:val="auto"/>
         </w:rPr>
         <w:t>e pa</w:t>
       </w:r>
       <w:r>
         <w:rPr>
-          <w:rFonts w:ascii="Arial" w:hAnsi="Arial" w:cs="Arial" w:eastAsia="Arial"/>
+          <w:rFonts w:ascii="Arial" w:eastAsia="Arial" w:hAnsi="Arial" w:cs="Arial"/>
+          <w:color w:val="auto"/>
           <w:spacing w:val="-2"/>
         </w:rPr>
         <w:t>c</w:t>
       </w:r>
       <w:r>
         <w:rPr>
-          <w:rFonts w:ascii="Arial" w:hAnsi="Arial" w:cs="Arial" w:eastAsia="Arial"/>
+          <w:rFonts w:ascii="Arial" w:eastAsia="Arial" w:hAnsi="Arial" w:cs="Arial"/>
+          <w:color w:val="auto"/>
           <w:spacing w:val="1"/>
         </w:rPr>
         <w:t>t</w:t>
       </w:r>
       <w:r>
         <w:rPr>
-          <w:rFonts w:ascii="Arial" w:hAnsi="Arial" w:cs="Arial" w:eastAsia="Arial"/>
+          <w:rFonts w:ascii="Arial" w:eastAsia="Arial" w:hAnsi="Arial" w:cs="Arial"/>
+          <w:color w:val="auto"/>
         </w:rPr>
         <w:t>a</w:t>
       </w:r>
       <w:r>
         <w:rPr>
-          <w:rFonts w:ascii="Arial" w:hAnsi="Arial" w:cs="Arial" w:eastAsia="Arial"/>
+          <w:rFonts w:ascii="Arial" w:eastAsia="Arial" w:hAnsi="Arial" w:cs="Arial"/>
+          <w:color w:val="auto"/>
           <w:spacing w:val="-1"/>
         </w:rPr>
         <w:t>d</w:t>
       </w:r>
       <w:r>
         <w:rPr>
-          <w:rFonts w:ascii="Arial" w:hAnsi="Arial" w:cs="Arial" w:eastAsia="Arial"/>
+          <w:rFonts w:ascii="Arial" w:eastAsia="Arial" w:hAnsi="Arial" w:cs="Arial"/>
+          <w:color w:val="auto"/>
         </w:rPr>
         <w:t>o.</w:t>
       </w:r>
@@ -2553,446 +2884,566 @@
         <w:ind w:right="85"/>
         <w:jc w:val="both"/>
         <w:rPr>
-          <w:rFonts w:ascii="Arial" w:hAnsi="Arial" w:cs="Arial" w:eastAsia="Arial"/>
+          <w:rFonts w:ascii="Arial" w:eastAsia="Arial" w:hAnsi="Arial" w:cs="Arial"/>
+          <w:color w:val="auto"/>
         </w:rPr>
       </w:pPr>
-      <w:r>
-        <w:rPr>
-          <w:rFonts w:ascii="Arial" w:hAnsi="Arial" w:cs="Arial" w:eastAsia="Arial"/>
+      <w:proofErr w:type="gramStart"/>
+      <w:r>
+        <w:rPr>
+          <w:rFonts w:ascii="Arial" w:eastAsia="Arial" w:hAnsi="Arial" w:cs="Arial"/>
+          <w:color w:val="auto"/>
           <w:spacing w:val="-1"/>
         </w:rPr>
         <w:t>A</w:t>
       </w:r>
       <w:r>
         <w:rPr>
-          <w:rFonts w:ascii="Arial" w:hAnsi="Arial" w:cs="Arial" w:eastAsia="Arial"/>
+          <w:rFonts w:ascii="Arial" w:eastAsia="Arial" w:hAnsi="Arial" w:cs="Arial"/>
+          <w:color w:val="auto"/>
           <w:spacing w:val="2"/>
         </w:rPr>
         <w:t>g</w:t>
       </w:r>
       <w:r>
         <w:rPr>
-          <w:rFonts w:ascii="Arial" w:hAnsi="Arial" w:cs="Arial" w:eastAsia="Arial"/>
+          <w:rFonts w:ascii="Arial" w:eastAsia="Arial" w:hAnsi="Arial" w:cs="Arial"/>
+          <w:color w:val="auto"/>
           <w:spacing w:val="1"/>
         </w:rPr>
         <w:t>r</w:t>
       </w:r>
       <w:r>
         <w:rPr>
-          <w:rFonts w:ascii="Arial" w:hAnsi="Arial" w:cs="Arial" w:eastAsia="Arial"/>
+          <w:rFonts w:ascii="Arial" w:eastAsia="Arial" w:hAnsi="Arial" w:cs="Arial"/>
+          <w:color w:val="auto"/>
         </w:rPr>
         <w:t>a</w:t>
       </w:r>
       <w:r>
         <w:rPr>
-          <w:rFonts w:ascii="Arial" w:hAnsi="Arial" w:cs="Arial" w:eastAsia="Arial"/>
+          <w:rFonts w:ascii="Arial" w:eastAsia="Arial" w:hAnsi="Arial" w:cs="Arial"/>
+          <w:color w:val="auto"/>
           <w:spacing w:val="-1"/>
         </w:rPr>
         <w:t>d</w:t>
       </w:r>
       <w:r>
         <w:rPr>
-          <w:rFonts w:ascii="Arial" w:hAnsi="Arial" w:cs="Arial" w:eastAsia="Arial"/>
+          <w:rFonts w:ascii="Arial" w:eastAsia="Arial" w:hAnsi="Arial" w:cs="Arial"/>
+          <w:color w:val="auto"/>
           <w:spacing w:val="-3"/>
         </w:rPr>
         <w:t>e</w:t>
       </w:r>
       <w:r>
         <w:rPr>
-          <w:rFonts w:ascii="Arial" w:hAnsi="Arial" w:cs="Arial" w:eastAsia="Arial"/>
+          <w:rFonts w:ascii="Arial" w:eastAsia="Arial" w:hAnsi="Arial" w:cs="Arial"/>
+          <w:color w:val="auto"/>
         </w:rPr>
         <w:t>c</w:t>
       </w:r>
       <w:r>
         <w:rPr>
-          <w:rFonts w:ascii="Arial" w:hAnsi="Arial" w:cs="Arial" w:eastAsia="Arial"/>
+          <w:rFonts w:ascii="Arial" w:eastAsia="Arial" w:hAnsi="Arial" w:cs="Arial"/>
+          <w:color w:val="auto"/>
           <w:spacing w:val="-1"/>
         </w:rPr>
         <w:t>i</w:t>
       </w:r>
       <w:r>
         <w:rPr>
-          <w:rFonts w:ascii="Arial" w:hAnsi="Arial" w:cs="Arial" w:eastAsia="Arial"/>
+          <w:rFonts w:ascii="Arial" w:eastAsia="Arial" w:hAnsi="Arial" w:cs="Arial"/>
+          <w:color w:val="auto"/>
         </w:rPr>
         <w:t>e</w:t>
       </w:r>
       <w:r>
         <w:rPr>
-          <w:rFonts w:ascii="Arial" w:hAnsi="Arial" w:cs="Arial" w:eastAsia="Arial"/>
+          <w:rFonts w:ascii="Arial" w:eastAsia="Arial" w:hAnsi="Arial" w:cs="Arial"/>
+          <w:color w:val="auto"/>
           <w:spacing w:val="-1"/>
         </w:rPr>
         <w:t>n</w:t>
       </w:r>
       <w:r>
         <w:rPr>
-          <w:rFonts w:ascii="Arial" w:hAnsi="Arial" w:cs="Arial" w:eastAsia="Arial"/>
+          <w:rFonts w:ascii="Arial" w:eastAsia="Arial" w:hAnsi="Arial" w:cs="Arial"/>
+          <w:color w:val="auto"/>
         </w:rPr>
         <w:t xml:space="preserve">do </w:t>
       </w:r>
       <w:r>
         <w:rPr>
-          <w:rFonts w:ascii="Arial" w:hAnsi="Arial" w:cs="Arial" w:eastAsia="Arial"/>
-          <w:spacing w:val="1"/>
-        </w:rPr>
-        <w:t xml:space="preserve"> </w:t>
-      </w:r>
-      <w:r>
-        <w:rPr>
-          <w:rFonts w:ascii="Arial" w:hAnsi="Arial" w:cs="Arial" w:eastAsia="Arial"/>
-        </w:rPr>
-        <w:t xml:space="preserve">de </w:t>
-      </w:r>
-      <w:r>
-        <w:rPr>
-          <w:rFonts w:ascii="Arial" w:hAnsi="Arial" w:cs="Arial" w:eastAsia="Arial"/>
-          <w:spacing w:val="1"/>
-        </w:rPr>
-        <w:t xml:space="preserve"> </w:t>
-      </w:r>
-      <w:r>
-        <w:rPr>
-          <w:rFonts w:ascii="Arial" w:hAnsi="Arial" w:cs="Arial" w:eastAsia="Arial"/>
+          <w:rFonts w:ascii="Arial" w:eastAsia="Arial" w:hAnsi="Arial" w:cs="Arial"/>
+          <w:color w:val="auto"/>
+          <w:spacing w:val="1"/>
+        </w:rPr>
+        <w:t xml:space="preserve"> </w:t>
+      </w:r>
+      <w:r>
+        <w:rPr>
+          <w:rFonts w:ascii="Arial" w:eastAsia="Arial" w:hAnsi="Arial" w:cs="Arial"/>
+          <w:color w:val="auto"/>
+        </w:rPr>
+        <w:t>de</w:t>
+      </w:r>
+      <w:proofErr w:type="gramEnd"/>
+      <w:r>
+        <w:rPr>
+          <w:rFonts w:ascii="Arial" w:eastAsia="Arial" w:hAnsi="Arial" w:cs="Arial"/>
+          <w:color w:val="auto"/>
+        </w:rPr>
+        <w:t xml:space="preserve"> </w:t>
+      </w:r>
+      <w:r>
+        <w:rPr>
+          <w:rFonts w:ascii="Arial" w:eastAsia="Arial" w:hAnsi="Arial" w:cs="Arial"/>
+          <w:color w:val="auto"/>
+          <w:spacing w:val="1"/>
+        </w:rPr>
+        <w:t xml:space="preserve"> </w:t>
+      </w:r>
+      <w:proofErr w:type="gramStart"/>
+      <w:r>
+        <w:rPr>
+          <w:rFonts w:ascii="Arial" w:eastAsia="Arial" w:hAnsi="Arial" w:cs="Arial"/>
+          <w:color w:val="auto"/>
         </w:rPr>
         <w:t>a</w:t>
       </w:r>
       <w:r>
         <w:rPr>
-          <w:rFonts w:ascii="Arial" w:hAnsi="Arial" w:cs="Arial" w:eastAsia="Arial"/>
+          <w:rFonts w:ascii="Arial" w:eastAsia="Arial" w:hAnsi="Arial" w:cs="Arial"/>
+          <w:color w:val="auto"/>
           <w:spacing w:val="-1"/>
         </w:rPr>
         <w:t>n</w:t>
       </w:r>
       <w:r>
         <w:rPr>
-          <w:rFonts w:ascii="Arial" w:hAnsi="Arial" w:cs="Arial" w:eastAsia="Arial"/>
+          <w:rFonts w:ascii="Arial" w:eastAsia="Arial" w:hAnsi="Arial" w:cs="Arial"/>
+          <w:color w:val="auto"/>
           <w:spacing w:val="1"/>
         </w:rPr>
         <w:t>t</w:t>
       </w:r>
       <w:r>
         <w:rPr>
-          <w:rFonts w:ascii="Arial" w:hAnsi="Arial" w:cs="Arial" w:eastAsia="Arial"/>
+          <w:rFonts w:ascii="Arial" w:eastAsia="Arial" w:hAnsi="Arial" w:cs="Arial"/>
+          <w:color w:val="auto"/>
         </w:rPr>
         <w:t xml:space="preserve">emano </w:t>
       </w:r>
       <w:r>
         <w:rPr>
-          <w:rFonts w:ascii="Arial" w:hAnsi="Arial" w:cs="Arial" w:eastAsia="Arial"/>
+          <w:rFonts w:ascii="Arial" w:eastAsia="Arial" w:hAnsi="Arial" w:cs="Arial"/>
+          <w:color w:val="auto"/>
           <w:spacing w:val="3"/>
         </w:rPr>
         <w:t xml:space="preserve"> </w:t>
       </w:r>
       <w:r>
         <w:rPr>
-          <w:rFonts w:ascii="Arial" w:hAnsi="Arial" w:cs="Arial" w:eastAsia="Arial"/>
+          <w:rFonts w:ascii="Arial" w:eastAsia="Arial" w:hAnsi="Arial" w:cs="Arial"/>
+          <w:color w:val="auto"/>
           <w:spacing w:val="-1"/>
         </w:rPr>
         <w:t>l</w:t>
       </w:r>
       <w:r>
         <w:rPr>
-          <w:rFonts w:ascii="Arial" w:hAnsi="Arial" w:cs="Arial" w:eastAsia="Arial"/>
+          <w:rFonts w:ascii="Arial" w:eastAsia="Arial" w:hAnsi="Arial" w:cs="Arial"/>
+          <w:color w:val="auto"/>
+        </w:rPr>
+        <w:t>os</w:t>
+      </w:r>
+      <w:proofErr w:type="gramEnd"/>
+      <w:r>
+        <w:rPr>
+          <w:rFonts w:ascii="Arial" w:eastAsia="Arial" w:hAnsi="Arial" w:cs="Arial"/>
+          <w:color w:val="auto"/>
+        </w:rPr>
+        <w:t xml:space="preserve"> </w:t>
+      </w:r>
+      <w:r>
+        <w:rPr>
+          <w:rFonts w:ascii="Arial" w:eastAsia="Arial" w:hAnsi="Arial" w:cs="Arial"/>
+          <w:color w:val="auto"/>
+          <w:spacing w:val="1"/>
+        </w:rPr>
+        <w:t xml:space="preserve"> </w:t>
+      </w:r>
+      <w:proofErr w:type="gramStart"/>
+      <w:r>
+        <w:rPr>
+          <w:rFonts w:ascii="Arial" w:eastAsia="Arial" w:hAnsi="Arial" w:cs="Arial"/>
+          <w:color w:val="auto"/>
+        </w:rPr>
+        <w:t>ser</w:t>
+      </w:r>
+      <w:r>
+        <w:rPr>
+          <w:rFonts w:ascii="Arial" w:eastAsia="Arial" w:hAnsi="Arial" w:cs="Arial"/>
+          <w:color w:val="auto"/>
+          <w:spacing w:val="-2"/>
+        </w:rPr>
+        <w:t>v</w:t>
+      </w:r>
+      <w:r>
+        <w:rPr>
+          <w:rFonts w:ascii="Arial" w:eastAsia="Arial" w:hAnsi="Arial" w:cs="Arial"/>
+          <w:color w:val="auto"/>
+          <w:spacing w:val="-1"/>
+        </w:rPr>
+        <w:t>i</w:t>
+      </w:r>
+      <w:r>
+        <w:rPr>
+          <w:rFonts w:ascii="Arial" w:eastAsia="Arial" w:hAnsi="Arial" w:cs="Arial"/>
+          <w:color w:val="auto"/>
+        </w:rPr>
+        <w:t>c</w:t>
+      </w:r>
+      <w:r>
+        <w:rPr>
+          <w:rFonts w:ascii="Arial" w:eastAsia="Arial" w:hAnsi="Arial" w:cs="Arial"/>
+          <w:color w:val="auto"/>
+          <w:spacing w:val="-1"/>
+        </w:rPr>
+        <w:t>i</w:t>
+      </w:r>
+      <w:r>
+        <w:rPr>
+          <w:rFonts w:ascii="Arial" w:eastAsia="Arial" w:hAnsi="Arial" w:cs="Arial"/>
+          <w:color w:val="auto"/>
         </w:rPr>
         <w:t xml:space="preserve">os </w:t>
       </w:r>
       <w:r>
         <w:rPr>
-          <w:rFonts w:ascii="Arial" w:hAnsi="Arial" w:cs="Arial" w:eastAsia="Arial"/>
-          <w:spacing w:val="1"/>
-        </w:rPr>
-        <w:t xml:space="preserve"> </w:t>
-      </w:r>
-      <w:r>
-        <w:rPr>
-          <w:rFonts w:ascii="Arial" w:hAnsi="Arial" w:cs="Arial" w:eastAsia="Arial"/>
-        </w:rPr>
-        <w:t>ser</w:t>
-      </w:r>
-      <w:r>
-        <w:rPr>
-          <w:rFonts w:ascii="Arial" w:hAnsi="Arial" w:cs="Arial" w:eastAsia="Arial"/>
+          <w:rFonts w:ascii="Arial" w:eastAsia="Arial" w:hAnsi="Arial" w:cs="Arial"/>
+          <w:color w:val="auto"/>
+          <w:spacing w:val="1"/>
+        </w:rPr>
+        <w:t xml:space="preserve"> </w:t>
+      </w:r>
+      <w:r>
+        <w:rPr>
+          <w:rFonts w:ascii="Arial" w:eastAsia="Arial" w:hAnsi="Arial" w:cs="Arial"/>
+          <w:color w:val="auto"/>
+        </w:rPr>
+        <w:t>pres</w:t>
+      </w:r>
+      <w:r>
+        <w:rPr>
+          <w:rFonts w:ascii="Arial" w:eastAsia="Arial" w:hAnsi="Arial" w:cs="Arial"/>
+          <w:color w:val="auto"/>
+          <w:spacing w:val="1"/>
+        </w:rPr>
+        <w:t>t</w:t>
+      </w:r>
+      <w:r>
+        <w:rPr>
+          <w:rFonts w:ascii="Arial" w:eastAsia="Arial" w:hAnsi="Arial" w:cs="Arial"/>
+          <w:color w:val="auto"/>
+        </w:rPr>
+        <w:t>a</w:t>
+      </w:r>
+      <w:r>
+        <w:rPr>
+          <w:rFonts w:ascii="Arial" w:eastAsia="Arial" w:hAnsi="Arial" w:cs="Arial"/>
+          <w:color w:val="auto"/>
+          <w:spacing w:val="-1"/>
+        </w:rPr>
+        <w:t>d</w:t>
+      </w:r>
+      <w:r>
+        <w:rPr>
+          <w:rFonts w:ascii="Arial" w:eastAsia="Arial" w:hAnsi="Arial" w:cs="Arial"/>
+          <w:color w:val="auto"/>
+        </w:rPr>
+        <w:t xml:space="preserve">os, </w:t>
+      </w:r>
+      <w:r>
+        <w:rPr>
+          <w:rFonts w:ascii="Arial" w:eastAsia="Arial" w:hAnsi="Arial" w:cs="Arial"/>
+          <w:color w:val="auto"/>
+          <w:spacing w:val="2"/>
+        </w:rPr>
+        <w:t xml:space="preserve"> </w:t>
+      </w:r>
+      <w:r>
+        <w:rPr>
+          <w:rFonts w:ascii="Arial" w:eastAsia="Arial" w:hAnsi="Arial" w:cs="Arial"/>
+          <w:color w:val="auto"/>
+        </w:rPr>
+        <w:t>el</w:t>
+      </w:r>
+      <w:proofErr w:type="gramEnd"/>
+      <w:r>
+        <w:rPr>
+          <w:rFonts w:ascii="Arial" w:eastAsia="Arial" w:hAnsi="Arial" w:cs="Arial"/>
+          <w:color w:val="auto"/>
+        </w:rPr>
+        <w:t xml:space="preserve">  </w:t>
+      </w:r>
+      <w:proofErr w:type="gramStart"/>
+      <w:r>
+        <w:rPr>
+          <w:rFonts w:ascii="Arial" w:eastAsia="Arial" w:hAnsi="Arial" w:cs="Arial"/>
+          <w:color w:val="auto"/>
+        </w:rPr>
+        <w:t>b</w:t>
+      </w:r>
+      <w:r>
+        <w:rPr>
+          <w:rFonts w:ascii="Arial" w:eastAsia="Arial" w:hAnsi="Arial" w:cs="Arial"/>
+          <w:color w:val="auto"/>
+          <w:spacing w:val="-1"/>
+        </w:rPr>
+        <w:t>u</w:t>
+      </w:r>
+      <w:r>
+        <w:rPr>
+          <w:rFonts w:ascii="Arial" w:eastAsia="Arial" w:hAnsi="Arial" w:cs="Arial"/>
+          <w:color w:val="auto"/>
+        </w:rPr>
+        <w:t xml:space="preserve">en </w:t>
+      </w:r>
+      <w:r>
+        <w:rPr>
+          <w:rFonts w:ascii="Arial" w:eastAsia="Arial" w:hAnsi="Arial" w:cs="Arial"/>
+          <w:color w:val="auto"/>
+          <w:spacing w:val="1"/>
+        </w:rPr>
+        <w:t xml:space="preserve"> </w:t>
+      </w:r>
+      <w:r>
+        <w:rPr>
+          <w:rFonts w:ascii="Arial" w:eastAsia="Arial" w:hAnsi="Arial" w:cs="Arial"/>
+          <w:color w:val="auto"/>
+        </w:rPr>
+        <w:t>d</w:t>
+      </w:r>
+      <w:r>
+        <w:rPr>
+          <w:rFonts w:ascii="Arial" w:eastAsia="Arial" w:hAnsi="Arial" w:cs="Arial"/>
+          <w:color w:val="auto"/>
+          <w:spacing w:val="-1"/>
+        </w:rPr>
+        <w:t>e</w:t>
+      </w:r>
+      <w:r>
+        <w:rPr>
+          <w:rFonts w:ascii="Arial" w:eastAsia="Arial" w:hAnsi="Arial" w:cs="Arial"/>
+          <w:color w:val="auto"/>
+        </w:rPr>
+        <w:t>se</w:t>
+      </w:r>
+      <w:r>
+        <w:rPr>
+          <w:rFonts w:ascii="Arial" w:eastAsia="Arial" w:hAnsi="Arial" w:cs="Arial"/>
+          <w:color w:val="auto"/>
           <w:spacing w:val="-2"/>
         </w:rPr>
-        <w:t>v</w:t>
-      </w:r>
-      <w:r>
-        <w:rPr>
-          <w:rFonts w:ascii="Arial" w:hAnsi="Arial" w:cs="Arial" w:eastAsia="Arial"/>
-          <w:spacing w:val="-1"/>
-        </w:rPr>
-        <w:t>i</w:t>
-      </w:r>
-      <w:r>
-        <w:rPr>
-          <w:rFonts w:ascii="Arial" w:hAnsi="Arial" w:cs="Arial" w:eastAsia="Arial"/>
-        </w:rPr>
-        <w:t>c</w:t>
-      </w:r>
-      <w:r>
-        <w:rPr>
-          <w:rFonts w:ascii="Arial" w:hAnsi="Arial" w:cs="Arial" w:eastAsia="Arial"/>
-          <w:spacing w:val="-1"/>
-        </w:rPr>
-        <w:t>i</w:t>
-      </w:r>
-      <w:r>
-        <w:rPr>
-          <w:rFonts w:ascii="Arial" w:hAnsi="Arial" w:cs="Arial" w:eastAsia="Arial"/>
-        </w:rPr>
-        <w:t xml:space="preserve">os </w:t>
-      </w:r>
-      <w:r>
-        <w:rPr>
-          <w:rFonts w:ascii="Arial" w:hAnsi="Arial" w:cs="Arial" w:eastAsia="Arial"/>
-          <w:spacing w:val="1"/>
-        </w:rPr>
-        <w:t xml:space="preserve"> </w:t>
-      </w:r>
-      <w:r>
-        <w:rPr>
-          <w:rFonts w:ascii="Arial" w:hAnsi="Arial" w:cs="Arial" w:eastAsia="Arial"/>
-        </w:rPr>
-        <w:t>pres</w:t>
-      </w:r>
-      <w:r>
-        <w:rPr>
-          <w:rFonts w:ascii="Arial" w:hAnsi="Arial" w:cs="Arial" w:eastAsia="Arial"/>
-          <w:spacing w:val="1"/>
-        </w:rPr>
-        <w:t>t</w:t>
-      </w:r>
-      <w:r>
-        <w:rPr>
-          <w:rFonts w:ascii="Arial" w:hAnsi="Arial" w:cs="Arial" w:eastAsia="Arial"/>
+        <w:t>m</w:t>
+      </w:r>
+      <w:r>
+        <w:rPr>
+          <w:rFonts w:ascii="Arial" w:eastAsia="Arial" w:hAnsi="Arial" w:cs="Arial"/>
+          <w:color w:val="auto"/>
+        </w:rPr>
+        <w:t>p</w:t>
+      </w:r>
+      <w:r>
+        <w:rPr>
+          <w:rFonts w:ascii="Arial" w:eastAsia="Arial" w:hAnsi="Arial" w:cs="Arial"/>
+          <w:color w:val="auto"/>
+          <w:spacing w:val="-1"/>
+        </w:rPr>
+        <w:t>e</w:t>
+      </w:r>
+      <w:r>
+        <w:rPr>
+          <w:rFonts w:ascii="Arial" w:eastAsia="Arial" w:hAnsi="Arial" w:cs="Arial"/>
+          <w:color w:val="auto"/>
+        </w:rPr>
+        <w:t>ño</w:t>
+      </w:r>
+      <w:proofErr w:type="gramEnd"/>
+      <w:r>
+        <w:rPr>
+          <w:rFonts w:ascii="Arial" w:eastAsia="Arial" w:hAnsi="Arial" w:cs="Arial"/>
+          <w:color w:val="auto"/>
+        </w:rPr>
+        <w:t xml:space="preserve"> </w:t>
+      </w:r>
+      <w:r>
+        <w:rPr>
+          <w:rFonts w:ascii="Arial" w:eastAsia="Arial" w:hAnsi="Arial" w:cs="Arial"/>
+          <w:color w:val="auto"/>
+          <w:spacing w:val="1"/>
+        </w:rPr>
+        <w:t xml:space="preserve"> </w:t>
+      </w:r>
+      <w:proofErr w:type="gramStart"/>
+      <w:r>
+        <w:rPr>
+          <w:rFonts w:ascii="Arial" w:eastAsia="Arial" w:hAnsi="Arial" w:cs="Arial"/>
+          <w:color w:val="auto"/>
+        </w:rPr>
+        <w:t xml:space="preserve">y </w:t>
+      </w:r>
+      <w:r>
+        <w:rPr>
+          <w:rFonts w:ascii="Arial" w:eastAsia="Arial" w:hAnsi="Arial" w:cs="Arial"/>
+          <w:color w:val="auto"/>
+          <w:spacing w:val="2"/>
+        </w:rPr>
+        <w:t xml:space="preserve"> </w:t>
+      </w:r>
+      <w:r>
+        <w:rPr>
+          <w:rFonts w:ascii="Arial" w:eastAsia="Arial" w:hAnsi="Arial" w:cs="Arial"/>
+          <w:color w:val="auto"/>
+          <w:spacing w:val="-1"/>
+        </w:rPr>
+        <w:t>l</w:t>
+      </w:r>
+      <w:r>
+        <w:rPr>
+          <w:rFonts w:ascii="Arial" w:eastAsia="Arial" w:hAnsi="Arial" w:cs="Arial"/>
+          <w:color w:val="auto"/>
         </w:rPr>
         <w:t>a</w:t>
       </w:r>
-      <w:r>
-        <w:rPr>
-          <w:rFonts w:ascii="Arial" w:hAnsi="Arial" w:cs="Arial" w:eastAsia="Arial"/>
+      <w:proofErr w:type="gramEnd"/>
+      <w:r>
+        <w:rPr>
+          <w:rFonts w:ascii="Arial" w:eastAsia="Arial" w:hAnsi="Arial" w:cs="Arial"/>
+          <w:color w:val="auto"/>
+        </w:rPr>
+        <w:t xml:space="preserve"> </w:t>
+      </w:r>
+      <w:r>
+        <w:rPr>
+          <w:rFonts w:ascii="Arial" w:eastAsia="Arial" w:hAnsi="Arial" w:cs="Arial"/>
+          <w:color w:val="auto"/>
+          <w:spacing w:val="1"/>
+        </w:rPr>
+        <w:t xml:space="preserve"> </w:t>
+      </w:r>
+      <w:r>
+        <w:rPr>
+          <w:rFonts w:ascii="Arial" w:eastAsia="Arial" w:hAnsi="Arial" w:cs="Arial"/>
+          <w:color w:val="auto"/>
+          <w:spacing w:val="-1"/>
+        </w:rPr>
+        <w:t>l</w:t>
+      </w:r>
+      <w:r>
+        <w:rPr>
+          <w:rFonts w:ascii="Arial" w:eastAsia="Arial" w:hAnsi="Arial" w:cs="Arial"/>
+          <w:color w:val="auto"/>
+        </w:rPr>
+        <w:t>a</w:t>
+      </w:r>
+      <w:r>
+        <w:rPr>
+          <w:rFonts w:ascii="Arial" w:eastAsia="Arial" w:hAnsi="Arial" w:cs="Arial"/>
+          <w:color w:val="auto"/>
+          <w:spacing w:val="-1"/>
+        </w:rPr>
+        <w:t>b</w:t>
+      </w:r>
+      <w:r>
+        <w:rPr>
+          <w:rFonts w:ascii="Arial" w:eastAsia="Arial" w:hAnsi="Arial" w:cs="Arial"/>
+          <w:color w:val="auto"/>
+        </w:rPr>
+        <w:t xml:space="preserve">or </w:t>
+      </w:r>
+      <w:r>
+        <w:rPr>
+          <w:rFonts w:ascii="Arial" w:eastAsia="Arial" w:hAnsi="Arial" w:cs="Arial"/>
+          <w:color w:val="auto"/>
+          <w:spacing w:val="1"/>
+        </w:rPr>
+        <w:t>r</w:t>
+      </w:r>
+      <w:r>
+        <w:rPr>
+          <w:rFonts w:ascii="Arial" w:eastAsia="Arial" w:hAnsi="Arial" w:cs="Arial"/>
+          <w:color w:val="auto"/>
+        </w:rPr>
+        <w:t>e</w:t>
+      </w:r>
+      <w:r>
+        <w:rPr>
+          <w:rFonts w:ascii="Arial" w:eastAsia="Arial" w:hAnsi="Arial" w:cs="Arial"/>
+          <w:color w:val="auto"/>
+          <w:spacing w:val="-1"/>
+        </w:rPr>
+        <w:t>ali</w:t>
+      </w:r>
+      <w:r>
+        <w:rPr>
+          <w:rFonts w:ascii="Arial" w:eastAsia="Arial" w:hAnsi="Arial" w:cs="Arial"/>
+          <w:color w:val="auto"/>
+          <w:spacing w:val="-2"/>
+        </w:rPr>
+        <w:t>z</w:t>
+      </w:r>
+      <w:r>
+        <w:rPr>
+          <w:rFonts w:ascii="Arial" w:eastAsia="Arial" w:hAnsi="Arial" w:cs="Arial"/>
+          <w:color w:val="auto"/>
+        </w:rPr>
+        <w:t>a</w:t>
+      </w:r>
+      <w:r>
+        <w:rPr>
+          <w:rFonts w:ascii="Arial" w:eastAsia="Arial" w:hAnsi="Arial" w:cs="Arial"/>
+          <w:color w:val="auto"/>
           <w:spacing w:val="-1"/>
         </w:rPr>
         <w:t>d</w:t>
       </w:r>
       <w:r>
         <w:rPr>
-          <w:rFonts w:ascii="Arial" w:hAnsi="Arial" w:cs="Arial" w:eastAsia="Arial"/>
-        </w:rPr>
-        <w:t xml:space="preserve">os, </w:t>
-      </w:r>
-      <w:r>
-        <w:rPr>
-          <w:rFonts w:ascii="Arial" w:hAnsi="Arial" w:cs="Arial" w:eastAsia="Arial"/>
+          <w:rFonts w:ascii="Arial" w:eastAsia="Arial" w:hAnsi="Arial" w:cs="Arial"/>
+          <w:color w:val="auto"/>
+        </w:rPr>
+        <w:t>a por</w:t>
+      </w:r>
+      <w:r>
+        <w:rPr>
+          <w:rFonts w:ascii="Arial" w:eastAsia="Arial" w:hAnsi="Arial" w:cs="Arial"/>
+          <w:color w:val="auto"/>
           <w:spacing w:val="2"/>
         </w:rPr>
         <w:t xml:space="preserve"> </w:t>
       </w:r>
       <w:r>
         <w:rPr>
-          <w:rFonts w:ascii="Arial" w:hAnsi="Arial" w:cs="Arial" w:eastAsia="Arial"/>
-        </w:rPr>
-        <w:t xml:space="preserve">el  b</w:t>
-      </w:r>
-      <w:r>
-        <w:rPr>
-          <w:rFonts w:ascii="Arial" w:hAnsi="Arial" w:cs="Arial" w:eastAsia="Arial"/>
-          <w:spacing w:val="-1"/>
-        </w:rPr>
-        <w:t>u</w:t>
-      </w:r>
-      <w:r>
-        <w:rPr>
-          <w:rFonts w:ascii="Arial" w:hAnsi="Arial" w:cs="Arial" w:eastAsia="Arial"/>
-        </w:rPr>
-        <w:t xml:space="preserve">en </w:t>
-      </w:r>
-      <w:r>
-        <w:rPr>
-          <w:rFonts w:ascii="Arial" w:hAnsi="Arial" w:cs="Arial" w:eastAsia="Arial"/>
-          <w:spacing w:val="1"/>
-        </w:rPr>
-        <w:t xml:space="preserve"> </w:t>
-      </w:r>
-      <w:r>
-        <w:rPr>
-          <w:rFonts w:ascii="Arial" w:hAnsi="Arial" w:cs="Arial" w:eastAsia="Arial"/>
+          <w:rFonts w:ascii="Arial" w:eastAsia="Arial" w:hAnsi="Arial" w:cs="Arial"/>
+          <w:color w:val="auto"/>
+        </w:rPr>
+        <w:t>uste</w:t>
+      </w:r>
+      <w:r>
+        <w:rPr>
+          <w:rFonts w:ascii="Arial" w:eastAsia="Arial" w:hAnsi="Arial" w:cs="Arial"/>
+          <w:color w:val="auto"/>
+          <w:spacing w:val="-2"/>
         </w:rPr>
         <w:t>d</w:t>
       </w:r>
       <w:r>
         <w:rPr>
-          <w:rFonts w:ascii="Arial" w:hAnsi="Arial" w:cs="Arial" w:eastAsia="Arial"/>
-          <w:spacing w:val="-1"/>
-        </w:rPr>
-        <w:t>e</w:t>
-      </w:r>
-      <w:r>
-        <w:rPr>
-          <w:rFonts w:ascii="Arial" w:hAnsi="Arial" w:cs="Arial" w:eastAsia="Arial"/>
-        </w:rPr>
-        <w:t>se</w:t>
-      </w:r>
-      <w:r>
-        <w:rPr>
-          <w:rFonts w:ascii="Arial" w:hAnsi="Arial" w:cs="Arial" w:eastAsia="Arial"/>
-          <w:spacing w:val="-2"/>
-        </w:rPr>
-        <w:t>m</w:t>
-      </w:r>
-      <w:r>
-        <w:rPr>
-          <w:rFonts w:ascii="Arial" w:hAnsi="Arial" w:cs="Arial" w:eastAsia="Arial"/>
-        </w:rPr>
-        <w:t>p</w:t>
-      </w:r>
-      <w:r>
-        <w:rPr>
-          <w:rFonts w:ascii="Arial" w:hAnsi="Arial" w:cs="Arial" w:eastAsia="Arial"/>
-          <w:spacing w:val="-1"/>
-        </w:rPr>
-        <w:t>e</w:t>
-      </w:r>
-      <w:r>
-        <w:rPr>
-          <w:rFonts w:ascii="Arial" w:hAnsi="Arial" w:cs="Arial" w:eastAsia="Arial"/>
-        </w:rPr>
-        <w:t xml:space="preserve">ño </w:t>
-      </w:r>
-      <w:r>
-        <w:rPr>
-          <w:rFonts w:ascii="Arial" w:hAnsi="Arial" w:cs="Arial" w:eastAsia="Arial"/>
-          <w:spacing w:val="1"/>
-        </w:rPr>
-        <w:t xml:space="preserve"> </w:t>
-      </w:r>
-      <w:r>
-        <w:rPr>
-          <w:rFonts w:ascii="Arial" w:hAnsi="Arial" w:cs="Arial" w:eastAsia="Arial"/>
-        </w:rPr>
-        <w:t xml:space="preserve">y </w:t>
-      </w:r>
-      <w:r>
-        <w:rPr>
-          <w:rFonts w:ascii="Arial" w:hAnsi="Arial" w:cs="Arial" w:eastAsia="Arial"/>
-          <w:spacing w:val="2"/>
-        </w:rPr>
-        <w:t xml:space="preserve"> </w:t>
-      </w:r>
-      <w:r>
-        <w:rPr>
-          <w:rFonts w:ascii="Arial" w:hAnsi="Arial" w:cs="Arial" w:eastAsia="Arial"/>
-          <w:spacing w:val="-1"/>
-        </w:rPr>
-        <w:t>l</w:t>
-      </w:r>
-      <w:r>
-        <w:rPr>
-          <w:rFonts w:ascii="Arial" w:hAnsi="Arial" w:cs="Arial" w:eastAsia="Arial"/>
-        </w:rPr>
-        <w:t xml:space="preserve">a </w:t>
-      </w:r>
-      <w:r>
-        <w:rPr>
-          <w:rFonts w:ascii="Arial" w:hAnsi="Arial" w:cs="Arial" w:eastAsia="Arial"/>
-          <w:spacing w:val="1"/>
-        </w:rPr>
-        <w:t xml:space="preserve"> </w:t>
-      </w:r>
-      <w:r>
-        <w:rPr>
-          <w:rFonts w:ascii="Arial" w:hAnsi="Arial" w:cs="Arial" w:eastAsia="Arial"/>
-          <w:spacing w:val="-1"/>
-        </w:rPr>
-        <w:t>l</w:t>
-      </w:r>
-      <w:r>
-        <w:rPr>
-          <w:rFonts w:ascii="Arial" w:hAnsi="Arial" w:cs="Arial" w:eastAsia="Arial"/>
-        </w:rPr>
-        <w:t>a</w:t>
-      </w:r>
-      <w:r>
-        <w:rPr>
-          <w:rFonts w:ascii="Arial" w:hAnsi="Arial" w:cs="Arial" w:eastAsia="Arial"/>
-          <w:spacing w:val="-1"/>
-        </w:rPr>
-        <w:t>b</w:t>
-      </w:r>
-      <w:r>
-        <w:rPr>
-          <w:rFonts w:ascii="Arial" w:hAnsi="Arial" w:cs="Arial" w:eastAsia="Arial"/>
-        </w:rPr>
-        <w:t xml:space="preserve">or </w:t>
-      </w:r>
-      <w:r>
-        <w:rPr>
-          <w:rFonts w:ascii="Arial" w:hAnsi="Arial" w:cs="Arial" w:eastAsia="Arial"/>
-          <w:spacing w:val="1"/>
-        </w:rPr>
-        <w:t>r</w:t>
-      </w:r>
-      <w:r>
-        <w:rPr>
-          <w:rFonts w:ascii="Arial" w:hAnsi="Arial" w:cs="Arial" w:eastAsia="Arial"/>
-        </w:rPr>
-        <w:t>e</w:t>
-      </w:r>
-      <w:r>
-        <w:rPr>
-          <w:rFonts w:ascii="Arial" w:hAnsi="Arial" w:cs="Arial" w:eastAsia="Arial"/>
-          <w:spacing w:val="-1"/>
-        </w:rPr>
-        <w:t>ali</w:t>
-      </w:r>
-      <w:r>
-        <w:rPr>
-          <w:rFonts w:ascii="Arial" w:hAnsi="Arial" w:cs="Arial" w:eastAsia="Arial"/>
-          <w:spacing w:val="-2"/>
-        </w:rPr>
-        <w:t>z</w:t>
-      </w:r>
-      <w:r>
-        <w:rPr>
-          <w:rFonts w:ascii="Arial" w:hAnsi="Arial" w:cs="Arial" w:eastAsia="Arial"/>
-        </w:rPr>
-        <w:t>a</w:t>
-      </w:r>
-      <w:r>
-        <w:rPr>
-          <w:rFonts w:ascii="Arial" w:hAnsi="Arial" w:cs="Arial" w:eastAsia="Arial"/>
-          <w:spacing w:val="-1"/>
-        </w:rPr>
-        <w:t>d</w:t>
-      </w:r>
-      <w:r>
-        <w:rPr>
-          <w:rFonts w:ascii="Arial" w:hAnsi="Arial" w:cs="Arial" w:eastAsia="Arial"/>
-        </w:rPr>
-        <w:t>a por</w:t>
-      </w:r>
-      <w:r>
-        <w:rPr>
-          <w:rFonts w:ascii="Arial" w:hAnsi="Arial" w:cs="Arial" w:eastAsia="Arial"/>
-          <w:spacing w:val="2"/>
-        </w:rPr>
-        <w:t xml:space="preserve"> </w:t>
-      </w:r>
-      <w:r>
-        <w:rPr>
-          <w:rFonts w:ascii="Arial" w:hAnsi="Arial" w:cs="Arial" w:eastAsia="Arial"/>
-        </w:rPr>
-        <w:t>uste</w:t>
-      </w:r>
-      <w:r>
-        <w:rPr>
-          <w:rFonts w:ascii="Arial" w:hAnsi="Arial" w:cs="Arial" w:eastAsia="Arial"/>
-          <w:spacing w:val="-2"/>
-        </w:rPr>
-        <w:t>d</w:t>
-      </w:r>
-      <w:r>
-        <w:rPr>
-          <w:rFonts w:ascii="Arial" w:hAnsi="Arial" w:cs="Arial" w:eastAsia="Arial"/>
+          <w:rFonts w:ascii="Arial" w:eastAsia="Arial" w:hAnsi="Arial" w:cs="Arial"/>
+          <w:color w:val="auto"/>
         </w:rPr>
         <w:t>.</w:t>
       </w:r>
@@ -3002,27 +3453,31 @@
         <w:ind w:right="85"/>
         <w:jc w:val="both"/>
         <w:rPr>
-          <w:rFonts w:ascii="Arial" w:hAnsi="Arial" w:cs="Arial" w:eastAsia="Arial"/>
+          <w:rFonts w:ascii="Arial" w:eastAsia="Arial" w:hAnsi="Arial" w:cs="Arial"/>
+          <w:color w:val="auto"/>
         </w:rPr>
       </w:pPr>
     </w:p>
     <w:p>
       <w:pPr>
         <w:rPr>
-          <w:rFonts w:ascii="Arial" w:hAnsi="Arial" w:cs="Arial" w:eastAsia="Arial"/>
+          <w:rFonts w:ascii="Arial" w:eastAsia="Arial" w:hAnsi="Arial" w:cs="Arial"/>
+          <w:color w:val="auto"/>
           <w:position w:val="-1"/>
         </w:rPr>
       </w:pPr>
       <w:r>
         <w:rPr>
-          <w:rFonts w:ascii="Arial" w:hAnsi="Arial" w:cs="Arial" w:eastAsia="Arial"/>
+          <w:rFonts w:ascii="Arial" w:eastAsia="Arial" w:hAnsi="Arial" w:cs="Arial"/>
+          <w:color w:val="auto"/>
           <w:position w:val="-1"/>
         </w:rPr>
         <w:t>Cord</w:t>
       </w:r>
       <w:r>
         <w:rPr>
-          <w:rFonts w:ascii="Arial" w:hAnsi="Arial" w:cs="Arial" w:eastAsia="Arial"/>
+          <w:rFonts w:ascii="Arial" w:eastAsia="Arial" w:hAnsi="Arial" w:cs="Arial"/>
+          <w:color w:val="auto"/>
           <w:spacing w:val="-1"/>
           <w:position w:val="-1"/>
         </w:rPr>
@@ -3030,14 +3485,16 @@
       </w:r>
       <w:r>
         <w:rPr>
-          <w:rFonts w:ascii="Arial" w:hAnsi="Arial" w:cs="Arial" w:eastAsia="Arial"/>
+          <w:rFonts w:ascii="Arial" w:eastAsia="Arial" w:hAnsi="Arial" w:cs="Arial"/>
+          <w:color w:val="auto"/>
           <w:position w:val="-1"/>
         </w:rPr>
         <w:t>a</w:t>
       </w:r>
       <w:r>
         <w:rPr>
-          <w:rFonts w:ascii="Arial" w:hAnsi="Arial" w:cs="Arial" w:eastAsia="Arial"/>
+          <w:rFonts w:ascii="Arial" w:eastAsia="Arial" w:hAnsi="Arial" w:cs="Arial"/>
+          <w:color w:val="auto"/>
           <w:spacing w:val="-1"/>
           <w:position w:val="-1"/>
         </w:rPr>
@@ -3045,7 +3502,8 @@
       </w:r>
       <w:r>
         <w:rPr>
-          <w:rFonts w:ascii="Arial" w:hAnsi="Arial" w:cs="Arial" w:eastAsia="Arial"/>
+          <w:rFonts w:ascii="Arial" w:eastAsia="Arial" w:hAnsi="Arial" w:cs="Arial"/>
+          <w:color w:val="auto"/>
           <w:spacing w:val="1"/>
           <w:position w:val="-1"/>
         </w:rPr>
@@ -3053,14 +3511,16 @@
       </w:r>
       <w:r>
         <w:rPr>
-          <w:rFonts w:ascii="Arial" w:hAnsi="Arial" w:cs="Arial" w:eastAsia="Arial"/>
+          <w:rFonts w:ascii="Arial" w:eastAsia="Arial" w:hAnsi="Arial" w:cs="Arial"/>
+          <w:color w:val="auto"/>
           <w:position w:val="-1"/>
         </w:rPr>
         <w:t>e</w:t>
       </w:r>
       <w:r>
         <w:rPr>
-          <w:rFonts w:ascii="Arial" w:hAnsi="Arial" w:cs="Arial" w:eastAsia="Arial"/>
+          <w:rFonts w:ascii="Arial" w:eastAsia="Arial" w:hAnsi="Arial" w:cs="Arial"/>
+          <w:color w:val="auto"/>
           <w:spacing w:val="-1"/>
           <w:position w:val="-1"/>
         </w:rPr>
@@ -3068,7 +3528,8 @@
       </w:r>
       <w:r>
         <w:rPr>
-          <w:rFonts w:ascii="Arial" w:hAnsi="Arial" w:cs="Arial" w:eastAsia="Arial"/>
+          <w:rFonts w:ascii="Arial" w:eastAsia="Arial" w:hAnsi="Arial" w:cs="Arial"/>
+          <w:color w:val="auto"/>
           <w:spacing w:val="1"/>
           <w:position w:val="-1"/>
         </w:rPr>
@@ -3076,286 +3537,355 @@
       </w:r>
       <w:r>
         <w:rPr>
-          <w:rFonts w:ascii="Arial" w:hAnsi="Arial" w:cs="Arial" w:eastAsia="Arial"/>
+          <w:rFonts w:ascii="Arial" w:eastAsia="Arial" w:hAnsi="Arial" w:cs="Arial"/>
+          <w:color w:val="auto"/>
           <w:position w:val="-1"/>
         </w:rPr>
-        <w:t>e</w:t>
+        <w:t>e,</w:t>
       </w:r>
     </w:p>
     <w:p>
       <w:pPr>
         <w:rPr>
-          <w:rFonts w:ascii="Arial" w:hAnsi="Arial" w:cs="Arial" w:eastAsia="Arial"/>
+          <w:rFonts w:ascii="Arial" w:eastAsia="Arial" w:hAnsi="Arial" w:cs="Arial"/>
+          <w:color w:val="auto"/>
           <w:position w:val="-1"/>
         </w:rPr>
       </w:pPr>
     </w:p>
-    <w:p/>
-    <w:p/>
+    <w:p>
+      <w:pPr>
+        <w:rPr>
+          <w:color w:val="auto"/>
+        </w:rPr>
+      </w:pPr>
+      <w:r>
+        <w:rPr>
+          <w:noProof/>
+          <w:color w:val="auto"/>
+          <w:lang w:eastAsia="es-CO"/>
+        </w:rPr>
+        <w:drawing>
+          <wp:anchor distT="0" distB="0" distL="114300" distR="114300" simplePos="0" relativeHeight="251660288" behindDoc="1" locked="0" layoutInCell="1" allowOverlap="1" wp14:anchorId="28F45A2D" wp14:editId="68B18B7D">
+            <wp:simplePos x="0" y="0"/>
+            <wp:positionH relativeFrom="column">
+              <wp:posOffset>-80010</wp:posOffset>
+            </wp:positionH>
+            <wp:positionV relativeFrom="paragraph">
+              <wp:posOffset>132080</wp:posOffset>
+            </wp:positionV>
+            <wp:extent cx="2571750" cy="1047750"/>
+            <wp:effectExtent l="0" t="0" r="0" b="0"/>
+            <wp:wrapNone/>
+            <wp:docPr id="8" name="Imagen 8" descr="C:\Users\Usuario\Desktop\FIRMA DRA EDNA.bmp"/>
+            <wp:cNvGraphicFramePr>
+              <a:graphicFrameLocks xmlns:a="http://schemas.openxmlformats.org/drawingml/2006/main" noChangeAspect="1"/>
+            </wp:cNvGraphicFramePr>
+            <a:graphic xmlns:a="http://schemas.openxmlformats.org/drawingml/2006/main">
+              <a:graphicData uri="http://schemas.openxmlformats.org/drawingml/2006/picture">
+                <pic:pic xmlns:pic="http://schemas.openxmlformats.org/drawingml/2006/picture">
+                  <pic:nvPicPr>
+                    <pic:cNvPr id="0" name="Picture 1" descr="C:\Users\Usuario\Desktop\FIRMA DRA EDNA.bmp"/>
+                    <pic:cNvPicPr>
+                      <a:picLocks noChangeAspect="1" noChangeArrowheads="1"/>
+                    </pic:cNvPicPr>
+                  </pic:nvPicPr>
+                  <pic:blipFill>
+                    <a:blip r:embed="rId7">
+                      <a:extLst>
+                        <a:ext uri="{28A0092B-C50C-407E-A947-70E740481C1C}">
+                          <a14:useLocalDpi xmlns:a14="http://schemas.microsoft.com/office/drawing/2010/main" val="0"/>
+                        </a:ext>
+                      </a:extLst>
+                    </a:blip>
+                    <a:srcRect/>
+                    <a:stretch>
+                      <a:fillRect/>
+                    </a:stretch>
+                  </pic:blipFill>
+                  <pic:spPr bwMode="auto">
+                    <a:xfrm>
+                      <a:off x="0" y="0"/>
+                      <a:ext cx="2571750" cy="1047750"/>
+                    </a:xfrm>
+                    <a:prstGeom prst="rect">
+                      <a:avLst/>
+                    </a:prstGeom>
+                    <a:noFill/>
+                    <a:ln>
+                      <a:noFill/>
+                    </a:ln>
+                  </pic:spPr>
+                </pic:pic>
+              </a:graphicData>
+            </a:graphic>
+            <wp14:sizeRelH relativeFrom="page">
+              <wp14:pctWidth>0</wp14:pctWidth>
+            </wp14:sizeRelH>
+            <wp14:sizeRelV relativeFrom="page">
+              <wp14:pctHeight>0</wp14:pctHeight>
+            </wp14:sizeRelV>
+          </wp:anchor>
+        </w:drawing>
+      </w:r>
+    </w:p>
+    <w:p>
+      <w:pPr>
+        <w:rPr>
+          <w:color w:val="auto"/>
+        </w:rPr>
+      </w:pPr>
+    </w:p>
+    <w:p>
+      <w:pPr>
+        <w:rPr>
+          <w:color w:val="auto"/>
+        </w:rPr>
+      </w:pPr>
+    </w:p>
+    <w:p>
+      <w:pPr>
+        <w:spacing w:before="8" w:after="0" w:line="240" w:lineRule="exact"/>
+        <w:ind w:left="102" w:right="4018"/>
+        <w:rPr>
+          <w:rFonts w:ascii="Arial" w:eastAsia="Arial" w:hAnsi="Arial" w:cs="Arial"/>
+          <w:b/>
+          <w:color w:val="auto"/>
+        </w:rPr>
+      </w:pPr>
+      <w:r>
+        <w:rPr>
+          <w:rFonts w:ascii="Arial" w:eastAsia="Arial" w:hAnsi="Arial" w:cs="Arial"/>
+          <w:b/>
+          <w:color w:val="auto"/>
+        </w:rPr>
+        <w:t>EDNA MARGARITA CEPEDA ARDILA</w:t>
+      </w:r>
+    </w:p>
+    <w:p>
+      <w:pPr>
+        <w:spacing w:before="8" w:after="0" w:line="240" w:lineRule="exact"/>
+        <w:ind w:left="102" w:right="4018"/>
+        <w:rPr>
+          <w:rFonts w:ascii="Arial" w:eastAsia="Arial" w:hAnsi="Arial" w:cs="Arial"/>
+          <w:color w:val="auto"/>
+          <w:sz w:val="20"/>
+        </w:rPr>
+      </w:pPr>
+      <w:r>
+        <w:rPr>
+          <w:rFonts w:ascii="Arial" w:eastAsia="Arial" w:hAnsi="Arial" w:cs="Arial"/>
+          <w:color w:val="auto"/>
+          <w:sz w:val="20"/>
+        </w:rPr>
+        <w:t>DIRECTORA JURÍDICA</w:t>
+      </w:r>
+      <w:r>
+        <w:rPr>
+          <w:rFonts w:ascii="Arial" w:eastAsia="Arial" w:hAnsi="Arial" w:cs="Arial"/>
+          <w:color w:val="auto"/>
+          <w:spacing w:val="-1"/>
+          <w:sz w:val="20"/>
+        </w:rPr>
+        <w:t xml:space="preserve"> </w:t>
+      </w:r>
+      <w:r>
+        <w:rPr>
+          <w:rFonts w:ascii="Arial" w:eastAsia="Arial" w:hAnsi="Arial" w:cs="Arial"/>
+          <w:color w:val="auto"/>
+          <w:sz w:val="20"/>
+        </w:rPr>
+        <w:t>Y DE</w:t>
+      </w:r>
+      <w:r>
+        <w:rPr>
+          <w:rFonts w:ascii="Arial" w:eastAsia="Arial" w:hAnsi="Arial" w:cs="Arial"/>
+          <w:color w:val="auto"/>
+          <w:sz w:val="20"/>
+        </w:rPr>
+        <w:br/>
+        <w:t>RELACIONAMIENTO LABORAL</w:t>
+      </w:r>
+    </w:p>
+    <w:p>
+      <w:pPr>
+        <w:spacing w:before="8" w:after="0" w:line="240" w:lineRule="exact"/>
+        <w:ind w:left="102" w:right="4018"/>
+        <w:rPr>
+          <w:rFonts w:ascii="Arial" w:eastAsia="Arial" w:hAnsi="Arial" w:cs="Arial"/>
+          <w:color w:val="auto"/>
+          <w:sz w:val="20"/>
+        </w:rPr>
+      </w:pPr>
+      <w:r>
+        <w:rPr>
+          <w:rFonts w:ascii="Arial" w:eastAsia="Arial" w:hAnsi="Arial" w:cs="Arial"/>
+          <w:color w:val="auto"/>
+          <w:spacing w:val="-1"/>
+          <w:sz w:val="20"/>
+        </w:rPr>
+        <w:t>PE</w:t>
+      </w:r>
+      <w:r>
+        <w:rPr>
+          <w:rFonts w:ascii="Arial" w:eastAsia="Arial" w:hAnsi="Arial" w:cs="Arial"/>
+          <w:color w:val="auto"/>
+          <w:spacing w:val="2"/>
+          <w:sz w:val="20"/>
+        </w:rPr>
+        <w:t>T</w:t>
+      </w:r>
+      <w:r>
+        <w:rPr>
+          <w:rFonts w:ascii="Arial" w:eastAsia="Arial" w:hAnsi="Arial" w:cs="Arial"/>
+          <w:color w:val="auto"/>
+          <w:spacing w:val="-1"/>
+          <w:sz w:val="20"/>
+        </w:rPr>
+        <w:t>R</w:t>
+      </w:r>
+      <w:r>
+        <w:rPr>
+          <w:rFonts w:ascii="Arial" w:eastAsia="Arial" w:hAnsi="Arial" w:cs="Arial"/>
+          <w:color w:val="auto"/>
+          <w:spacing w:val="1"/>
+          <w:sz w:val="20"/>
+        </w:rPr>
+        <w:t>O</w:t>
+      </w:r>
+      <w:r>
+        <w:rPr>
+          <w:rFonts w:ascii="Arial" w:eastAsia="Arial" w:hAnsi="Arial" w:cs="Arial"/>
+          <w:color w:val="auto"/>
+          <w:spacing w:val="-1"/>
+          <w:sz w:val="20"/>
+        </w:rPr>
+        <w:t>CAS</w:t>
+      </w:r>
+      <w:r>
+        <w:rPr>
+          <w:rFonts w:ascii="Arial" w:eastAsia="Arial" w:hAnsi="Arial" w:cs="Arial"/>
+          <w:color w:val="auto"/>
+          <w:spacing w:val="1"/>
+          <w:sz w:val="20"/>
+        </w:rPr>
+        <w:t>I</w:t>
+      </w:r>
+      <w:r>
+        <w:rPr>
+          <w:rFonts w:ascii="Arial" w:eastAsia="Arial" w:hAnsi="Arial" w:cs="Arial"/>
+          <w:color w:val="auto"/>
+          <w:spacing w:val="-3"/>
+          <w:sz w:val="20"/>
+        </w:rPr>
+        <w:t>N</w:t>
+      </w:r>
+      <w:r>
+        <w:rPr>
+          <w:rFonts w:ascii="Arial" w:eastAsia="Arial" w:hAnsi="Arial" w:cs="Arial"/>
+          <w:color w:val="auto"/>
+          <w:spacing w:val="1"/>
+          <w:sz w:val="20"/>
+        </w:rPr>
+        <w:t>O</w:t>
+      </w:r>
+      <w:r>
+        <w:rPr>
+          <w:rFonts w:ascii="Arial" w:eastAsia="Arial" w:hAnsi="Arial" w:cs="Arial"/>
+          <w:color w:val="auto"/>
+          <w:sz w:val="20"/>
+        </w:rPr>
+        <w:t xml:space="preserve">S </w:t>
+      </w:r>
+      <w:r>
+        <w:rPr>
+          <w:rFonts w:ascii="Arial" w:eastAsia="Arial" w:hAnsi="Arial" w:cs="Arial"/>
+          <w:color w:val="auto"/>
+          <w:spacing w:val="-1"/>
+          <w:sz w:val="20"/>
+        </w:rPr>
+        <w:t>S</w:t>
+      </w:r>
+      <w:r>
+        <w:rPr>
+          <w:rFonts w:ascii="Arial" w:eastAsia="Arial" w:hAnsi="Arial" w:cs="Arial"/>
+          <w:color w:val="auto"/>
+          <w:spacing w:val="1"/>
+          <w:sz w:val="20"/>
+        </w:rPr>
+        <w:t>.</w:t>
+      </w:r>
+      <w:r>
+        <w:rPr>
+          <w:rFonts w:ascii="Arial" w:eastAsia="Arial" w:hAnsi="Arial" w:cs="Arial"/>
+          <w:color w:val="auto"/>
+          <w:spacing w:val="-3"/>
+          <w:sz w:val="20"/>
+        </w:rPr>
+        <w:t>A</w:t>
+      </w:r>
+      <w:r>
+        <w:rPr>
+          <w:rFonts w:ascii="Arial" w:eastAsia="Arial" w:hAnsi="Arial" w:cs="Arial"/>
+          <w:color w:val="auto"/>
+          <w:sz w:val="20"/>
+        </w:rPr>
+        <w:t>.</w:t>
+      </w:r>
+    </w:p>
     <w:p/>
     <w:p>
       <w:pPr>
-        <w:spacing w:before="32" w:after="0" w:beforeAutospacing="0" w:afterAutospacing="0"/>
-        <w:ind w:left="102"/>
-        <w:rPr>
-          <w:rFonts w:ascii="Arial" w:hAnsi="Arial" w:cs="Arial" w:eastAsia="Arial"/>
-        </w:rPr>
+        <w:spacing w:after="0" w:line="240" w:lineRule="auto"/>
       </w:pPr>
-      <w:r>
-        <w:rPr>
-          <w:rFonts w:ascii="Arial" w:hAnsi="Arial" w:cs="Arial" w:eastAsia="Arial"/>
-          <w:b w:val="1"/>
-        </w:rPr>
-        <w:t>F</w:t>
-      </w:r>
-      <w:r>
-        <w:rPr>
-          <w:rFonts w:ascii="Arial" w:hAnsi="Arial" w:cs="Arial" w:eastAsia="Arial"/>
-          <w:b w:val="1"/>
-          <w:spacing w:val="-1"/>
-        </w:rPr>
-        <w:t>ER</w:t>
-      </w:r>
-      <w:r>
-        <w:rPr>
-          <w:rFonts w:ascii="Arial" w:hAnsi="Arial" w:cs="Arial" w:eastAsia="Arial"/>
-          <w:b w:val="1"/>
-          <w:spacing w:val="1"/>
-        </w:rPr>
-        <w:t>N</w:t>
-      </w:r>
-      <w:r>
-        <w:rPr>
-          <w:rFonts w:ascii="Arial" w:hAnsi="Arial" w:cs="Arial" w:eastAsia="Arial"/>
-          <w:b w:val="1"/>
-          <w:spacing w:val="-6"/>
-        </w:rPr>
-        <w:t>A</w:t>
-      </w:r>
-      <w:r>
-        <w:rPr>
-          <w:rFonts w:ascii="Arial" w:hAnsi="Arial" w:cs="Arial" w:eastAsia="Arial"/>
-          <w:b w:val="1"/>
-          <w:spacing w:val="-1"/>
-        </w:rPr>
-        <w:t>ND</w:t>
-      </w:r>
-      <w:r>
-        <w:rPr>
-          <w:rFonts w:ascii="Arial" w:hAnsi="Arial" w:cs="Arial" w:eastAsia="Arial"/>
-          <w:b w:val="1"/>
-        </w:rPr>
-        <w:t>O</w:t>
-      </w:r>
-      <w:r>
-        <w:rPr>
-          <w:rFonts w:ascii="Arial" w:hAnsi="Arial" w:cs="Arial" w:eastAsia="Arial"/>
-          <w:b w:val="1"/>
-          <w:spacing w:val="2"/>
-        </w:rPr>
-        <w:t xml:space="preserve"> </w:t>
-      </w:r>
-      <w:r>
-        <w:rPr>
-          <w:rFonts w:ascii="Arial" w:hAnsi="Arial" w:cs="Arial" w:eastAsia="Arial"/>
-          <w:b w:val="1"/>
-          <w:spacing w:val="-1"/>
-        </w:rPr>
-        <w:t>D</w:t>
-      </w:r>
-      <w:r>
-        <w:rPr>
-          <w:rFonts w:ascii="Arial" w:hAnsi="Arial" w:cs="Arial" w:eastAsia="Arial"/>
-          <w:b w:val="1"/>
-          <w:spacing w:val="3"/>
-        </w:rPr>
-        <w:t>I</w:t>
-      </w:r>
-      <w:r>
-        <w:rPr>
-          <w:rFonts w:ascii="Arial" w:hAnsi="Arial" w:cs="Arial" w:eastAsia="Arial"/>
-          <w:b w:val="1"/>
-          <w:spacing w:val="-6"/>
-        </w:rPr>
-        <w:t>A</w:t>
-      </w:r>
-      <w:r>
-        <w:rPr>
-          <w:rFonts w:ascii="Arial" w:hAnsi="Arial" w:cs="Arial" w:eastAsia="Arial"/>
-          <w:b w:val="1"/>
-        </w:rPr>
-        <w:t>Z</w:t>
-      </w:r>
     </w:p>
     <w:p>
       <w:pPr>
-        <w:spacing w:lineRule="exact" w:line="240" w:before="8" w:after="0" w:beforeAutospacing="0" w:afterAutospacing="0"/>
-        <w:ind w:left="102" w:right="5522"/>
-        <w:rPr>
-          <w:rFonts w:ascii="Arial" w:hAnsi="Arial" w:cs="Arial" w:eastAsia="Arial"/>
-          <w:sz w:val="20"/>
-        </w:rPr>
+        <w:spacing w:after="0" w:line="240" w:lineRule="auto"/>
       </w:pPr>
-      <w:r>
-        <w:rPr>
-          <w:rFonts w:ascii="Arial" w:hAnsi="Arial" w:cs="Arial" w:eastAsia="Arial"/>
-          <w:sz w:val="20"/>
-        </w:rPr>
-        <w:t xml:space="preserve">LÍDER </w:t>
-      </w:r>
-      <w:r>
-        <w:rPr>
-          <w:rFonts w:ascii="Arial" w:hAnsi="Arial" w:cs="Arial" w:eastAsia="Arial"/>
-          <w:sz w:val="20"/>
-          <w:spacing w:val="-1"/>
-        </w:rPr>
-        <w:t>D</w:t>
-      </w:r>
-      <w:r>
-        <w:rPr>
-          <w:rFonts w:ascii="Arial" w:hAnsi="Arial" w:cs="Arial" w:eastAsia="Arial"/>
-          <w:sz w:val="20"/>
-        </w:rPr>
-        <w:t xml:space="preserve">E </w:t>
-      </w:r>
-      <w:r>
-        <w:rPr>
-          <w:rFonts w:ascii="Arial" w:hAnsi="Arial" w:cs="Arial" w:eastAsia="Arial"/>
-          <w:sz w:val="20"/>
-          <w:spacing w:val="-1"/>
-        </w:rPr>
-        <w:t xml:space="preserve">TALENTO HUMANO </w:t>
-      </w:r>
-      <w:r>
-        <w:rPr>
-          <w:rFonts w:ascii="Arial" w:hAnsi="Arial" w:cs="Arial" w:eastAsia="Arial"/>
-          <w:sz w:val="20"/>
-        </w:rPr>
-        <w:t xml:space="preserve"> </w:t>
-      </w:r>
-      <w:r>
-        <w:rPr>
-          <w:rFonts w:ascii="Arial" w:hAnsi="Arial" w:cs="Arial" w:eastAsia="Arial"/>
-          <w:sz w:val="20"/>
-          <w:spacing w:val="-1"/>
-        </w:rPr>
-        <w:t>PE</w:t>
-      </w:r>
-      <w:r>
-        <w:rPr>
-          <w:rFonts w:ascii="Arial" w:hAnsi="Arial" w:cs="Arial" w:eastAsia="Arial"/>
-          <w:sz w:val="20"/>
-          <w:spacing w:val="2"/>
-        </w:rPr>
-        <w:t>T</w:t>
-      </w:r>
-      <w:r>
-        <w:rPr>
-          <w:rFonts w:ascii="Arial" w:hAnsi="Arial" w:cs="Arial" w:eastAsia="Arial"/>
-          <w:sz w:val="20"/>
-          <w:spacing w:val="-1"/>
-        </w:rPr>
-        <w:t>R</w:t>
-      </w:r>
-      <w:r>
-        <w:rPr>
-          <w:rFonts w:ascii="Arial" w:hAnsi="Arial" w:cs="Arial" w:eastAsia="Arial"/>
-          <w:sz w:val="20"/>
-          <w:spacing w:val="1"/>
-        </w:rPr>
-        <w:t>O</w:t>
-      </w:r>
-      <w:r>
-        <w:rPr>
-          <w:rFonts w:ascii="Arial" w:hAnsi="Arial" w:cs="Arial" w:eastAsia="Arial"/>
-          <w:sz w:val="20"/>
-          <w:spacing w:val="-1"/>
-        </w:rPr>
-        <w:t>CAS</w:t>
-      </w:r>
-      <w:r>
-        <w:rPr>
-          <w:rFonts w:ascii="Arial" w:hAnsi="Arial" w:cs="Arial" w:eastAsia="Arial"/>
-          <w:sz w:val="20"/>
-          <w:spacing w:val="1"/>
-        </w:rPr>
-        <w:t>I</w:t>
-      </w:r>
-      <w:r>
-        <w:rPr>
-          <w:rFonts w:ascii="Arial" w:hAnsi="Arial" w:cs="Arial" w:eastAsia="Arial"/>
-          <w:sz w:val="20"/>
-          <w:spacing w:val="-3"/>
-        </w:rPr>
-        <w:t>N</w:t>
-      </w:r>
-      <w:r>
-        <w:rPr>
-          <w:rFonts w:ascii="Arial" w:hAnsi="Arial" w:cs="Arial" w:eastAsia="Arial"/>
-          <w:sz w:val="20"/>
-          <w:spacing w:val="1"/>
-        </w:rPr>
-        <w:t>O</w:t>
-      </w:r>
-      <w:r>
-        <w:rPr>
-          <w:rFonts w:ascii="Arial" w:hAnsi="Arial" w:cs="Arial" w:eastAsia="Arial"/>
-          <w:sz w:val="20"/>
-        </w:rPr>
-        <w:t xml:space="preserve">S </w:t>
-      </w:r>
-      <w:r>
-        <w:rPr>
-          <w:rFonts w:ascii="Arial" w:hAnsi="Arial" w:cs="Arial" w:eastAsia="Arial"/>
-          <w:sz w:val="20"/>
-          <w:spacing w:val="-1"/>
-        </w:rPr>
-        <w:t>S</w:t>
-      </w:r>
-      <w:r>
-        <w:rPr>
-          <w:rFonts w:ascii="Arial" w:hAnsi="Arial" w:cs="Arial" w:eastAsia="Arial"/>
-          <w:sz w:val="20"/>
-          <w:spacing w:val="1"/>
-        </w:rPr>
-        <w:t>.</w:t>
-      </w:r>
-      <w:r>
-        <w:rPr>
-          <w:rFonts w:ascii="Arial" w:hAnsi="Arial" w:cs="Arial" w:eastAsia="Arial"/>
-          <w:sz w:val="20"/>
-          <w:spacing w:val="-3"/>
-        </w:rPr>
-        <w:t>A</w:t>
-      </w:r>
-      <w:r>
-        <w:rPr>
-          <w:rFonts w:ascii="Arial" w:hAnsi="Arial" w:cs="Arial" w:eastAsia="Arial"/>
-          <w:sz w:val="20"/>
-        </w:rPr>
-        <w:t>.</w:t>
-      </w:r>
     </w:p>
-    <w:p/>
-    <w:p/>
-    <w:p/>
+    <w:p>
+      <w:pPr>
+        <w:spacing w:after="0" w:line="240" w:lineRule="auto"/>
+      </w:pPr>
+    </w:p>
+    <w:p>
+      <w:pPr>
+        <w:spacing w:after="0" w:line="240" w:lineRule="auto"/>
+      </w:pPr>
+    </w:p>
+    <w:p>
+      <w:pPr>
+        <w:spacing w:after="0" w:line="240" w:lineRule="auto"/>
+      </w:pPr>
+    </w:p>
+    <w:p>
+      <w:pPr>
+        <w:spacing w:after="0" w:line="240" w:lineRule="auto"/>
+      </w:pPr>
+    </w:p>
     <w:sectPr>
-      <w:headerReference xmlns:r="http://schemas.openxmlformats.org/officeDocument/2006/relationships" w:type="default" r:id="RelHdr1"/>
-      <w:footnotePr/>
-      <w:endnotePr/>
-      <w:type w:val="nextPage"/>
-      <w:pgMar w:left="1701" w:right="1701" w:top="1417" w:bottom="1417" w:header="708" w:footer="708" w:gutter="0"/>
+      <w:headerReference w:type="even" r:id="rId8"/>
+      <w:headerReference w:type="default" r:id="rId9"/>
+      <w:footerReference w:type="even" r:id="rId10"/>
+      <w:footerReference w:type="default" r:id="rId11"/>
+      <w:headerReference w:type="first" r:id="rId12"/>
+      <w:footerReference w:type="first" r:id="rId13"/>
+      <w:pgSz w:w="12240" w:h="15840" w:code="1"/>
+      <w:pgMar w:top="1417" w:right="1701" w:bottom="1417" w:left="1701" w:header="708" w:footer="708" w:gutter="0"/>
+      <w:cols w:space="708"/>
+      <w:docGrid w:linePitch="360"/>
     </w:sectPr>
   </w:body>
 </w:document>
 </file>
 
 <file path=word/endnotes.xml><?xml version="1.0" encoding="utf-8"?>
-<w:endnotes xmlns:w="http://schemas.openxmlformats.org/wordprocessingml/2006/main" xmlns:wps="http://schemas.microsoft.com/office/word/2010/wordprocessingShape" xmlns:mc="http://schemas.openxmlformats.org/markup-compatibility/2006" xmlns:w10="urn:schemas-microsoft-com:office:word" xmlns:v="urn:schemas-microsoft-com:vml" xmlns:wp14="http://schemas.microsoft.com/office/word/2010/wordprocessingDrawing" xmlns:wpg="http://schemas.microsoft.com/office/word/2010/wordprocessingGroup" xmlns:wpc="http://schemas.microsoft.com/office/word/2010/wordprocessingCanvas" xmlns:w14="http://schemas.microsoft.com/office/word/2010/wordml" xmlns:w15="http://schemas.microsoft.com/office/word/2012/wordml" xmlns:cx1="http://schemas.microsoft.com/office/drawing/2015/9/8/chartex" xmlns:cx2="http://schemas.microsoft.com/office/drawing/2015/10/21/chartex" mc:Ignorable="wp14 w14 w15">
+<w:endnotes xmlns:wpc="http://schemas.microsoft.com/office/word/2010/wordprocessingCanvas" xmlns:cx="http://schemas.microsoft.com/office/drawing/2014/chartex" xmlns:cx1="http://schemas.microsoft.com/office/drawing/2015/9/8/chartex" xmlns:cx2="http://schemas.microsoft.com/office/drawing/2015/10/21/chartex" xmlns:cx3="http://schemas.microsoft.com/office/drawing/2016/5/9/chartex" xmlns:cx4="http://schemas.microsoft.com/office/drawing/2016/5/10/chartex" xmlns:cx5="http://schemas.microsoft.com/office/drawing/2016/5/11/chartex" xmlns:cx6="http://schemas.microsoft.com/office/drawing/2016/5/12/chartex" xmlns:cx7="http://schemas.microsoft.com/office/drawing/2016/5/13/chartex" xmlns:cx8="http://schemas.microsoft.com/office/drawing/2016/5/14/chartex" xmlns:mc="http://schemas.openxmlformats.org/markup-compatibility/2006" xmlns:aink="http://schemas.microsoft.com/office/drawing/2016/ink" xmlns:am3d="http://schemas.microsoft.com/office/drawing/2017/model3d" xmlns:o="urn:schemas-microsoft-com:office:office" xmlns:oel="http://schemas.microsoft.com/office/2019/extlst" xmlns:r="http://schemas.openxmlformats.org/officeDocument/2006/relationships" xmlns:m="http://schemas.openxmlformats.org/officeDocument/2006/math" xmlns:v="urn:schemas-microsoft-com:vml" xmlns:wp14="http://schemas.microsoft.com/office/word/2010/wordprocessingDrawing" xmlns:wp="http://schemas.openxmlformats.org/drawingml/2006/wordprocessingDrawing" xmlns:w10="urn:schemas-microsoft-com:office:word" xmlns:w="http://schemas.openxmlformats.org/wordprocessingml/2006/main" xmlns:w14="http://schemas.microsoft.com/office/word/2010/wordml" xmlns:w15="http://schemas.microsoft.com/office/word/2012/wordml" xmlns:w16cex="http://schemas.microsoft.com/office/word/2018/wordml/cex" xmlns:w16cid="http://schemas.microsoft.com/office/word/2016/wordml/cid" xmlns:w16="http://schemas.microsoft.com/office/word/2018/wordml" xmlns:w16du="http://schemas.microsoft.com/office/word/2023/wordml/word16du" xmlns:w16sdtdh="http://schemas.microsoft.com/office/word/2020/wordml/sdtdatahash" xmlns:w16sdtfl="http://schemas.microsoft.com/office/word/2024/wordml/sdtformatlock" xmlns:w16se="http://schemas.microsoft.com/office/word/2015/wordml/symex" xmlns:wpg="http://schemas.microsoft.com/office/word/2010/wordprocessingGroup" xmlns:wpi="http://schemas.microsoft.com/office/word/2010/wordprocessingInk" xmlns:wne="http://schemas.microsoft.com/office/word/2006/wordml" xmlns:wps="http://schemas.microsoft.com/office/word/2010/wordprocessingShape" mc:Ignorable="w14 w15 w16se w16cid w16 w16cex w16sdtdh w16sdtfl w16du wp14">
   <w:endnote w:type="separator" w:id="-1">
     <w:p>
       <w:pPr>
-        <w:spacing w:lineRule="auto" w:line="240" w:after="0" w:beforeAutospacing="0" w:afterAutospacing="0"/>
+        <w:spacing w:after="0" w:line="240" w:lineRule="auto"/>
       </w:pPr>
       <w:r>
         <w:separator/>
@@ -3365,7 +3895,7 @@
   <w:endnote w:type="continuationSeparator" w:id="0">
     <w:p>
       <w:pPr>
-        <w:spacing w:lineRule="auto" w:line="240" w:after="0" w:beforeAutospacing="0" w:afterAutospacing="0"/>
+        <w:spacing w:after="0" w:line="240" w:lineRule="auto"/>
       </w:pPr>
       <w:r>
         <w:continuationSeparator/>
@@ -3375,12 +3905,42 @@
 </w:endnotes>
 </file>
 
+<file path=word/footer1.xml><?xml version="1.0" encoding="utf-8"?>
+<w:ftr xmlns:wpc="http://schemas.microsoft.com/office/word/2010/wordprocessingCanvas" xmlns:cx="http://schemas.microsoft.com/office/drawing/2014/chartex" xmlns:cx1="http://schemas.microsoft.com/office/drawing/2015/9/8/chartex" xmlns:cx2="http://schemas.microsoft.com/office/drawing/2015/10/21/chartex" xmlns:cx3="http://schemas.microsoft.com/office/drawing/2016/5/9/chartex" xmlns:cx4="http://schemas.microsoft.com/office/drawing/2016/5/10/chartex" xmlns:cx5="http://schemas.microsoft.com/office/drawing/2016/5/11/chartex" xmlns:cx6="http://schemas.microsoft.com/office/drawing/2016/5/12/chartex" xmlns:cx7="http://schemas.microsoft.com/office/drawing/2016/5/13/chartex" xmlns:cx8="http://schemas.microsoft.com/office/drawing/2016/5/14/chartex" xmlns:mc="http://schemas.openxmlformats.org/markup-compatibility/2006" xmlns:aink="http://schemas.microsoft.com/office/drawing/2016/ink" xmlns:am3d="http://schemas.microsoft.com/office/drawing/2017/model3d" xmlns:o="urn:schemas-microsoft-com:office:office" xmlns:oel="http://schemas.microsoft.com/office/2019/extlst" xmlns:r="http://schemas.openxmlformats.org/officeDocument/2006/relationships" xmlns:m="http://schemas.openxmlformats.org/officeDocument/2006/math" xmlns:v="urn:schemas-microsoft-com:vml" xmlns:wp14="http://schemas.microsoft.com/office/word/2010/wordprocessingDrawing" xmlns:wp="http://schemas.openxmlformats.org/drawingml/2006/wordprocessingDrawing" xmlns:w10="urn:schemas-microsoft-com:office:word" xmlns:w="http://schemas.openxmlformats.org/wordprocessingml/2006/main" xmlns:w14="http://schemas.microsoft.com/office/word/2010/wordml" xmlns:w15="http://schemas.microsoft.com/office/word/2012/wordml" xmlns:w16cex="http://schemas.microsoft.com/office/word/2018/wordml/cex" xmlns:w16cid="http://schemas.microsoft.com/office/word/2016/wordml/cid" xmlns:w16="http://schemas.microsoft.com/office/word/2018/wordml" xmlns:w16du="http://schemas.microsoft.com/office/word/2023/wordml/word16du" xmlns:w16sdtdh="http://schemas.microsoft.com/office/word/2020/wordml/sdtdatahash" xmlns:w16sdtfl="http://schemas.microsoft.com/office/word/2024/wordml/sdtformatlock" xmlns:w16se="http://schemas.microsoft.com/office/word/2015/wordml/symex" xmlns:wpg="http://schemas.microsoft.com/office/word/2010/wordprocessingGroup" xmlns:wpi="http://schemas.microsoft.com/office/word/2010/wordprocessingInk" xmlns:wne="http://schemas.microsoft.com/office/word/2006/wordml" xmlns:wps="http://schemas.microsoft.com/office/word/2010/wordprocessingShape" mc:Ignorable="w14 w15 w16se w16cid w16 w16cex w16sdtdh w16sdtfl w16du wp14">
+  <w:p>
+    <w:pPr>
+      <w:pStyle w:val="Piedepgina"/>
+    </w:pPr>
+  </w:p>
+</w:ftr>
+</file>
+
+<file path=word/footer2.xml><?xml version="1.0" encoding="utf-8"?>
+<w:ftr xmlns:wpc="http://schemas.microsoft.com/office/word/2010/wordprocessingCanvas" xmlns:cx="http://schemas.microsoft.com/office/drawing/2014/chartex" xmlns:cx1="http://schemas.microsoft.com/office/drawing/2015/9/8/chartex" xmlns:cx2="http://schemas.microsoft.com/office/drawing/2015/10/21/chartex" xmlns:cx3="http://schemas.microsoft.com/office/drawing/2016/5/9/chartex" xmlns:cx4="http://schemas.microsoft.com/office/drawing/2016/5/10/chartex" xmlns:cx5="http://schemas.microsoft.com/office/drawing/2016/5/11/chartex" xmlns:cx6="http://schemas.microsoft.com/office/drawing/2016/5/12/chartex" xmlns:cx7="http://schemas.microsoft.com/office/drawing/2016/5/13/chartex" xmlns:cx8="http://schemas.microsoft.com/office/drawing/2016/5/14/chartex" xmlns:mc="http://schemas.openxmlformats.org/markup-compatibility/2006" xmlns:aink="http://schemas.microsoft.com/office/drawing/2016/ink" xmlns:am3d="http://schemas.microsoft.com/office/drawing/2017/model3d" xmlns:o="urn:schemas-microsoft-com:office:office" xmlns:oel="http://schemas.microsoft.com/office/2019/extlst" xmlns:r="http://schemas.openxmlformats.org/officeDocument/2006/relationships" xmlns:m="http://schemas.openxmlformats.org/officeDocument/2006/math" xmlns:v="urn:schemas-microsoft-com:vml" xmlns:wp14="http://schemas.microsoft.com/office/word/2010/wordprocessingDrawing" xmlns:wp="http://schemas.openxmlformats.org/drawingml/2006/wordprocessingDrawing" xmlns:w10="urn:schemas-microsoft-com:office:word" xmlns:w="http://schemas.openxmlformats.org/wordprocessingml/2006/main" xmlns:w14="http://schemas.microsoft.com/office/word/2010/wordml" xmlns:w15="http://schemas.microsoft.com/office/word/2012/wordml" xmlns:w16cex="http://schemas.microsoft.com/office/word/2018/wordml/cex" xmlns:w16cid="http://schemas.microsoft.com/office/word/2016/wordml/cid" xmlns:w16="http://schemas.microsoft.com/office/word/2018/wordml" xmlns:w16du="http://schemas.microsoft.com/office/word/2023/wordml/word16du" xmlns:w16sdtdh="http://schemas.microsoft.com/office/word/2020/wordml/sdtdatahash" xmlns:w16sdtfl="http://schemas.microsoft.com/office/word/2024/wordml/sdtformatlock" xmlns:w16se="http://schemas.microsoft.com/office/word/2015/wordml/symex" xmlns:wpg="http://schemas.microsoft.com/office/word/2010/wordprocessingGroup" xmlns:wpi="http://schemas.microsoft.com/office/word/2010/wordprocessingInk" xmlns:wne="http://schemas.microsoft.com/office/word/2006/wordml" xmlns:wps="http://schemas.microsoft.com/office/word/2010/wordprocessingShape" mc:Ignorable="w14 w15 w16se w16cid w16 w16cex w16sdtdh w16sdtfl w16du wp14">
+  <w:p>
+    <w:pPr>
+      <w:pStyle w:val="Piedepgina"/>
+    </w:pPr>
+  </w:p>
+</w:ftr>
+</file>
+
+<file path=word/footer3.xml><?xml version="1.0" encoding="utf-8"?>
+<w:ftr xmlns:wpc="http://schemas.microsoft.com/office/word/2010/wordprocessingCanvas" xmlns:cx="http://schemas.microsoft.com/office/drawing/2014/chartex" xmlns:cx1="http://schemas.microsoft.com/office/drawing/2015/9/8/chartex" xmlns:cx2="http://schemas.microsoft.com/office/drawing/2015/10/21/chartex" xmlns:cx3="http://schemas.microsoft.com/office/drawing/2016/5/9/chartex" xmlns:cx4="http://schemas.microsoft.com/office/drawing/2016/5/10/chartex" xmlns:cx5="http://schemas.microsoft.com/office/drawing/2016/5/11/chartex" xmlns:cx6="http://schemas.microsoft.com/office/drawing/2016/5/12/chartex" xmlns:cx7="http://schemas.microsoft.com/office/drawing/2016/5/13/chartex" xmlns:cx8="http://schemas.microsoft.com/office/drawing/2016/5/14/chartex" xmlns:mc="http://schemas.openxmlformats.org/markup-compatibility/2006" xmlns:aink="http://schemas.microsoft.com/office/drawing/2016/ink" xmlns:am3d="http://schemas.microsoft.com/office/drawing/2017/model3d" xmlns:o="urn:schemas-microsoft-com:office:office" xmlns:oel="http://schemas.microsoft.com/office/2019/extlst" xmlns:r="http://schemas.openxmlformats.org/officeDocument/2006/relationships" xmlns:m="http://schemas.openxmlformats.org/officeDocument/2006/math" xmlns:v="urn:schemas-microsoft-com:vml" xmlns:wp14="http://schemas.microsoft.com/office/word/2010/wordprocessingDrawing" xmlns:wp="http://schemas.openxmlformats.org/drawingml/2006/wordprocessingDrawing" xmlns:w10="urn:schemas-microsoft-com:office:word" xmlns:w="http://schemas.openxmlformats.org/wordprocessingml/2006/main" xmlns:w14="http://schemas.microsoft.com/office/word/2010/wordml" xmlns:w15="http://schemas.microsoft.com/office/word/2012/wordml" xmlns:w16cex="http://schemas.microsoft.com/office/word/2018/wordml/cex" xmlns:w16cid="http://schemas.microsoft.com/office/word/2016/wordml/cid" xmlns:w16="http://schemas.microsoft.com/office/word/2018/wordml" xmlns:w16du="http://schemas.microsoft.com/office/word/2023/wordml/word16du" xmlns:w16sdtdh="http://schemas.microsoft.com/office/word/2020/wordml/sdtdatahash" xmlns:w16sdtfl="http://schemas.microsoft.com/office/word/2024/wordml/sdtformatlock" xmlns:w16se="http://schemas.microsoft.com/office/word/2015/wordml/symex" xmlns:wpg="http://schemas.microsoft.com/office/word/2010/wordprocessingGroup" xmlns:wpi="http://schemas.microsoft.com/office/word/2010/wordprocessingInk" xmlns:wne="http://schemas.microsoft.com/office/word/2006/wordml" xmlns:wps="http://schemas.microsoft.com/office/word/2010/wordprocessingShape" mc:Ignorable="w14 w15 w16se w16cid w16 w16cex w16sdtdh w16sdtfl w16du wp14">
+  <w:p>
+    <w:pPr>
+      <w:pStyle w:val="Piedepgina"/>
+    </w:pPr>
+  </w:p>
+</w:ftr>
+</file>
+
 <file path=word/footnotes.xml><?xml version="1.0" encoding="utf-8"?>
-<w:footnotes xmlns:w="http://schemas.openxmlformats.org/wordprocessingml/2006/main" xmlns:wps="http://schemas.microsoft.com/office/word/2010/wordprocessingShape" xmlns:mc="http://schemas.openxmlformats.org/markup-compatibility/2006" xmlns:w10="urn:schemas-microsoft-com:office:word" xmlns:v="urn:schemas-microsoft-com:vml" xmlns:wp14="http://schemas.microsoft.com/office/word/2010/wordprocessingDrawing" xmlns:wpg="http://schemas.microsoft.com/office/word/2010/wordprocessingGroup" xmlns:wpc="http://schemas.microsoft.com/office/word/2010/wordprocessingCanvas" xmlns:w14="http://schemas.microsoft.com/office/word/2010/wordml" xmlns:w15="http://schemas.microsoft.com/office/word/2012/wordml" xmlns:cx1="http://schemas.microsoft.com/office/drawing/2015/9/8/chartex" xmlns:cx2="http://schemas.microsoft.com/office/drawing/2015/10/21/chartex" mc:Ignorable="wp14 w14 w15">
+<w:footnotes xmlns:wpc="http://schemas.microsoft.com/office/word/2010/wordprocessingCanvas" xmlns:cx="http://schemas.microsoft.com/office/drawing/2014/chartex" xmlns:cx1="http://schemas.microsoft.com/office/drawing/2015/9/8/chartex" xmlns:cx2="http://schemas.microsoft.com/office/drawing/2015/10/21/chartex" xmlns:cx3="http://schemas.microsoft.com/office/drawing/2016/5/9/chartex" xmlns:cx4="http://schemas.microsoft.com/office/drawing/2016/5/10/chartex" xmlns:cx5="http://schemas.microsoft.com/office/drawing/2016/5/11/chartex" xmlns:cx6="http://schemas.microsoft.com/office/drawing/2016/5/12/chartex" xmlns:cx7="http://schemas.microsoft.com/office/drawing/2016/5/13/chartex" xmlns:cx8="http://schemas.microsoft.com/office/drawing/2016/5/14/chartex" xmlns:mc="http://schemas.openxmlformats.org/markup-compatibility/2006" xmlns:aink="http://schemas.microsoft.com/office/drawing/2016/ink" xmlns:am3d="http://schemas.microsoft.com/office/drawing/2017/model3d" xmlns:o="urn:schemas-microsoft-com:office:office" xmlns:oel="http://schemas.microsoft.com/office/2019/extlst" xmlns:r="http://schemas.openxmlformats.org/officeDocument/2006/relationships" xmlns:m="http://schemas.openxmlformats.org/officeDocument/2006/math" xmlns:v="urn:schemas-microsoft-com:vml" xmlns:wp14="http://schemas.microsoft.com/office/word/2010/wordprocessingDrawing" xmlns:wp="http://schemas.openxmlformats.org/drawingml/2006/wordprocessingDrawing" xmlns:w10="urn:schemas-microsoft-com:office:word" xmlns:w="http://schemas.openxmlformats.org/wordprocessingml/2006/main" xmlns:w14="http://schemas.microsoft.com/office/word/2010/wordml" xmlns:w15="http://schemas.microsoft.com/office/word/2012/wordml" xmlns:w16cex="http://schemas.microsoft.com/office/word/2018/wordml/cex" xmlns:w16cid="http://schemas.microsoft.com/office/word/2016/wordml/cid" xmlns:w16="http://schemas.microsoft.com/office/word/2018/wordml" xmlns:w16du="http://schemas.microsoft.com/office/word/2023/wordml/word16du" xmlns:w16sdtdh="http://schemas.microsoft.com/office/word/2020/wordml/sdtdatahash" xmlns:w16sdtfl="http://schemas.microsoft.com/office/word/2024/wordml/sdtformatlock" xmlns:w16se="http://schemas.microsoft.com/office/word/2015/wordml/symex" xmlns:wpg="http://schemas.microsoft.com/office/word/2010/wordprocessingGroup" xmlns:wpi="http://schemas.microsoft.com/office/word/2010/wordprocessingInk" xmlns:wne="http://schemas.microsoft.com/office/word/2006/wordml" xmlns:wps="http://schemas.microsoft.com/office/word/2010/wordprocessingShape" mc:Ignorable="w14 w15 w16se w16cid w16 w16cex w16sdtdh w16sdtfl w16du wp14">
   <w:footnote w:type="separator" w:id="-1">
     <w:p>
       <w:pPr>
-        <w:spacing w:lineRule="auto" w:line="240" w:after="0" w:beforeAutospacing="0" w:afterAutospacing="0"/>
+        <w:spacing w:after="0" w:line="240" w:lineRule="auto"/>
       </w:pPr>
       <w:r>
         <w:separator/>
@@ -3390,7 +3950,7 @@
   <w:footnote w:type="continuationSeparator" w:id="0">
     <w:p>
       <w:pPr>
-        <w:spacing w:lineRule="auto" w:line="240" w:after="0" w:beforeAutospacing="0" w:afterAutospacing="0"/>
+        <w:spacing w:after="0" w:line="240" w:lineRule="auto"/>
       </w:pPr>
       <w:r>
         <w:continuationSeparator/>
@@ -3401,97 +3961,44 @@
 </file>
 
 <file path=word/header1.xml><?xml version="1.0" encoding="utf-8"?>
-<w:hdr xmlns:w="http://schemas.openxmlformats.org/wordprocessingml/2006/main" xmlns:wps="http://schemas.microsoft.com/office/word/2010/wordprocessingShape" xmlns:mc="http://schemas.openxmlformats.org/markup-compatibility/2006" xmlns:w10="urn:schemas-microsoft-com:office:word" xmlns:v="urn:schemas-microsoft-com:vml" xmlns:wp14="http://schemas.microsoft.com/office/word/2010/wordprocessingDrawing" xmlns:wpg="http://schemas.microsoft.com/office/word/2010/wordprocessingGroup" xmlns:wpc="http://schemas.microsoft.com/office/word/2010/wordprocessingCanvas" xmlns:w14="http://schemas.microsoft.com/office/word/2010/wordml" xmlns:w15="http://schemas.microsoft.com/office/word/2012/wordml" xmlns:cx1="http://schemas.microsoft.com/office/drawing/2015/9/8/chartex" xmlns:cx2="http://schemas.microsoft.com/office/drawing/2015/10/21/chartex" mc:Ignorable="wp14 w14 w15">
+<w:hdr xmlns:wpc="http://schemas.microsoft.com/office/word/2010/wordprocessingCanvas" xmlns:cx="http://schemas.microsoft.com/office/drawing/2014/chartex" xmlns:cx1="http://schemas.microsoft.com/office/drawing/2015/9/8/chartex" xmlns:cx2="http://schemas.microsoft.com/office/drawing/2015/10/21/chartex" xmlns:cx3="http://schemas.microsoft.com/office/drawing/2016/5/9/chartex" xmlns:cx4="http://schemas.microsoft.com/office/drawing/2016/5/10/chartex" xmlns:cx5="http://schemas.microsoft.com/office/drawing/2016/5/11/chartex" xmlns:cx6="http://schemas.microsoft.com/office/drawing/2016/5/12/chartex" xmlns:cx7="http://schemas.microsoft.com/office/drawing/2016/5/13/chartex" xmlns:cx8="http://schemas.microsoft.com/office/drawing/2016/5/14/chartex" xmlns:mc="http://schemas.openxmlformats.org/markup-compatibility/2006" xmlns:aink="http://schemas.microsoft.com/office/drawing/2016/ink" xmlns:am3d="http://schemas.microsoft.com/office/drawing/2017/model3d" xmlns:o="urn:schemas-microsoft-com:office:office" xmlns:oel="http://schemas.microsoft.com/office/2019/extlst" xmlns:r="http://schemas.openxmlformats.org/officeDocument/2006/relationships" xmlns:m="http://schemas.openxmlformats.org/officeDocument/2006/math" xmlns:v="urn:schemas-microsoft-com:vml" xmlns:wp14="http://schemas.microsoft.com/office/word/2010/wordprocessingDrawing" xmlns:wp="http://schemas.openxmlformats.org/drawingml/2006/wordprocessingDrawing" xmlns:w10="urn:schemas-microsoft-com:office:word" xmlns:w="http://schemas.openxmlformats.org/wordprocessingml/2006/main" xmlns:w14="http://schemas.microsoft.com/office/word/2010/wordml" xmlns:w15="http://schemas.microsoft.com/office/word/2012/wordml" xmlns:w16cex="http://schemas.microsoft.com/office/word/2018/wordml/cex" xmlns:w16cid="http://schemas.microsoft.com/office/word/2016/wordml/cid" xmlns:w16="http://schemas.microsoft.com/office/word/2018/wordml" xmlns:w16du="http://schemas.microsoft.com/office/word/2023/wordml/word16du" xmlns:w16sdtdh="http://schemas.microsoft.com/office/word/2020/wordml/sdtdatahash" xmlns:w16sdtfl="http://schemas.microsoft.com/office/word/2024/wordml/sdtformatlock" xmlns:w16se="http://schemas.microsoft.com/office/word/2015/wordml/symex" xmlns:wpg="http://schemas.microsoft.com/office/word/2010/wordprocessingGroup" xmlns:wpi="http://schemas.microsoft.com/office/word/2010/wordprocessingInk" xmlns:wne="http://schemas.microsoft.com/office/word/2006/wordml" xmlns:wps="http://schemas.microsoft.com/office/word/2010/wordprocessingShape" mc:Ignorable="w14 w15 w16se w16cid w16 w16cex w16sdtdh w16sdtfl w16du wp14">
   <w:p>
     <w:pPr>
-      <w:pStyle w:val="P1"/>
+      <w:pStyle w:val="Encabezado"/>
+    </w:pPr>
+  </w:p>
+</w:hdr>
+</file>
+
+<file path=word/header2.xml><?xml version="1.0" encoding="utf-8"?>
+<w:hdr xmlns:wpc="http://schemas.microsoft.com/office/word/2010/wordprocessingCanvas" xmlns:cx="http://schemas.microsoft.com/office/drawing/2014/chartex" xmlns:cx1="http://schemas.microsoft.com/office/drawing/2015/9/8/chartex" xmlns:cx2="http://schemas.microsoft.com/office/drawing/2015/10/21/chartex" xmlns:cx3="http://schemas.microsoft.com/office/drawing/2016/5/9/chartex" xmlns:cx4="http://schemas.microsoft.com/office/drawing/2016/5/10/chartex" xmlns:cx5="http://schemas.microsoft.com/office/drawing/2016/5/11/chartex" xmlns:cx6="http://schemas.microsoft.com/office/drawing/2016/5/12/chartex" xmlns:cx7="http://schemas.microsoft.com/office/drawing/2016/5/13/chartex" xmlns:cx8="http://schemas.microsoft.com/office/drawing/2016/5/14/chartex" xmlns:mc="http://schemas.openxmlformats.org/markup-compatibility/2006" xmlns:aink="http://schemas.microsoft.com/office/drawing/2016/ink" xmlns:am3d="http://schemas.microsoft.com/office/drawing/2017/model3d" xmlns:o="urn:schemas-microsoft-com:office:office" xmlns:oel="http://schemas.microsoft.com/office/2019/extlst" xmlns:r="http://schemas.openxmlformats.org/officeDocument/2006/relationships" xmlns:m="http://schemas.openxmlformats.org/officeDocument/2006/math" xmlns:v="urn:schemas-microsoft-com:vml" xmlns:wp14="http://schemas.microsoft.com/office/word/2010/wordprocessingDrawing" xmlns:wp="http://schemas.openxmlformats.org/drawingml/2006/wordprocessingDrawing" xmlns:w10="urn:schemas-microsoft-com:office:word" xmlns:w="http://schemas.openxmlformats.org/wordprocessingml/2006/main" xmlns:w14="http://schemas.microsoft.com/office/word/2010/wordml" xmlns:w15="http://schemas.microsoft.com/office/word/2012/wordml" xmlns:w16cex="http://schemas.microsoft.com/office/word/2018/wordml/cex" xmlns:w16cid="http://schemas.microsoft.com/office/word/2016/wordml/cid" xmlns:w16="http://schemas.microsoft.com/office/word/2018/wordml" xmlns:w16du="http://schemas.microsoft.com/office/word/2023/wordml/word16du" xmlns:w16sdtdh="http://schemas.microsoft.com/office/word/2020/wordml/sdtdatahash" xmlns:w16sdtfl="http://schemas.microsoft.com/office/word/2024/wordml/sdtformatlock" xmlns:w16se="http://schemas.microsoft.com/office/word/2015/wordml/symex" xmlns:wpg="http://schemas.microsoft.com/office/word/2010/wordprocessingGroup" xmlns:wpi="http://schemas.microsoft.com/office/word/2010/wordprocessingInk" xmlns:wne="http://schemas.microsoft.com/office/word/2006/wordml" xmlns:wps="http://schemas.microsoft.com/office/word/2010/wordprocessingShape" mc:Ignorable="w14 w15 w16se w16cid w16 w16cex w16sdtdh w16sdtfl w16du wp14">
+  <w:p>
+    <w:pPr>
+      <w:pStyle w:val="Encabezado"/>
       <w:rPr>
-        <w:noProof w:val="1"/>
-        <w:sz w:val="12"/>
-        <w:szCs w:val="12"/>
+        <w:noProof/>
         <w:lang w:eastAsia="es-CO"/>
       </w:rPr>
     </w:pPr>
     <w:r>
       <w:rPr>
-        <w:noProof w:val="1"/>
-        <w:sz w:val="12"/>
-        <w:szCs w:val="12"/>
-        <w:rtl w:val="0"/>
-        <w:lang w:val="es-CO" w:bidi="es-CO" w:eastAsia="es-CO"/>
-      </w:rPr>
-      <w:t xml:space="preserve">Elaboró: </w:t>
-    </w:r>
-    <w:r>
-      <w:rPr>
-        <w:noProof w:val="1"/>
-        <w:sz w:val="12"/>
-        <w:szCs w:val="12"/>
-        <w:rtl w:val="0"/>
-        <w:lang w:val="es-CO" w:bidi="es-CO" w:eastAsia="es-CO"/>
-      </w:rPr>
-      <w:fldChar w:fldCharType="begin"/>
-    </w:r>
-    <w:r>
-      <w:rPr>
-        <w:noProof w:val="1"/>
-        <w:sz w:val="12"/>
-        <w:szCs w:val="12"/>
-        <w:rtl w:val="0"/>
-        <w:lang w:val="es-CO" w:bidi="es-CO" w:eastAsia="es-CO"/>
-      </w:rPr>
-      <w:instrText xml:space="preserve"> MERGEFIELD nombreUsuario </w:instrText>
-    </w:r>
-    <w:r>
-      <w:rPr>
-        <w:noProof w:val="1"/>
-        <w:sz w:val="12"/>
-        <w:szCs w:val="12"/>
-        <w:rtl w:val="0"/>
-        <w:lang w:val="es-CO" w:bidi="es-CO" w:eastAsia="es-CO"/>
-      </w:rPr>
-      <w:fldChar w:fldCharType="separate"/>
-    </w:r>
-    <w:r>
-      <w:rPr>
-        <w:noProof w:val="1"/>
-        <w:sz w:val="12"/>
-        <w:szCs w:val="12"/>
-        <w:rtl w:val="0"/>
-        <w:lang w:val="es-CO" w:bidi="es-CO" w:eastAsia="es-CO"/>
-      </w:rPr>
-      <w:t>YEISON ESCOBAR ARIAS</w:t>
-    </w:r>
-    <w:r>
-      <w:rPr>
-        <w:noProof w:val="1"/>
-        <w:sz w:val="12"/>
-        <w:szCs w:val="12"/>
-        <w:rtl w:val="0"/>
-        <w:lang w:val="es-CO" w:bidi="es-CO" w:eastAsia="es-CO"/>
-      </w:rPr>
-      <w:fldChar w:fldCharType="end"/>
-    </w:r>
-    <w:r>
-      <w:rPr>
-        <w:noProof w:val="1"/>
-        <w:sz w:val="12"/>
-        <w:szCs w:val="12"/>
+        <w:noProof/>
+        <w:bdr w:val="none" w:sz="0" w:space="0" w:color="auto" w:frame="1"/>
         <w:lang w:eastAsia="es-CO"/>
       </w:rPr>
       <w:drawing>
-        <wp:anchor xmlns:wp="http://schemas.openxmlformats.org/drawingml/2006/wordprocessingDrawing" distT="0" distB="0" distL="114300" distR="114300" simplePos="0" relativeHeight="251659264" behindDoc="1" locked="0" layoutInCell="1" allowOverlap="1">
+        <wp:anchor distT="0" distB="0" distL="114300" distR="114300" simplePos="0" relativeHeight="251659264" behindDoc="0" locked="0" layoutInCell="1" allowOverlap="1" wp14:anchorId="2ABE0D24" wp14:editId="3AE48990">
           <wp:simplePos x="0" y="0"/>
           <wp:positionH relativeFrom="column">
-            <wp:posOffset>-1080135</wp:posOffset>
+            <wp:posOffset>-1057275</wp:posOffset>
           </wp:positionH>
           <wp:positionV relativeFrom="paragraph">
-            <wp:posOffset>-382905</wp:posOffset>
+            <wp:posOffset>-336550</wp:posOffset>
           </wp:positionV>
-          <wp:extent cx="7771765" cy="10057130"/>
-          <wp:effectExtent l="0" t="0" r="635" b="1270"/>
+          <wp:extent cx="7744571" cy="9955033"/>
+          <wp:effectExtent l="0" t="0" r="8890" b="8255"/>
           <wp:wrapNone/>
-          <wp:docPr id="1" name="0 Imagen"/>
+          <wp:docPr id="2" name="Imagen 2" descr="https://lh7-rt.googleusercontent.com/docsz/AD_4nXf-PptwqIXnS7rv1pgDlXXla1Te_C32dIUXemE24GXj_GPEp9XKaQCnGAhMN8Ja0JsVH1Hf0L5_L1gij3Ose0XuX9UqzkGrzqrBWv0agbg0KtS2P78sgV8kuksilz5cTolWVmK7?key=xDZsM7Ozw1nzjdOCDvvzWQqF"/>
           <wp:cNvGraphicFramePr>
             <a:graphicFrameLocks xmlns:a="http://schemas.openxmlformats.org/drawingml/2006/main" noChangeAspect="1"/>
           </wp:cNvGraphicFramePr>
@@ -3499,260 +4006,488 @@
             <a:graphicData uri="http://schemas.openxmlformats.org/drawingml/2006/picture">
               <pic:pic xmlns:pic="http://schemas.openxmlformats.org/drawingml/2006/picture">
                 <pic:nvPicPr>
-                  <pic:cNvPr id="0" name="Membrete_Petrocasinos-01.png"/>
-                  <pic:cNvPicPr/>
+                  <pic:cNvPr id="0" name="Picture 3" descr="https://lh7-rt.googleusercontent.com/docsz/AD_4nXf-PptwqIXnS7rv1pgDlXXla1Te_C32dIUXemE24GXj_GPEp9XKaQCnGAhMN8Ja0JsVH1Hf0L5_L1gij3Ose0XuX9UqzkGrzqrBWv0agbg0KtS2P78sgV8kuksilz5cTolWVmK7?key=xDZsM7Ozw1nzjdOCDvvzWQqF"/>
+                  <pic:cNvPicPr>
+                    <a:picLocks noChangeAspect="1" noChangeArrowheads="1"/>
+                  </pic:cNvPicPr>
                 </pic:nvPicPr>
-                <pic:blipFill dpi="0">
-                  <a:blip xmlns:r="http://schemas.openxmlformats.org/officeDocument/2006/relationships" r:embed="Relimage1" cstate="print"/>
+                <pic:blipFill>
+                  <a:blip r:embed="rId1">
+                    <a:extLst>
+                      <a:ext uri="{28A0092B-C50C-407E-A947-70E740481C1C}">
+                        <a14:useLocalDpi xmlns:a14="http://schemas.microsoft.com/office/drawing/2010/main" val="0"/>
+                      </a:ext>
+                    </a:extLst>
+                  </a:blip>
                   <a:srcRect/>
                   <a:stretch>
                     <a:fillRect/>
                   </a:stretch>
                 </pic:blipFill>
-                <pic:spPr>
+                <pic:spPr bwMode="auto">
                   <a:xfrm>
                     <a:off x="0" y="0"/>
-                    <a:ext cx="7772399" cy="10057503"/>
+                    <a:ext cx="7744571" cy="9955033"/>
                   </a:xfrm>
-                  <a:prstGeom prst="rect"/>
+                  <a:prstGeom prst="rect">
+                    <a:avLst/>
+                  </a:prstGeom>
+                  <a:noFill/>
+                  <a:ln>
+                    <a:noFill/>
+                  </a:ln>
                 </pic:spPr>
               </pic:pic>
             </a:graphicData>
           </a:graphic>
+          <wp14:sizeRelH relativeFrom="page">
+            <wp14:pctWidth>0</wp14:pctWidth>
+          </wp14:sizeRelH>
+          <wp14:sizeRelV relativeFrom="page">
+            <wp14:pctHeight>0</wp14:pctHeight>
+          </wp14:sizeRelV>
         </wp:anchor>
       </w:drawing>
     </w:r>
   </w:p>
   <w:p>
     <w:pPr>
-      <w:pStyle w:val="P1"/>
+      <w:pStyle w:val="Encabezado"/>
       <w:rPr>
-        <w:noProof w:val="1"/>
+        <w:noProof/>
         <w:lang w:eastAsia="es-CO"/>
       </w:rPr>
     </w:pPr>
   </w:p>
   <w:p>
     <w:pPr>
-      <w:pStyle w:val="P1"/>
+      <w:pStyle w:val="Encabezado"/>
     </w:pPr>
   </w:p>
 </w:hdr>
 </file>
 
-<file path=word/numbering.xml><?xml version="1.0" encoding="utf-8"?>
-<w:numbering xmlns:w="http://schemas.openxmlformats.org/wordprocessingml/2006/main"/>
+<file path=word/header3.xml><?xml version="1.0" encoding="utf-8"?>
+<w:hdr xmlns:wpc="http://schemas.microsoft.com/office/word/2010/wordprocessingCanvas" xmlns:cx="http://schemas.microsoft.com/office/drawing/2014/chartex" xmlns:cx1="http://schemas.microsoft.com/office/drawing/2015/9/8/chartex" xmlns:cx2="http://schemas.microsoft.com/office/drawing/2015/10/21/chartex" xmlns:cx3="http://schemas.microsoft.com/office/drawing/2016/5/9/chartex" xmlns:cx4="http://schemas.microsoft.com/office/drawing/2016/5/10/chartex" xmlns:cx5="http://schemas.microsoft.com/office/drawing/2016/5/11/chartex" xmlns:cx6="http://schemas.microsoft.com/office/drawing/2016/5/12/chartex" xmlns:cx7="http://schemas.microsoft.com/office/drawing/2016/5/13/chartex" xmlns:cx8="http://schemas.microsoft.com/office/drawing/2016/5/14/chartex" xmlns:mc="http://schemas.openxmlformats.org/markup-compatibility/2006" xmlns:aink="http://schemas.microsoft.com/office/drawing/2016/ink" xmlns:am3d="http://schemas.microsoft.com/office/drawing/2017/model3d" xmlns:o="urn:schemas-microsoft-com:office:office" xmlns:oel="http://schemas.microsoft.com/office/2019/extlst" xmlns:r="http://schemas.openxmlformats.org/officeDocument/2006/relationships" xmlns:m="http://schemas.openxmlformats.org/officeDocument/2006/math" xmlns:v="urn:schemas-microsoft-com:vml" xmlns:wp14="http://schemas.microsoft.com/office/word/2010/wordprocessingDrawing" xmlns:wp="http://schemas.openxmlformats.org/drawingml/2006/wordprocessingDrawing" xmlns:w10="urn:schemas-microsoft-com:office:word" xmlns:w="http://schemas.openxmlformats.org/wordprocessingml/2006/main" xmlns:w14="http://schemas.microsoft.com/office/word/2010/wordml" xmlns:w15="http://schemas.microsoft.com/office/word/2012/wordml" xmlns:w16cex="http://schemas.microsoft.com/office/word/2018/wordml/cex" xmlns:w16cid="http://schemas.microsoft.com/office/word/2016/wordml/cid" xmlns:w16="http://schemas.microsoft.com/office/word/2018/wordml" xmlns:w16du="http://schemas.microsoft.com/office/word/2023/wordml/word16du" xmlns:w16sdtdh="http://schemas.microsoft.com/office/word/2020/wordml/sdtdatahash" xmlns:w16sdtfl="http://schemas.microsoft.com/office/word/2024/wordml/sdtformatlock" xmlns:w16se="http://schemas.microsoft.com/office/word/2015/wordml/symex" xmlns:wpg="http://schemas.microsoft.com/office/word/2010/wordprocessingGroup" xmlns:wpi="http://schemas.microsoft.com/office/word/2010/wordprocessingInk" xmlns:wne="http://schemas.microsoft.com/office/word/2006/wordml" xmlns:wps="http://schemas.microsoft.com/office/word/2010/wordprocessingShape" mc:Ignorable="w14 w15 w16se w16cid w16 w16cex w16sdtdh w16sdtfl w16du wp14">
+  <w:p>
+    <w:pPr>
+      <w:pStyle w:val="Encabezado"/>
+    </w:pPr>
+  </w:p>
+</w:hdr>
 </file>
 
 <file path=word/styles.xml><?xml version="1.0" encoding="utf-8"?>
-<w:styles xmlns:w="http://schemas.openxmlformats.org/wordprocessingml/2006/main">
+<w:styles xmlns:mc="http://schemas.openxmlformats.org/markup-compatibility/2006" xmlns:r="http://schemas.openxmlformats.org/officeDocument/2006/relationships" xmlns:w="http://schemas.openxmlformats.org/wordprocessingml/2006/main" xmlns:w14="http://schemas.microsoft.com/office/word/2010/wordml" xmlns:w15="http://schemas.microsoft.com/office/word/2012/wordml" xmlns:w16cex="http://schemas.microsoft.com/office/word/2018/wordml/cex" xmlns:w16cid="http://schemas.microsoft.com/office/word/2016/wordml/cid" xmlns:w16="http://schemas.microsoft.com/office/word/2018/wordml" xmlns:w16du="http://schemas.microsoft.com/office/word/2023/wordml/word16du" xmlns:w16sdtdh="http://schemas.microsoft.com/office/word/2020/wordml/sdtdatahash" xmlns:w16sdtfl="http://schemas.microsoft.com/office/word/2024/wordml/sdtformatlock" xmlns:w16se="http://schemas.microsoft.com/office/word/2015/wordml/symex" mc:Ignorable="w14 w15 w16se w16cid w16 w16cex w16sdtdh w16sdtfl w16du">
   <w:docDefaults>
     <w:rPrDefault>
       <w:rPr>
-        <w:rFonts w:ascii="Helvetica" w:hAnsi="Helvetica" w:cstheme="minorBidi" w:eastAsiaTheme="minorHAnsi"/>
+        <w:rFonts w:ascii="Helvetica" w:eastAsiaTheme="minorHAnsi" w:hAnsi="Helvetica" w:cstheme="minorBidi"/>
         <w:color w:val="404040" w:themeColor="text1" w:themeTint="BF"/>
         <w:sz w:val="22"/>
         <w:szCs w:val="22"/>
-        <w:lang w:val="es-CO" w:bidi="ar-SA" w:eastAsia="en-US"/>
+        <w:lang w:val="es-CO" w:eastAsia="en-US" w:bidi="ar-SA"/>
       </w:rPr>
     </w:rPrDefault>
     <w:pPrDefault>
       <w:pPr>
-        <w:keepNext w:val="0"/>
-        <w:keepLines w:val="0"/>
-        <w:pageBreakBefore w:val="0"/>
-        <w:widowControl w:val="1"/>
-        <w:suppressLineNumbers w:val="0"/>
-        <w:shd w:val="clear" w:fill="auto"/>
-        <w:suppressAutoHyphens w:val="0"/>
-        <w:spacing w:lineRule="auto" w:line="276" w:before="0" w:after="200" w:beforeAutospacing="0" w:afterAutospacing="0"/>
-        <w:ind w:firstLine="0" w:left="0" w:right="0"/>
-        <w:contextualSpacing w:val="0"/>
-        <w:bidi w:val="0"/>
-        <w:jc w:val="left"/>
-        <w:outlineLvl w:val="9"/>
+        <w:spacing w:after="200" w:line="276" w:lineRule="auto"/>
       </w:pPr>
     </w:pPrDefault>
   </w:docDefaults>
-  <w:style w:type="paragraph" w:styleId="P0" w:default="1">
+  <w:latentStyles w:defLockedState="0" w:defUIPriority="99" w:defSemiHidden="0" w:defUnhideWhenUsed="0" w:defQFormat="0" w:count="376">
+    <w:lsdException w:name="Normal" w:uiPriority="0" w:qFormat="1"/>
+    <w:lsdException w:name="heading 1" w:uiPriority="9" w:qFormat="1"/>
+    <w:lsdException w:name="heading 2" w:semiHidden="1" w:uiPriority="9" w:unhideWhenUsed="1" w:qFormat="1"/>
+    <w:lsdException w:name="heading 3" w:semiHidden="1" w:uiPriority="9" w:unhideWhenUsed="1" w:qFormat="1"/>
+    <w:lsdException w:name="heading 4" w:semiHidden="1" w:uiPriority="9" w:unhideWhenUsed="1" w:qFormat="1"/>
+    <w:lsdException w:name="heading 5" w:semiHidden="1" w:uiPriority="9" w:unhideWhenUsed="1" w:qFormat="1"/>
+    <w:lsdException w:name="heading 6" w:semiHidden="1" w:uiPriority="9" w:unhideWhenUsed="1" w:qFormat="1"/>
+    <w:lsdException w:name="heading 7" w:semiHidden="1" w:uiPriority="9" w:unhideWhenUsed="1" w:qFormat="1"/>
+    <w:lsdException w:name="heading 8" w:semiHidden="1" w:uiPriority="9" w:unhideWhenUsed="1" w:qFormat="1"/>
+    <w:lsdException w:name="heading 9" w:semiHidden="1" w:uiPriority="9" w:unhideWhenUsed="1" w:qFormat="1"/>
+    <w:lsdException w:name="index 1" w:semiHidden="1" w:unhideWhenUsed="1"/>
+    <w:lsdException w:name="index 2" w:semiHidden="1" w:unhideWhenUsed="1"/>
+    <w:lsdException w:name="index 3" w:semiHidden="1" w:unhideWhenUsed="1"/>
+    <w:lsdException w:name="index 4" w:semiHidden="1" w:unhideWhenUsed="1"/>
+    <w:lsdException w:name="index 5" w:semiHidden="1" w:unhideWhenUsed="1"/>
+    <w:lsdException w:name="index 6" w:semiHidden="1" w:unhideWhenUsed="1"/>
+    <w:lsdException w:name="index 7" w:semiHidden="1" w:unhideWhenUsed="1"/>
+    <w:lsdException w:name="index 8" w:semiHidden="1" w:unhideWhenUsed="1"/>
+    <w:lsdException w:name="index 9" w:semiHidden="1" w:unhideWhenUsed="1"/>
+    <w:lsdException w:name="toc 1" w:semiHidden="1" w:uiPriority="39" w:unhideWhenUsed="1"/>
+    <w:lsdException w:name="toc 2" w:semiHidden="1" w:uiPriority="39" w:unhideWhenUsed="1"/>
+    <w:lsdException w:name="toc 3" w:semiHidden="1" w:uiPriority="39" w:unhideWhenUsed="1"/>
+    <w:lsdException w:name="toc 4" w:semiHidden="1" w:uiPriority="39" w:unhideWhenUsed="1"/>
+    <w:lsdException w:name="toc 5" w:semiHidden="1" w:uiPriority="39" w:unhideWhenUsed="1"/>
+    <w:lsdException w:name="toc 6" w:semiHidden="1" w:uiPriority="39" w:unhideWhenUsed="1"/>
+    <w:lsdException w:name="toc 7" w:semiHidden="1" w:uiPriority="39" w:unhideWhenUsed="1"/>
+    <w:lsdException w:name="toc 8" w:semiHidden="1" w:uiPriority="39" w:unhideWhenUsed="1"/>
+    <w:lsdException w:name="toc 9" w:semiHidden="1" w:uiPriority="39" w:unhideWhenUsed="1"/>
+    <w:lsdException w:name="Normal Indent" w:semiHidden="1" w:unhideWhenUsed="1"/>
+    <w:lsdException w:name="footnote text" w:semiHidden="1" w:unhideWhenUsed="1"/>
+    <w:lsdException w:name="annotation text" w:semiHidden="1" w:unhideWhenUsed="1"/>
+    <w:lsdException w:name="header" w:semiHidden="1" w:unhideWhenUsed="1"/>
+    <w:lsdException w:name="footer" w:semiHidden="1" w:unhideWhenUsed="1"/>
+    <w:lsdException w:name="index heading" w:semiHidden="1" w:unhideWhenUsed="1"/>
+    <w:lsdException w:name="caption" w:semiHidden="1" w:uiPriority="35" w:unhideWhenUsed="1" w:qFormat="1"/>
+    <w:lsdException w:name="table of figures" w:semiHidden="1" w:unhideWhenUsed="1"/>
+    <w:lsdException w:name="envelope address" w:semiHidden="1" w:unhideWhenUsed="1"/>
+    <w:lsdException w:name="envelope return" w:semiHidden="1" w:unhideWhenUsed="1"/>
+    <w:lsdException w:name="footnote reference" w:semiHidden="1" w:unhideWhenUsed="1"/>
+    <w:lsdException w:name="annotation reference" w:semiHidden="1" w:unhideWhenUsed="1"/>
+    <w:lsdException w:name="line number" w:semiHidden="1" w:unhideWhenUsed="1"/>
+    <w:lsdException w:name="page number" w:semiHidden="1" w:unhideWhenUsed="1"/>
+    <w:lsdException w:name="endnote reference" w:semiHidden="1" w:unhideWhenUsed="1"/>
+    <w:lsdException w:name="endnote text" w:semiHidden="1" w:unhideWhenUsed="1"/>
+    <w:lsdException w:name="table of authorities" w:semiHidden="1" w:unhideWhenUsed="1"/>
+    <w:lsdException w:name="macro" w:semiHidden="1" w:unhideWhenUsed="1"/>
+    <w:lsdException w:name="toa heading" w:semiHidden="1" w:unhideWhenUsed="1"/>
+    <w:lsdException w:name="List" w:semiHidden="1" w:unhideWhenUsed="1"/>
+    <w:lsdException w:name="List Bullet" w:semiHidden="1" w:unhideWhenUsed="1"/>
+    <w:lsdException w:name="List Number" w:semiHidden="1" w:unhideWhenUsed="1"/>
+    <w:lsdException w:name="List 2" w:semiHidden="1" w:unhideWhenUsed="1"/>
+    <w:lsdException w:name="List 3" w:semiHidden="1" w:unhideWhenUsed="1"/>
+    <w:lsdException w:name="List 4" w:semiHidden="1" w:unhideWhenUsed="1"/>
+    <w:lsdException w:name="List 5" w:semiHidden="1" w:unhideWhenUsed="1"/>
+    <w:lsdException w:name="List Bullet 2" w:semiHidden="1" w:unhideWhenUsed="1"/>
+    <w:lsdException w:name="List Bullet 3" w:semiHidden="1" w:unhideWhenUsed="1"/>
+    <w:lsdException w:name="List Bullet 4" w:semiHidden="1" w:unhideWhenUsed="1"/>
+    <w:lsdException w:name="List Bullet 5" w:semiHidden="1" w:unhideWhenUsed="1"/>
+    <w:lsdException w:name="List Number 2" w:semiHidden="1" w:unhideWhenUsed="1"/>
+    <w:lsdException w:name="List Number 3" w:semiHidden="1" w:unhideWhenUsed="1"/>
+    <w:lsdException w:name="List Number 4" w:semiHidden="1" w:unhideWhenUsed="1"/>
+    <w:lsdException w:name="List Number 5" w:semiHidden="1" w:unhideWhenUsed="1"/>
+    <w:lsdException w:name="Title" w:uiPriority="10" w:qFormat="1"/>
+    <w:lsdException w:name="Closing" w:semiHidden="1" w:unhideWhenUsed="1"/>
+    <w:lsdException w:name="Signature" w:semiHidden="1" w:unhideWhenUsed="1"/>
+    <w:lsdException w:name="Default Paragraph Font" w:semiHidden="1" w:uiPriority="1" w:unhideWhenUsed="1"/>
+    <w:lsdException w:name="Body Text" w:semiHidden="1" w:unhideWhenUsed="1"/>
+    <w:lsdException w:name="Body Text Indent" w:semiHidden="1" w:unhideWhenUsed="1"/>
+    <w:lsdException w:name="List Continue" w:semiHidden="1" w:unhideWhenUsed="1"/>
+    <w:lsdException w:name="List Continue 2" w:semiHidden="1" w:unhideWhenUsed="1"/>
+    <w:lsdException w:name="List Continue 3" w:semiHidden="1" w:unhideWhenUsed="1"/>
+    <w:lsdException w:name="List Continue 4" w:semiHidden="1" w:unhideWhenUsed="1"/>
+    <w:lsdException w:name="List Continue 5" w:semiHidden="1" w:unhideWhenUsed="1"/>
+    <w:lsdException w:name="Message Header" w:semiHidden="1" w:unhideWhenUsed="1"/>
+    <w:lsdException w:name="Subtitle" w:uiPriority="11" w:qFormat="1"/>
+    <w:lsdException w:name="Salutation" w:semiHidden="1" w:unhideWhenUsed="1"/>
+    <w:lsdException w:name="Date" w:semiHidden="1" w:unhideWhenUsed="1"/>
+    <w:lsdException w:name="Body Text First Indent" w:semiHidden="1" w:unhideWhenUsed="1"/>
+    <w:lsdException w:name="Body Text First Indent 2" w:semiHidden="1" w:unhideWhenUsed="1"/>
+    <w:lsdException w:name="Note Heading" w:semiHidden="1" w:unhideWhenUsed="1"/>
+    <w:lsdException w:name="Body Text 2" w:semiHidden="1" w:unhideWhenUsed="1"/>
+    <w:lsdException w:name="Body Text 3" w:semiHidden="1" w:unhideWhenUsed="1"/>
+    <w:lsdException w:name="Body Text Indent 2" w:semiHidden="1" w:unhideWhenUsed="1"/>
+    <w:lsdException w:name="Body Text Indent 3" w:semiHidden="1" w:unhideWhenUsed="1"/>
+    <w:lsdException w:name="Block Text" w:semiHidden="1" w:unhideWhenUsed="1"/>
+    <w:lsdException w:name="Hyperlink" w:semiHidden="1" w:unhideWhenUsed="1"/>
+    <w:lsdException w:name="FollowedHyperlink" w:semiHidden="1" w:unhideWhenUsed="1"/>
+    <w:lsdException w:name="Strong" w:uiPriority="22" w:qFormat="1"/>
+    <w:lsdException w:name="Emphasis" w:uiPriority="20" w:qFormat="1"/>
+    <w:lsdException w:name="Document Map" w:semiHidden="1" w:unhideWhenUsed="1"/>
+    <w:lsdException w:name="Plain Text" w:semiHidden="1" w:unhideWhenUsed="1"/>
+    <w:lsdException w:name="E-mail Signature" w:semiHidden="1" w:unhideWhenUsed="1"/>
+    <w:lsdException w:name="HTML Top of Form" w:semiHidden="1" w:unhideWhenUsed="1"/>
+    <w:lsdException w:name="HTML Bottom of Form" w:semiHidden="1" w:unhideWhenUsed="1"/>
+    <w:lsdException w:name="Normal (Web)" w:semiHidden="1" w:unhideWhenUsed="1"/>
+    <w:lsdException w:name="HTML Acronym" w:semiHidden="1" w:unhideWhenUsed="1"/>
+    <w:lsdException w:name="HTML Address" w:semiHidden="1" w:unhideWhenUsed="1"/>
+    <w:lsdException w:name="HTML Cite" w:semiHidden="1" w:unhideWhenUsed="1"/>
+    <w:lsdException w:name="HTML Code" w:semiHidden="1" w:unhideWhenUsed="1"/>
+    <w:lsdException w:name="HTML Definition" w:semiHidden="1" w:unhideWhenUsed="1"/>
+    <w:lsdException w:name="HTML Keyboard" w:semiHidden="1" w:unhideWhenUsed="1"/>
+    <w:lsdException w:name="HTML Preformatted" w:semiHidden="1" w:unhideWhenUsed="1"/>
+    <w:lsdException w:name="HTML Sample" w:semiHidden="1" w:unhideWhenUsed="1"/>
+    <w:lsdException w:name="HTML Typewriter" w:semiHidden="1" w:unhideWhenUsed="1"/>
+    <w:lsdException w:name="HTML Variable" w:semiHidden="1" w:unhideWhenUsed="1"/>
+    <w:lsdException w:name="Normal Table" w:semiHidden="1" w:unhideWhenUsed="1"/>
+    <w:lsdException w:name="annotation subject" w:semiHidden="1" w:unhideWhenUsed="1"/>
+    <w:lsdException w:name="No List" w:semiHidden="1" w:unhideWhenUsed="1"/>
+    <w:lsdException w:name="Outline List 1" w:semiHidden="1" w:unhideWhenUsed="1"/>
+    <w:lsdException w:name="Outline List 2" w:semiHidden="1" w:unhideWhenUsed="1"/>
+    <w:lsdException w:name="Outline List 3" w:semiHidden="1" w:unhideWhenUsed="1"/>
+    <w:lsdException w:name="Table Simple 1" w:semiHidden="1" w:unhideWhenUsed="1"/>
+    <w:lsdException w:name="Table Simple 2" w:semiHidden="1" w:unhideWhenUsed="1"/>
+    <w:lsdException w:name="Table Simple 3" w:semiHidden="1" w:unhideWhenUsed="1"/>
+    <w:lsdException w:name="Table Classic 1" w:semiHidden="1" w:unhideWhenUsed="1"/>
+    <w:lsdException w:name="Table Classic 2" w:semiHidden="1" w:unhideWhenUsed="1"/>
+    <w:lsdException w:name="Table Classic 3" w:semiHidden="1" w:unhideWhenUsed="1"/>
+    <w:lsdException w:name="Table Classic 4" w:semiHidden="1" w:unhideWhenUsed="1"/>
+    <w:lsdException w:name="Table Colorful 1" w:semiHidden="1" w:unhideWhenUsed="1"/>
+    <w:lsdException w:name="Table Colorful 2" w:semiHidden="1" w:unhideWhenUsed="1"/>
+    <w:lsdException w:name="Table Colorful 3" w:semiHidden="1" w:unhideWhenUsed="1"/>
+    <w:lsdException w:name="Table Columns 1" w:semiHidden="1" w:unhideWhenUsed="1"/>
+    <w:lsdException w:name="Table Columns 2" w:semiHidden="1" w:unhideWhenUsed="1"/>
+    <w:lsdException w:name="Table Columns 3" w:semiHidden="1" w:unhideWhenUsed="1"/>
+    <w:lsdException w:name="Table Columns 4" w:semiHidden="1" w:unhideWhenUsed="1"/>
+    <w:lsdException w:name="Table Columns 5" w:semiHidden="1" w:unhideWhenUsed="1"/>
+    <w:lsdException w:name="Table Grid 1" w:semiHidden="1" w:unhideWhenUsed="1"/>
+    <w:lsdException w:name="Table Grid 2" w:semiHidden="1" w:unhideWhenUsed="1"/>
+    <w:lsdException w:name="Table Grid 3" w:semiHidden="1" w:unhideWhenUsed="1"/>
+    <w:lsdException w:name="Table Grid 4" w:semiHidden="1" w:unhideWhenUsed="1"/>
+    <w:lsdException w:name="Table Grid 5" w:semiHidden="1" w:unhideWhenUsed="1"/>
+    <w:lsdException w:name="Table Grid 6" w:semiHidden="1" w:unhideWhenUsed="1"/>
+    <w:lsdException w:name="Table Grid 7" w:semiHidden="1" w:unhideWhenUsed="1"/>
+    <w:lsdException w:name="Table Grid 8" w:semiHidden="1" w:unhideWhenUsed="1"/>
+    <w:lsdException w:name="Table List 1" w:semiHidden="1" w:unhideWhenUsed="1"/>
+    <w:lsdException w:name="Table List 2" w:semiHidden="1" w:unhideWhenUsed="1"/>
+    <w:lsdException w:name="Table List 3" w:semiHidden="1" w:unhideWhenUsed="1"/>
+    <w:lsdException w:name="Table List 4" w:semiHidden="1" w:unhideWhenUsed="1"/>
+    <w:lsdException w:name="Table List 5" w:semiHidden="1" w:unhideWhenUsed="1"/>
+    <w:lsdException w:name="Table List 6" w:semiHidden="1" w:unhideWhenUsed="1"/>
+    <w:lsdException w:name="Table List 7" w:semiHidden="1" w:unhideWhenUsed="1"/>
+    <w:lsdException w:name="Table List 8" w:semiHidden="1" w:unhideWhenUsed="1"/>
+    <w:lsdException w:name="Table 3D effects 1" w:semiHidden="1" w:unhideWhenUsed="1"/>
+    <w:lsdException w:name="Table 3D effects 2" w:semiHidden="1" w:unhideWhenUsed="1"/>
+    <w:lsdException w:name="Table 3D effects 3" w:semiHidden="1" w:unhideWhenUsed="1"/>
+    <w:lsdException w:name="Table Contemporary" w:semiHidden="1" w:unhideWhenUsed="1"/>
+    <w:lsdException w:name="Table Elegant" w:semiHidden="1" w:unhideWhenUsed="1"/>
+    <w:lsdException w:name="Table Professional" w:semiHidden="1" w:unhideWhenUsed="1"/>
+    <w:lsdException w:name="Table Subtle 1" w:semiHidden="1" w:unhideWhenUsed="1"/>
+    <w:lsdException w:name="Table Subtle 2" w:semiHidden="1" w:unhideWhenUsed="1"/>
+    <w:lsdException w:name="Table Web 1" w:semiHidden="1" w:unhideWhenUsed="1"/>
+    <w:lsdException w:name="Table Web 2" w:semiHidden="1" w:unhideWhenUsed="1"/>
+    <w:lsdException w:name="Table Web 3" w:semiHidden="1" w:unhideWhenUsed="1"/>
+    <w:lsdException w:name="Balloon Text" w:semiHidden="1" w:unhideWhenUsed="1"/>
+    <w:lsdException w:name="Table Grid" w:uiPriority="59"/>
+    <w:lsdException w:name="Table Theme" w:semiHidden="1" w:unhideWhenUsed="1"/>
+    <w:lsdException w:name="Placeholder Text" w:semiHidden="1"/>
+    <w:lsdException w:name="No Spacing" w:uiPriority="1" w:qFormat="1"/>
+    <w:lsdException w:name="Light Shading" w:uiPriority="60"/>
+    <w:lsdException w:name="Light List" w:uiPriority="61"/>
+    <w:lsdException w:name="Light Grid" w:uiPriority="62"/>
+    <w:lsdException w:name="Medium Shading 1" w:uiPriority="63"/>
+    <w:lsdException w:name="Medium Shading 2" w:uiPriority="64"/>
+    <w:lsdException w:name="Medium List 1" w:uiPriority="65"/>
+    <w:lsdException w:name="Medium List 2" w:uiPriority="66"/>
+    <w:lsdException w:name="Medium Grid 1" w:uiPriority="67"/>
+    <w:lsdException w:name="Medium Grid 2" w:uiPriority="68"/>
+    <w:lsdException w:name="Medium Grid 3" w:uiPriority="69"/>
+    <w:lsdException w:name="Dark List" w:uiPriority="70"/>
+    <w:lsdException w:name="Colorful Shading" w:uiPriority="71"/>
+    <w:lsdException w:name="Colorful List" w:uiPriority="72"/>
+    <w:lsdException w:name="Colorful Grid" w:uiPriority="73"/>
+    <w:lsdException w:name="Light Shading Accent 1" w:uiPriority="60"/>
+    <w:lsdException w:name="Light List Accent 1" w:uiPriority="61"/>
+    <w:lsdException w:name="Light Grid Accent 1" w:uiPriority="62"/>
+    <w:lsdException w:name="Medium Shading 1 Accent 1" w:uiPriority="63"/>
+    <w:lsdException w:name="Medium Shading 2 Accent 1" w:uiPriority="64"/>
+    <w:lsdException w:name="Medium List 1 Accent 1" w:uiPriority="65"/>
+    <w:lsdException w:name="Revision" w:semiHidden="1"/>
+    <w:lsdException w:name="List Paragraph" w:uiPriority="34" w:qFormat="1"/>
+    <w:lsdException w:name="Quote" w:uiPriority="29" w:qFormat="1"/>
+    <w:lsdException w:name="Intense Quote" w:uiPriority="30" w:qFormat="1"/>
+    <w:lsdException w:name="Medium List 2 Accent 1" w:uiPriority="66"/>
+    <w:lsdException w:name="Medium Grid 1 Accent 1" w:uiPriority="67"/>
+    <w:lsdException w:name="Medium Grid 2 Accent 1" w:uiPriority="68"/>
+    <w:lsdException w:name="Medium Grid 3 Accent 1" w:uiPriority="69"/>
+    <w:lsdException w:name="Dark List Accent 1" w:uiPriority="70"/>
+    <w:lsdException w:name="Colorful Shading Accent 1" w:uiPriority="71"/>
+    <w:lsdException w:name="Colorful List Accent 1" w:uiPriority="72"/>
+    <w:lsdException w:name="Colorful Grid Accent 1" w:uiPriority="73"/>
+    <w:lsdException w:name="Light Shading Accent 2" w:uiPriority="60"/>
+    <w:lsdException w:name="Light List Accent 2" w:uiPriority="61"/>
+    <w:lsdException w:name="Light Grid Accent 2" w:uiPriority="62"/>
+    <w:lsdException w:name="Medium Shading 1 Accent 2" w:uiPriority="63"/>
+    <w:lsdException w:name="Medium Shading 2 Accent 2" w:uiPriority="64"/>
+    <w:lsdException w:name="Medium List 1 Accent 2" w:uiPriority="65"/>
+    <w:lsdException w:name="Medium List 2 Accent 2" w:uiPriority="66"/>
+    <w:lsdException w:name="Medium Grid 1 Accent 2" w:uiPriority="67"/>
+    <w:lsdException w:name="Medium Grid 2 Accent 2" w:uiPriority="68"/>
+    <w:lsdException w:name="Medium Grid 3 Accent 2" w:uiPriority="69"/>
+    <w:lsdException w:name="Dark List Accent 2" w:uiPriority="70"/>
+    <w:lsdException w:name="Colorful Shading Accent 2" w:uiPriority="71"/>
+    <w:lsdException w:name="Colorful List Accent 2" w:uiPriority="72"/>
+    <w:lsdException w:name="Colorful Grid Accent 2" w:uiPriority="73"/>
+    <w:lsdException w:name="Light Shading Accent 3" w:uiPriority="60"/>
+    <w:lsdException w:name="Light List Accent 3" w:uiPriority="61"/>
+    <w:lsdException w:name="Light Grid Accent 3" w:uiPriority="62"/>
+    <w:lsdException w:name="Medium Shading 1 Accent 3" w:uiPriority="63"/>
+    <w:lsdException w:name="Medium Shading 2 Accent 3" w:uiPriority="64"/>
+    <w:lsdException w:name="Medium List 1 Accent 3" w:uiPriority="65"/>
+    <w:lsdException w:name="Medium List 2 Accent 3" w:uiPriority="66"/>
+    <w:lsdException w:name="Medium Grid 1 Accent 3" w:uiPriority="67"/>
+    <w:lsdException w:name="Medium Grid 2 Accent 3" w:uiPriority="68"/>
+    <w:lsdException w:name="Medium Grid 3 Accent 3" w:uiPriority="69"/>
+    <w:lsdException w:name="Dark List Accent 3" w:uiPriority="70"/>
+    <w:lsdException w:name="Colorful Shading Accent 3" w:uiPriority="71"/>
+    <w:lsdException w:name="Colorful List Accent 3" w:uiPriority="72"/>
+    <w:lsdException w:name="Colorful Grid Accent 3" w:uiPriority="73"/>
+    <w:lsdException w:name="Light Shading Accent 4" w:uiPriority="60"/>
+    <w:lsdException w:name="Light List Accent 4" w:uiPriority="61"/>
+    <w:lsdException w:name="Light Grid Accent 4" w:uiPriority="62"/>
+    <w:lsdException w:name="Medium Shading 1 Accent 4" w:uiPriority="63"/>
+    <w:lsdException w:name="Medium Shading 2 Accent 4" w:uiPriority="64"/>
+    <w:lsdException w:name="Medium List 1 Accent 4" w:uiPriority="65"/>
+    <w:lsdException w:name="Medium List 2 Accent 4" w:uiPriority="66"/>
+    <w:lsdException w:name="Medium Grid 1 Accent 4" w:uiPriority="67"/>
+    <w:lsdException w:name="Medium Grid 2 Accent 4" w:uiPriority="68"/>
+    <w:lsdException w:name="Medium Grid 3 Accent 4" w:uiPriority="69"/>
+    <w:lsdException w:name="Dark List Accent 4" w:uiPriority="70"/>
+    <w:lsdException w:name="Colorful Shading Accent 4" w:uiPriority="71"/>
+    <w:lsdException w:name="Colorful List Accent 4" w:uiPriority="72"/>
+    <w:lsdException w:name="Colorful Grid Accent 4" w:uiPriority="73"/>
+    <w:lsdException w:name="Light Shading Accent 5" w:uiPriority="60"/>
+    <w:lsdException w:name="Light List Accent 5" w:uiPriority="61"/>
+    <w:lsdException w:name="Light Grid Accent 5" w:uiPriority="62"/>
+    <w:lsdException w:name="Medium Shading 1 Accent 5" w:uiPriority="63"/>
+    <w:lsdException w:name="Medium Shading 2 Accent 5" w:uiPriority="64"/>
+    <w:lsdException w:name="Medium List 1 Accent 5" w:uiPriority="65"/>
+    <w:lsdException w:name="Medium List 2 Accent 5" w:uiPriority="66"/>
+    <w:lsdException w:name="Medium Grid 1 Accent 5" w:uiPriority="67"/>
+    <w:lsdException w:name="Medium Grid 2 Accent 5" w:uiPriority="68"/>
+    <w:lsdException w:name="Medium Grid 3 Accent 5" w:uiPriority="69"/>
+    <w:lsdException w:name="Dark List Accent 5" w:uiPriority="70"/>
+    <w:lsdException w:name="Colorful Shading Accent 5" w:uiPriority="71"/>
+    <w:lsdException w:name="Colorful List Accent 5" w:uiPriority="72"/>
+    <w:lsdException w:name="Colorful Grid Accent 5" w:uiPriority="73"/>
+    <w:lsdException w:name="Light Shading Accent 6" w:uiPriority="60"/>
+    <w:lsdException w:name="Light List Accent 6" w:uiPriority="61"/>
+    <w:lsdException w:name="Light Grid Accent 6" w:uiPriority="62"/>
+    <w:lsdException w:name="Medium Shading 1 Accent 6" w:uiPriority="63"/>
+    <w:lsdException w:name="Medium Shading 2 Accent 6" w:uiPriority="64"/>
+    <w:lsdException w:name="Medium List 1 Accent 6" w:uiPriority="65"/>
+    <w:lsdException w:name="Medium List 2 Accent 6" w:uiPriority="66"/>
+    <w:lsdException w:name="Medium Grid 1 Accent 6" w:uiPriority="67"/>
+    <w:lsdException w:name="Medium Grid 2 Accent 6" w:uiPriority="68"/>
+    <w:lsdException w:name="Medium Grid 3 Accent 6" w:uiPriority="69"/>
+    <w:lsdException w:name="Dark List Accent 6" w:uiPriority="70"/>
+    <w:lsdException w:name="Colorful Shading Accent 6" w:uiPriority="71"/>
+    <w:lsdException w:name="Colorful List Accent 6" w:uiPriority="72"/>
+    <w:lsdException w:name="Colorful Grid Accent 6" w:uiPriority="73"/>
+    <w:lsdException w:name="Subtle Emphasis" w:uiPriority="19" w:qFormat="1"/>
+    <w:lsdException w:name="Intense Emphasis" w:uiPriority="21" w:qFormat="1"/>
+    <w:lsdException w:name="Subtle Reference" w:uiPriority="31" w:qFormat="1"/>
+    <w:lsdException w:name="Intense Reference" w:uiPriority="32" w:qFormat="1"/>
+    <w:lsdException w:name="Book Title" w:uiPriority="33" w:qFormat="1"/>
+    <w:lsdException w:name="Bibliography" w:semiHidden="1" w:uiPriority="37" w:unhideWhenUsed="1"/>
+    <w:lsdException w:name="TOC Heading" w:semiHidden="1" w:uiPriority="39" w:unhideWhenUsed="1" w:qFormat="1"/>
+    <w:lsdException w:name="Plain Table 1" w:uiPriority="41"/>
+    <w:lsdException w:name="Plain Table 2" w:uiPriority="42"/>
+    <w:lsdException w:name="Plain Table 3" w:uiPriority="43"/>
+    <w:lsdException w:name="Plain Table 4" w:uiPriority="44"/>
+    <w:lsdException w:name="Plain Table 5" w:uiPriority="45"/>
+    <w:lsdException w:name="Grid Table Light" w:uiPriority="40"/>
+    <w:lsdException w:name="Grid Table 1 Light" w:uiPriority="46"/>
+    <w:lsdException w:name="Grid Table 2" w:uiPriority="47"/>
+    <w:lsdException w:name="Grid Table 3" w:uiPriority="48"/>
+    <w:lsdException w:name="Grid Table 4" w:uiPriority="49"/>
+    <w:lsdException w:name="Grid Table 5 Dark" w:uiPriority="50"/>
+    <w:lsdException w:name="Grid Table 6 Colorful" w:uiPriority="51"/>
+    <w:lsdException w:name="Grid Table 7 Colorful" w:uiPriority="52"/>
+    <w:lsdException w:name="Grid Table 1 Light Accent 1" w:uiPriority="46"/>
+    <w:lsdException w:name="Grid Table 2 Accent 1" w:uiPriority="47"/>
+    <w:lsdException w:name="Grid Table 3 Accent 1" w:uiPriority="48"/>
+    <w:lsdException w:name="Grid Table 4 Accent 1" w:uiPriority="49"/>
+    <w:lsdException w:name="Grid Table 5 Dark Accent 1" w:uiPriority="50"/>
+    <w:lsdException w:name="Grid Table 6 Colorful Accent 1" w:uiPriority="51"/>
+    <w:lsdException w:name="Grid Table 7 Colorful Accent 1" w:uiPriority="52"/>
+    <w:lsdException w:name="Grid Table 1 Light Accent 2" w:uiPriority="46"/>
+    <w:lsdException w:name="Grid Table 2 Accent 2" w:uiPriority="47"/>
+    <w:lsdException w:name="Grid Table 3 Accent 2" w:uiPriority="48"/>
+    <w:lsdException w:name="Grid Table 4 Accent 2" w:uiPriority="49"/>
+    <w:lsdException w:name="Grid Table 5 Dark Accent 2" w:uiPriority="50"/>
+    <w:lsdException w:name="Grid Table 6 Colorful Accent 2" w:uiPriority="51"/>
+    <w:lsdException w:name="Grid Table 7 Colorful Accent 2" w:uiPriority="52"/>
+    <w:lsdException w:name="Grid Table 1 Light Accent 3" w:uiPriority="46"/>
+    <w:lsdException w:name="Grid Table 2 Accent 3" w:uiPriority="47"/>
+    <w:lsdException w:name="Grid Table 3 Accent 3" w:uiPriority="48"/>
+    <w:lsdException w:name="Grid Table 4 Accent 3" w:uiPriority="49"/>
+    <w:lsdException w:name="Grid Table 5 Dark Accent 3" w:uiPriority="50"/>
+    <w:lsdException w:name="Grid Table 6 Colorful Accent 3" w:uiPriority="51"/>
+    <w:lsdException w:name="Grid Table 7 Colorful Accent 3" w:uiPriority="52"/>
+    <w:lsdException w:name="Grid Table 1 Light Accent 4" w:uiPriority="46"/>
+    <w:lsdException w:name="Grid Table 2 Accent 4" w:uiPriority="47"/>
+    <w:lsdException w:name="Grid Table 3 Accent 4" w:uiPriority="48"/>
+    <w:lsdException w:name="Grid Table 4 Accent 4" w:uiPriority="49"/>
+    <w:lsdException w:name="Grid Table 5 Dark Accent 4" w:uiPriority="50"/>
+    <w:lsdException w:name="Grid Table 6 Colorful Accent 4" w:uiPriority="51"/>
+    <w:lsdException w:name="Grid Table 7 Colorful Accent 4" w:uiPriority="52"/>
+    <w:lsdException w:name="Grid Table 1 Light Accent 5" w:uiPriority="46"/>
+    <w:lsdException w:name="Grid Table 2 Accent 5" w:uiPriority="47"/>
+    <w:lsdException w:name="Grid Table 3 Accent 5" w:uiPriority="48"/>
+    <w:lsdException w:name="Grid Table 4 Accent 5" w:uiPriority="49"/>
+    <w:lsdException w:name="Grid Table 5 Dark Accent 5" w:uiPriority="50"/>
+    <w:lsdException w:name="Grid Table 6 Colorful Accent 5" w:uiPriority="51"/>
+    <w:lsdException w:name="Grid Table 7 Colorful Accent 5" w:uiPriority="52"/>
+    <w:lsdException w:name="Grid Table 1 Light Accent 6" w:uiPriority="46"/>
+    <w:lsdException w:name="Grid Table 2 Accent 6" w:uiPriority="47"/>
+    <w:lsdException w:name="Grid Table 3 Accent 6" w:uiPriority="48"/>
+    <w:lsdException w:name="Grid Table 4 Accent 6" w:uiPriority="49"/>
+    <w:lsdException w:name="Grid Table 5 Dark Accent 6" w:uiPriority="50"/>
+    <w:lsdException w:name="Grid Table 6 Colorful Accent 6" w:uiPriority="51"/>
+    <w:lsdException w:name="Grid Table 7 Colorful Accent 6" w:uiPriority="52"/>
+    <w:lsdException w:name="List Table 1 Light" w:uiPriority="46"/>
+    <w:lsdException w:name="List Table 2" w:uiPriority="47"/>
+    <w:lsdException w:name="List Table 3" w:uiPriority="48"/>
+    <w:lsdException w:name="List Table 4" w:uiPriority="49"/>
+    <w:lsdException w:name="List Table 5 Dark" w:uiPriority="50"/>
+    <w:lsdException w:name="List Table 6 Colorful" w:uiPriority="51"/>
+    <w:lsdException w:name="List Table 7 Colorful" w:uiPriority="52"/>
+    <w:lsdException w:name="List Table 1 Light Accent 1" w:uiPriority="46"/>
+    <w:lsdException w:name="List Table 2 Accent 1" w:uiPriority="47"/>
+    <w:lsdException w:name="List Table 3 Accent 1" w:uiPriority="48"/>
+    <w:lsdException w:name="List Table 4 Accent 1" w:uiPriority="49"/>
+    <w:lsdException w:name="List Table 5 Dark Accent 1" w:uiPriority="50"/>
+    <w:lsdException w:name="List Table 6 Colorful Accent 1" w:uiPriority="51"/>
+    <w:lsdException w:name="List Table 7 Colorful Accent 1" w:uiPriority="52"/>
+    <w:lsdException w:name="List Table 1 Light Accent 2" w:uiPriority="46"/>
+    <w:lsdException w:name="List Table 2 Accent 2" w:uiPriority="47"/>
+    <w:lsdException w:name="List Table 3 Accent 2" w:uiPriority="48"/>
+    <w:lsdException w:name="List Table 4 Accent 2" w:uiPriority="49"/>
+    <w:lsdException w:name="List Table 5 Dark Accent 2" w:uiPriority="50"/>
+    <w:lsdException w:name="List Table 6 Colorful Accent 2" w:uiPriority="51"/>
+    <w:lsdException w:name="List Table 7 Colorful Accent 2" w:uiPriority="52"/>
+    <w:lsdException w:name="List Table 1 Light Accent 3" w:uiPriority="46"/>
+    <w:lsdException w:name="List Table 2 Accent 3" w:uiPriority="47"/>
+    <w:lsdException w:name="List Table 3 Accent 3" w:uiPriority="48"/>
+    <w:lsdException w:name="List Table 4 Accent 3" w:uiPriority="49"/>
+    <w:lsdException w:name="List Table 5 Dark Accent 3" w:uiPriority="50"/>
+    <w:lsdException w:name="List Table 6 Colorful Accent 3" w:uiPriority="51"/>
+    <w:lsdException w:name="List Table 7 Colorful Accent 3" w:uiPriority="52"/>
+    <w:lsdException w:name="List Table 1 Light Accent 4" w:uiPriority="46"/>
+    <w:lsdException w:name="List Table 2 Accent 4" w:uiPriority="47"/>
+    <w:lsdException w:name="List Table 3 Accent 4" w:uiPriority="48"/>
+    <w:lsdException w:name="List Table 4 Accent 4" w:uiPriority="49"/>
+    <w:lsdException w:name="List Table 5 Dark Accent 4" w:uiPriority="50"/>
+    <w:lsdException w:name="List Table 6 Colorful Accent 4" w:uiPriority="51"/>
+    <w:lsdException w:name="List Table 7 Colorful Accent 4" w:uiPriority="52"/>
+    <w:lsdException w:name="List Table 1 Light Accent 5" w:uiPriority="46"/>
+    <w:lsdException w:name="List Table 2 Accent 5" w:uiPriority="47"/>
+    <w:lsdException w:name="List Table 3 Accent 5" w:uiPriority="48"/>
+    <w:lsdException w:name="List Table 4 Accent 5" w:uiPriority="49"/>
+    <w:lsdException w:name="List Table 5 Dark Accent 5" w:uiPriority="50"/>
+    <w:lsdException w:name="List Table 6 Colorful Accent 5" w:uiPriority="51"/>
+    <w:lsdException w:name="List Table 7 Colorful Accent 5" w:uiPriority="52"/>
+    <w:lsdException w:name="List Table 1 Light Accent 6" w:uiPriority="46"/>
+    <w:lsdException w:name="List Table 2 Accent 6" w:uiPriority="47"/>
+    <w:lsdException w:name="List Table 3 Accent 6" w:uiPriority="48"/>
+    <w:lsdException w:name="List Table 4 Accent 6" w:uiPriority="49"/>
+    <w:lsdException w:name="List Table 5 Dark Accent 6" w:uiPriority="50"/>
+    <w:lsdException w:name="List Table 6 Colorful Accent 6" w:uiPriority="51"/>
+    <w:lsdException w:name="List Table 7 Colorful Accent 6" w:uiPriority="52"/>
+    <w:lsdException w:name="Mention" w:semiHidden="1" w:unhideWhenUsed="1"/>
+    <w:lsdException w:name="Smart Hyperlink" w:semiHidden="1" w:unhideWhenUsed="1"/>
+    <w:lsdException w:name="Hashtag" w:semiHidden="1" w:unhideWhenUsed="1"/>
+    <w:lsdException w:name="Unresolved Mention" w:semiHidden="1" w:unhideWhenUsed="1"/>
+    <w:lsdException w:name="Smart Link" w:semiHidden="1" w:unhideWhenUsed="1"/>
+  </w:latentStyles>
+  <w:style w:type="paragraph" w:default="1" w:styleId="Normal">
     <w:name w:val="Normal"/>
     <w:qFormat/>
-    <w:pPr/>
-    <w:rPr/>
   </w:style>
-  <w:style w:type="paragraph" w:styleId="P1">
-    <w:name w:val="Header"/>
-    <w:basedOn w:val="P0"/>
-    <w:link w:val="C3"/>
-    <w:pPr>
-      <w:tabs>
-        <w:tab w:val="center" w:pos="4419" w:leader="none"/>
-        <w:tab w:val="right" w:pos="8838" w:leader="none"/>
-      </w:tabs>
-      <w:spacing w:lineRule="auto" w:line="240" w:after="0" w:beforeAutospacing="0" w:afterAutospacing="0"/>
-    </w:pPr>
-    <w:rPr/>
+  <w:style w:type="character" w:default="1" w:styleId="Fuentedeprrafopredeter">
+    <w:name w:val="Default Paragraph Font"/>
+    <w:uiPriority w:val="1"/>
+    <w:semiHidden/>
+    <w:unhideWhenUsed/>
   </w:style>
-  <w:style w:type="paragraph" w:styleId="P2">
-    <w:name w:val="Footer"/>
-    <w:basedOn w:val="P0"/>
-    <w:link w:val="C4"/>
-    <w:pPr>
-      <w:tabs>
-        <w:tab w:val="center" w:pos="4419" w:leader="none"/>
-        <w:tab w:val="right" w:pos="8838" w:leader="none"/>
-      </w:tabs>
-      <w:spacing w:lineRule="auto" w:line="240" w:after="0" w:beforeAutospacing="0" w:afterAutospacing="0"/>
-    </w:pPr>
-    <w:rPr/>
-  </w:style>
-  <w:style w:type="paragraph" w:styleId="P3">
-    <w:name w:val="Balloon Text"/>
-    <w:basedOn w:val="P0"/>
-    <w:link w:val="C5"/>
+  <w:style w:type="table" w:default="1" w:styleId="Tablanormal">
+    <w:name w:val="Normal Table"/>
+    <w:uiPriority w:val="99"/>
     <w:semiHidden/>
-    <w:pPr>
-      <w:spacing w:lineRule="auto" w:line="240" w:after="0" w:beforeAutospacing="0" w:afterAutospacing="0"/>
-    </w:pPr>
-    <w:rPr>
-      <w:rFonts w:ascii="Tahoma" w:hAnsi="Tahoma" w:cs="Tahoma"/>
-      <w:sz w:val="16"/>
-      <w:szCs w:val="16"/>
-    </w:rPr>
-  </w:style>
-  <w:style w:type="paragraph" w:styleId="P4">
-    <w:name w:val="Normal (Web)"/>
-    <w:basedOn w:val="P0"/>
-    <w:semiHidden/>
-    <w:pPr>
-      <w:spacing w:lineRule="auto" w:line="240" w:before="100" w:after="100" w:beforeAutospacing="1" w:afterAutospacing="1"/>
-    </w:pPr>
-    <w:rPr>
-      <w:rFonts w:ascii="Times New Roman" w:hAnsi="Times New Roman" w:cs="Times New Roman" w:eastAsia="Times New Roman"/>
-      <w:color w:val="auto"/>
-      <w:sz w:val="24"/>
-      <w:szCs w:val="24"/>
-      <w:lang w:eastAsia="es-CO"/>
-    </w:rPr>
-  </w:style>
-  <w:style w:type="paragraph" w:styleId="P5">
-    <w:name w:val="Footnote Text"/>
-    <w:link w:val="C9"/>
-    <w:semiHidden/>
-    <w:pPr>
-      <w:spacing w:lineRule="auto" w:line="240" w:after="0" w:beforeAutospacing="0" w:afterAutospacing="0"/>
-    </w:pPr>
-    <w:rPr>
-      <w:sz w:val="20"/>
-      <w:szCs w:val="20"/>
-    </w:rPr>
-  </w:style>
-  <w:style w:type="paragraph" w:styleId="P6">
-    <w:name w:val="Endnote Text"/>
-    <w:link w:val="C11"/>
-    <w:semiHidden/>
-    <w:pPr>
-      <w:spacing w:lineRule="auto" w:line="240" w:after="0" w:beforeAutospacing="0" w:afterAutospacing="0"/>
-    </w:pPr>
-    <w:rPr>
-      <w:sz w:val="20"/>
-      <w:szCs w:val="20"/>
-    </w:rPr>
-  </w:style>
-  <w:style w:type="character" w:styleId="C0" w:default="1">
-    <w:name w:val="Default Paragraph Font"/>
-    <w:semiHidden/>
-    <w:rPr/>
-  </w:style>
-  <w:style w:type="character" w:styleId="C1">
-    <w:name w:val="Line Number"/>
-    <w:basedOn w:val="C0"/>
-    <w:semiHidden/>
-    <w:rPr/>
-  </w:style>
-  <w:style w:type="character" w:styleId="C2">
-    <w:name w:val="Hyperlink"/>
-    <w:rPr>
-      <w:color w:val="0000FF"/>
-      <w:u w:val="single"/>
-    </w:rPr>
-  </w:style>
-  <w:style w:type="character" w:styleId="C3">
-    <w:name w:val="Encabezado Car"/>
-    <w:basedOn w:val="C0"/>
-    <w:link w:val="P1"/>
-    <w:rPr/>
-  </w:style>
-  <w:style w:type="character" w:styleId="C4">
-    <w:name w:val="Pie de página Car"/>
-    <w:basedOn w:val="C0"/>
-    <w:link w:val="P2"/>
-    <w:rPr/>
-  </w:style>
-  <w:style w:type="character" w:styleId="C5">
-    <w:name w:val="Texto de globo Car"/>
-    <w:basedOn w:val="C0"/>
-    <w:link w:val="P3"/>
-    <w:semiHidden/>
-    <w:rPr>
-      <w:rFonts w:ascii="Tahoma" w:hAnsi="Tahoma" w:cs="Tahoma"/>
-      <w:sz w:val="16"/>
-      <w:szCs w:val="16"/>
-    </w:rPr>
-  </w:style>
-  <w:style w:type="character" w:styleId="C6">
-    <w:name w:val="Strong"/>
-    <w:basedOn w:val="C0"/>
-    <w:qFormat/>
-    <w:rPr>
-      <w:b w:val="1"/>
-      <w:bCs w:val="1"/>
-    </w:rPr>
-  </w:style>
-  <w:style w:type="character" w:styleId="C7">
-    <w:name w:val="Emphasis"/>
-    <w:basedOn w:val="C0"/>
-    <w:qFormat/>
-    <w:rPr>
-      <w:i w:val="1"/>
-      <w:iCs w:val="1"/>
-    </w:rPr>
-  </w:style>
-  <w:style w:type="character" w:styleId="C8">
-    <w:name w:val="Footnote Reference"/>
-    <w:semiHidden/>
-    <w:rPr>
-      <w:vertAlign w:val="superscript"/>
-    </w:rPr>
-  </w:style>
-  <w:style w:type="character" w:styleId="C9">
-    <w:name w:val="Footnote Text Char"/>
-    <w:link w:val="P5"/>
-    <w:semiHidden/>
-    <w:rPr>
-      <w:sz w:val="20"/>
-      <w:szCs w:val="20"/>
-    </w:rPr>
-  </w:style>
-  <w:style w:type="character" w:styleId="C10">
-    <w:name w:val="Endnote Reference"/>
-    <w:semiHidden/>
-    <w:rPr>
-      <w:vertAlign w:val="superscript"/>
-    </w:rPr>
-  </w:style>
-  <w:style w:type="character" w:styleId="C11">
-    <w:name w:val="Endnote Text Char"/>
-    <w:link w:val="P6"/>
-    <w:semiHidden/>
-    <w:rPr>
-      <w:sz w:val="20"/>
-      <w:szCs w:val="20"/>
-    </w:rPr>
-  </w:style>
-  <w:style w:type="table" w:styleId="T0" w:default="1">
-    <w:name w:val="Normal Table"/>
-    <w:semiHidden/>
+    <w:unhideWhenUsed/>
     <w:tblPr>
       <w:tblInd w:w="0" w:type="dxa"/>
       <w:tblCellMar>
@@ -3762,33 +4497,145 @@
         <w:right w:w="108" w:type="dxa"/>
       </w:tblCellMar>
     </w:tblPr>
-    <w:trPr/>
-    <w:tcPr/>
   </w:style>
-  <w:style w:type="table" w:styleId="T1">
-    <w:name w:val="Table Simple 1"/>
-    <w:basedOn w:val="T0"/>
+  <w:style w:type="numbering" w:default="1" w:styleId="Sinlista">
+    <w:name w:val="No List"/>
+    <w:uiPriority w:val="99"/>
+    <w:semiHidden/>
+    <w:unhideWhenUsed/>
+  </w:style>
+  <w:style w:type="paragraph" w:styleId="Encabezado">
+    <w:name w:val="header"/>
+    <w:basedOn w:val="Normal"/>
+    <w:link w:val="EncabezadoCar"/>
+    <w:uiPriority w:val="99"/>
+    <w:unhideWhenUsed/>
+    <w:rsid w:val="00365436"/>
+    <w:pPr>
+      <w:tabs>
+        <w:tab w:val="center" w:pos="4419"/>
+        <w:tab w:val="right" w:pos="8838"/>
+      </w:tabs>
+      <w:spacing w:after="0" w:line="240" w:lineRule="auto"/>
+    </w:pPr>
+  </w:style>
+  <w:style w:type="character" w:customStyle="1" w:styleId="EncabezadoCar">
+    <w:name w:val="Encabezado Car"/>
+    <w:basedOn w:val="Fuentedeprrafopredeter"/>
+    <w:link w:val="Encabezado"/>
+    <w:uiPriority w:val="99"/>
+    <w:rsid w:val="00365436"/>
+  </w:style>
+  <w:style w:type="paragraph" w:styleId="Piedepgina">
+    <w:name w:val="footer"/>
+    <w:basedOn w:val="Normal"/>
+    <w:link w:val="PiedepginaCar"/>
+    <w:uiPriority w:val="99"/>
+    <w:unhideWhenUsed/>
+    <w:rsid w:val="00365436"/>
+    <w:pPr>
+      <w:tabs>
+        <w:tab w:val="center" w:pos="4419"/>
+        <w:tab w:val="right" w:pos="8838"/>
+      </w:tabs>
+      <w:spacing w:after="0" w:line="240" w:lineRule="auto"/>
+    </w:pPr>
+  </w:style>
+  <w:style w:type="character" w:customStyle="1" w:styleId="PiedepginaCar">
+    <w:name w:val="Pie de página Car"/>
+    <w:basedOn w:val="Fuentedeprrafopredeter"/>
+    <w:link w:val="Piedepgina"/>
+    <w:uiPriority w:val="99"/>
+    <w:rsid w:val="00365436"/>
+  </w:style>
+  <w:style w:type="paragraph" w:styleId="Textodeglobo">
+    <w:name w:val="Balloon Text"/>
+    <w:basedOn w:val="Normal"/>
+    <w:link w:val="TextodegloboCar"/>
+    <w:uiPriority w:val="99"/>
+    <w:semiHidden/>
+    <w:unhideWhenUsed/>
+    <w:rsid w:val="00365436"/>
+    <w:pPr>
+      <w:spacing w:after="0" w:line="240" w:lineRule="auto"/>
+    </w:pPr>
+    <w:rPr>
+      <w:rFonts w:ascii="Tahoma" w:hAnsi="Tahoma" w:cs="Tahoma"/>
+      <w:sz w:val="16"/>
+      <w:szCs w:val="16"/>
+    </w:rPr>
+  </w:style>
+  <w:style w:type="character" w:customStyle="1" w:styleId="TextodegloboCar">
+    <w:name w:val="Texto de globo Car"/>
+    <w:basedOn w:val="Fuentedeprrafopredeter"/>
+    <w:link w:val="Textodeglobo"/>
+    <w:uiPriority w:val="99"/>
+    <w:semiHidden/>
+    <w:rsid w:val="00365436"/>
+    <w:rPr>
+      <w:rFonts w:ascii="Tahoma" w:hAnsi="Tahoma" w:cs="Tahoma"/>
+      <w:sz w:val="16"/>
+      <w:szCs w:val="16"/>
+    </w:rPr>
+  </w:style>
+  <w:style w:type="paragraph" w:styleId="NormalWeb">
+    <w:name w:val="Normal (Web)"/>
+    <w:basedOn w:val="Normal"/>
+    <w:uiPriority w:val="99"/>
+    <w:semiHidden/>
+    <w:unhideWhenUsed/>
+    <w:rsid w:val="008F5C34"/>
+    <w:pPr>
+      <w:spacing w:before="100" w:beforeAutospacing="1" w:after="100" w:afterAutospacing="1" w:line="240" w:lineRule="auto"/>
+    </w:pPr>
+    <w:rPr>
+      <w:rFonts w:ascii="Times New Roman" w:eastAsia="Times New Roman" w:hAnsi="Times New Roman" w:cs="Times New Roman"/>
+      <w:color w:val="auto"/>
+      <w:sz w:val="24"/>
+      <w:szCs w:val="24"/>
+      <w:lang w:eastAsia="es-CO"/>
+    </w:rPr>
+  </w:style>
+  <w:style w:type="character" w:styleId="Fuerte">
+    <w:name w:val="Strong"/>
+    <w:basedOn w:val="Fuentedeprrafopredeter"/>
+    <w:uiPriority w:val="22"/>
+    <w:qFormat/>
+    <w:rsid w:val="008F5C34"/>
+    <w:rPr>
+      <w:b/>
+      <w:bCs/>
+    </w:rPr>
+  </w:style>
+  <w:style w:type="character" w:styleId="nfasis">
+    <w:name w:val="Emphasis"/>
+    <w:basedOn w:val="Fuentedeprrafopredeter"/>
+    <w:uiPriority w:val="20"/>
+    <w:qFormat/>
+    <w:rsid w:val="008F5C34"/>
+    <w:rPr>
+      <w:i/>
+      <w:iCs/>
+    </w:rPr>
+  </w:style>
+  <w:style w:type="table" w:styleId="Tablaconcuadrcula">
+    <w:name w:val="Table Grid"/>
+    <w:basedOn w:val="Tablanormal"/>
+    <w:uiPriority w:val="59"/>
+    <w:rsid w:val="00314340"/>
+    <w:pPr>
+      <w:spacing w:after="0" w:line="240" w:lineRule="auto"/>
+    </w:pPr>
     <w:tblPr>
       <w:tblBorders>
-        <w:top w:val="single" w:sz="4" w:space="0" w:shadow="0" w:frame="0" w:color="000000"/>
-        <w:left w:val="single" w:sz="4" w:space="0" w:shadow="0" w:frame="0" w:color="000000"/>
-        <w:bottom w:val="single" w:sz="4" w:space="0" w:shadow="0" w:frame="0" w:color="000000"/>
-        <w:right w:val="single" w:sz="4" w:space="0" w:shadow="0" w:frame="0" w:color="000000"/>
-        <w:insideH w:val="single" w:sz="4" w:space="0" w:shadow="0" w:frame="0" w:color="000000"/>
-        <w:insideV w:val="single" w:sz="4" w:space="0" w:shadow="0" w:frame="0" w:color="000000"/>
+        <w:top w:val="single" w:sz="4" w:space="0" w:color="auto"/>
+        <w:left w:val="single" w:sz="4" w:space="0" w:color="auto"/>
+        <w:bottom w:val="single" w:sz="4" w:space="0" w:color="auto"/>
+        <w:right w:val="single" w:sz="4" w:space="0" w:color="auto"/>
+        <w:insideH w:val="single" w:sz="4" w:space="0" w:color="auto"/>
+        <w:insideV w:val="single" w:sz="4" w:space="0" w:color="auto"/>
       </w:tblBorders>
-      <w:tblCellMar>
-        <w:top w:w="0" w:type="dxa"/>
-        <w:left w:w="108" w:type="dxa"/>
-        <w:bottom w:w="0" w:type="dxa"/>
-        <w:right w:w="108" w:type="dxa"/>
-      </w:tblCellMar>
     </w:tblPr>
-    <w:trPr/>
-    <w:tcPr/>
-  </w:style>
-  <w:style w:type="numbering" w:styleId="N0">
-    <w:name w:val="No List"/>
   </w:style>
 </w:styles>
 </file>
@@ -3933,7 +4780,6 @@
             </a:gs>
           </a:gsLst>
           <a:lin ang="16200000" scaled="1"/>
-          <a:tileRect/>
         </a:gradFill>
         <a:gradFill rotWithShape="1">
           <a:gsLst>
@@ -3957,11 +4803,10 @@
             </a:gs>
           </a:gsLst>
           <a:lin ang="16200000" scaled="0"/>
-          <a:tileRect/>
         </a:gradFill>
       </a:fillStyleLst>
       <a:lnStyleLst>
-        <a:ln w="9525" cmpd="sng" algn="ctr">
+        <a:ln w="9525" cap="flat" cmpd="sng" algn="ctr">
           <a:solidFill>
             <a:schemeClr val="phClr">
               <a:shade val="95000"/>
@@ -3970,13 +4815,13 @@
           </a:solidFill>
           <a:prstDash val="solid"/>
         </a:ln>
-        <a:ln w="25400" cmpd="sng" algn="ctr">
+        <a:ln w="25400" cap="flat" cmpd="sng" algn="ctr">
           <a:solidFill>
             <a:schemeClr val="phClr"/>
           </a:solidFill>
           <a:prstDash val="solid"/>
         </a:ln>
-        <a:ln w="38100" cmpd="sng" algn="ctr">
+        <a:ln w="38100" cap="flat" cmpd="sng" algn="ctr">
           <a:solidFill>
             <a:schemeClr val="phClr"/>
           </a:solidFill>
@@ -4052,7 +4897,6 @@
           <a:path path="circle">
             <a:fillToRect l="50000" t="-80000" r="50000" b="180000"/>
           </a:path>
-          <a:tileRect/>
         </a:gradFill>
         <a:gradFill rotWithShape="1">
           <a:gsLst>
@@ -4072,10 +4916,23 @@
           <a:path path="circle">
             <a:fillToRect l="50000" t="50000" r="50000" b="50000"/>
           </a:path>
-          <a:tileRect/>
         </a:gradFill>
       </a:bgFillStyleLst>
     </a:fmtScheme>
   </a:themeElements>
+  <a:objectDefaults/>
+  <a:extraClrSchemeLst/>
 </a:theme>
+</file>
+
+<file path=customXml/item1.xml><?xml version="1.0" encoding="utf-8"?>
+<b:Sources xmlns:b="http://schemas.openxmlformats.org/officeDocument/2006/bibliography" xmlns="http://schemas.openxmlformats.org/officeDocument/2006/bibliography" SelectedStyle="\APA.XSL" StyleName="APA"/>
+</file>
+
+<file path=customXml/itemProps1.xml><?xml version="1.0" encoding="utf-8"?>
+<ds:datastoreItem xmlns:ds="http://schemas.openxmlformats.org/officeDocument/2006/customXml" ds:itemID="{73CAB97E-8C2F-4501-9BEA-DE7E8AFFCFEE}">
+  <ds:schemaRefs>
+    <ds:schemaRef ds:uri="http://schemas.openxmlformats.org/officeDocument/2006/bibliography"/>
+  </ds:schemaRefs>
+</ds:datastoreItem>
 </file>